--- a/17. SJL - LIT.docx
+++ b/17. SJL - LIT.docx
@@ -1,6 +1,6 @@
 
 <file path=word/document.xml><?xml version="1.0" encoding="utf-8"?>
-<w:document xmlns:wpc="http://schemas.microsoft.com/office/word/2010/wordprocessingCanvas" xmlns:cx="http://schemas.microsoft.com/office/drawing/2014/chartex" xmlns:cx1="http://schemas.microsoft.com/office/drawing/2015/9/8/chartex" xmlns:cx2="http://schemas.microsoft.com/office/drawing/2015/10/21/chartex" xmlns:cx3="http://schemas.microsoft.com/office/drawing/2016/5/9/chartex" xmlns:cx4="http://schemas.microsoft.com/office/drawing/2016/5/10/chartex" xmlns:cx5="http://schemas.microsoft.com/office/drawing/2016/5/11/chartex" xmlns:cx6="http://schemas.microsoft.com/office/drawing/2016/5/12/chartex" xmlns:cx7="http://schemas.microsoft.com/office/drawing/2016/5/13/chartex" xmlns:cx8="http://schemas.microsoft.com/office/drawing/2016/5/14/chartex" xmlns:mc="http://schemas.openxmlformats.org/markup-compatibility/2006" xmlns:aink="http://schemas.microsoft.com/office/drawing/2016/ink" xmlns:am3d="http://schemas.microsoft.com/office/drawing/2017/model3d" xmlns:o="urn:schemas-microsoft-com:office:office" xmlns:r="http://schemas.openxmlformats.org/officeDocument/2006/relationships" xmlns:m="http://schemas.openxmlformats.org/officeDocument/2006/math" xmlns:v="urn:schemas-microsoft-com:vml" xmlns:wp14="http://schemas.microsoft.com/office/word/2010/wordprocessingDrawing" xmlns:wp="http://schemas.openxmlformats.org/drawingml/2006/wordprocessingDrawing" xmlns:w10="urn:schemas-microsoft-com:office:word" xmlns:w="http://schemas.openxmlformats.org/wordprocessingml/2006/main" xmlns:w14="http://schemas.microsoft.com/office/word/2010/wordml" xmlns:w15="http://schemas.microsoft.com/office/word/2012/wordml" xmlns:w16cex="http://schemas.microsoft.com/office/word/2018/wordml/cex" xmlns:w16cid="http://schemas.microsoft.com/office/word/2016/wordml/cid" xmlns:w16="http://schemas.microsoft.com/office/word/2018/wordml" xmlns:w16sdtdh="http://schemas.microsoft.com/office/word/2020/wordml/sdtdatahash" xmlns:w16se="http://schemas.microsoft.com/office/word/2015/wordml/symex" xmlns:wpg="http://schemas.microsoft.com/office/word/2010/wordprocessingGroup" xmlns:wpi="http://schemas.microsoft.com/office/word/2010/wordprocessingInk" xmlns:wne="http://schemas.microsoft.com/office/word/2006/wordml" xmlns:wps="http://schemas.microsoft.com/office/word/2010/wordprocessingShape" mc:Ignorable="w14 w15 w16se w16cid w16 w16cex w16sdtdh wp14">
+<w:document xmlns:wpc="http://schemas.microsoft.com/office/word/2010/wordprocessingCanvas" xmlns:cx="http://schemas.microsoft.com/office/drawing/2014/chartex" xmlns:cx1="http://schemas.microsoft.com/office/drawing/2015/9/8/chartex" xmlns:cx2="http://schemas.microsoft.com/office/drawing/2015/10/21/chartex" xmlns:cx3="http://schemas.microsoft.com/office/drawing/2016/5/9/chartex" xmlns:cx4="http://schemas.microsoft.com/office/drawing/2016/5/10/chartex" xmlns:cx5="http://schemas.microsoft.com/office/drawing/2016/5/11/chartex" xmlns:cx6="http://schemas.microsoft.com/office/drawing/2016/5/12/chartex" xmlns:cx7="http://schemas.microsoft.com/office/drawing/2016/5/13/chartex" xmlns:cx8="http://schemas.microsoft.com/office/drawing/2016/5/14/chartex" xmlns:mc="http://schemas.openxmlformats.org/markup-compatibility/2006" xmlns:aink="http://schemas.microsoft.com/office/drawing/2016/ink" xmlns:am3d="http://schemas.microsoft.com/office/drawing/2017/model3d" xmlns:o="urn:schemas-microsoft-com:office:office" xmlns:oel="http://schemas.microsoft.com/office/2019/extlst" xmlns:r="http://schemas.openxmlformats.org/officeDocument/2006/relationships" xmlns:m="http://schemas.openxmlformats.org/officeDocument/2006/math" xmlns:v="urn:schemas-microsoft-com:vml" xmlns:wp14="http://schemas.microsoft.com/office/word/2010/wordprocessingDrawing" xmlns:wp="http://schemas.openxmlformats.org/drawingml/2006/wordprocessingDrawing" xmlns:w10="urn:schemas-microsoft-com:office:word" xmlns:w="http://schemas.openxmlformats.org/wordprocessingml/2006/main" xmlns:w14="http://schemas.microsoft.com/office/word/2010/wordml" xmlns:w15="http://schemas.microsoft.com/office/word/2012/wordml" xmlns:w16cex="http://schemas.microsoft.com/office/word/2018/wordml/cex" xmlns:w16cid="http://schemas.microsoft.com/office/word/2016/wordml/cid" xmlns:w16="http://schemas.microsoft.com/office/word/2018/wordml" xmlns:w16du="http://schemas.microsoft.com/office/word/2023/wordml/word16du" xmlns:w16sdtdh="http://schemas.microsoft.com/office/word/2020/wordml/sdtdatahash" xmlns:w16sdtfl="http://schemas.microsoft.com/office/word/2024/wordml/sdtformatlock" xmlns:w16se="http://schemas.microsoft.com/office/word/2015/wordml/symex" xmlns:wpg="http://schemas.microsoft.com/office/word/2010/wordprocessingGroup" xmlns:wpi="http://schemas.microsoft.com/office/word/2010/wordprocessingInk" xmlns:wne="http://schemas.microsoft.com/office/word/2006/wordml" xmlns:wps="http://schemas.microsoft.com/office/word/2010/wordprocessingShape" mc:Ignorable="w14 w15 w16se w16cid w16 w16cex w16sdtdh w16sdtfl w16du wp14">
   <w:body>
     <w:p>
       <w:pPr>
@@ -363,21 +363,7 @@
         <w:rPr>
           <w:rFonts w:ascii="Times New Roman" w:hAnsi="Times New Roman"/>
         </w:rPr>
-        <w:t xml:space="preserve">F. </w:t>
-      </w:r>
-      <w:proofErr w:type="spellStart"/>
-      <w:r>
-        <w:rPr>
-          <w:rFonts w:ascii="Times New Roman" w:hAnsi="Times New Roman"/>
-        </w:rPr>
-        <w:t>Švantner</w:t>
-      </w:r>
-      <w:proofErr w:type="spellEnd"/>
-      <w:r>
-        <w:rPr>
-          <w:rFonts w:ascii="Times New Roman" w:hAnsi="Times New Roman"/>
-        </w:rPr>
-        <w:t xml:space="preserve"> </w:t>
+        <w:t xml:space="preserve">F. Švantner </w:t>
       </w:r>
       <w:r>
         <w:rPr>
@@ -389,16 +375,8 @@
         <w:rPr>
           <w:rFonts w:ascii="Times New Roman" w:hAnsi="Times New Roman"/>
         </w:rPr>
-        <w:t xml:space="preserve"> </w:t>
-      </w:r>
-      <w:proofErr w:type="spellStart"/>
-      <w:r>
-        <w:rPr>
-          <w:rFonts w:ascii="Times New Roman" w:hAnsi="Times New Roman"/>
-        </w:rPr>
-        <w:t>Malka</w:t>
-      </w:r>
-      <w:proofErr w:type="spellEnd"/>
+        <w:t xml:space="preserve"> Malka</w:t>
+      </w:r>
     </w:p>
     <w:p>
       <w:pPr>
@@ -414,16 +392,8 @@
         <w:rPr>
           <w:rFonts w:ascii="Times New Roman" w:hAnsi="Times New Roman"/>
         </w:rPr>
-        <w:t xml:space="preserve">Vysvetliť pojmy </w:t>
-      </w:r>
-      <w:proofErr w:type="spellStart"/>
-      <w:r>
-        <w:rPr>
-          <w:rFonts w:ascii="Times New Roman" w:hAnsi="Times New Roman"/>
-        </w:rPr>
-        <w:t>animizácia</w:t>
-      </w:r>
-      <w:proofErr w:type="spellEnd"/>
+        <w:t>Vysvetliť pojmy animizácia</w:t>
+      </w:r>
       <w:r>
         <w:rPr>
           <w:rFonts w:ascii="Times New Roman" w:hAnsi="Times New Roman"/>
@@ -442,699 +412,880 @@
         </w:rPr>
         <w:t> </w:t>
       </w:r>
-      <w:proofErr w:type="spellStart"/>
       <w:r>
         <w:rPr>
           <w:rFonts w:ascii="Times New Roman" w:hAnsi="Times New Roman"/>
         </w:rPr>
         <w:t>Malke</w:t>
       </w:r>
-      <w:proofErr w:type="spellEnd"/>
-    </w:p>
-    <w:p>
-      <w:pPr>
-        <w:rPr>
-          <w:rFonts w:ascii="Times New Roman" w:hAnsi="Times New Roman"/>
-        </w:rPr>
-      </w:pPr>
-    </w:p>
-    <w:p>
-      <w:pPr>
-        <w:rPr>
-          <w:rFonts w:ascii="Times New Roman" w:hAnsi="Times New Roman"/>
-        </w:rPr>
-      </w:pPr>
-    </w:p>
-    <w:p>
-      <w:pPr>
-        <w:rPr>
-          <w:rFonts w:ascii="Times New Roman" w:hAnsi="Times New Roman"/>
-        </w:rPr>
-      </w:pPr>
-    </w:p>
-    <w:p>
-      <w:pPr>
-        <w:rPr>
-          <w:rFonts w:ascii="Times New Roman" w:hAnsi="Times New Roman"/>
-        </w:rPr>
-      </w:pPr>
-    </w:p>
-    <w:p>
-      <w:pPr>
-        <w:rPr>
-          <w:rFonts w:ascii="Times New Roman" w:hAnsi="Times New Roman"/>
-        </w:rPr>
-      </w:pPr>
-    </w:p>
-    <w:p>
-      <w:pPr>
-        <w:rPr>
-          <w:rFonts w:ascii="Times New Roman" w:hAnsi="Times New Roman"/>
-        </w:rPr>
-      </w:pPr>
-    </w:p>
-    <w:p>
-      <w:pPr>
-        <w:rPr>
-          <w:rFonts w:ascii="Times New Roman" w:hAnsi="Times New Roman"/>
-        </w:rPr>
-      </w:pPr>
-    </w:p>
-    <w:p>
-      <w:pPr>
-        <w:rPr>
-          <w:rFonts w:ascii="Times New Roman" w:hAnsi="Times New Roman"/>
-        </w:rPr>
-      </w:pPr>
-    </w:p>
-    <w:p>
-      <w:pPr>
-        <w:rPr>
-          <w:rFonts w:ascii="Times New Roman" w:hAnsi="Times New Roman"/>
-        </w:rPr>
-      </w:pPr>
-    </w:p>
-    <w:p>
-      <w:pPr>
-        <w:rPr>
-          <w:rFonts w:ascii="Times New Roman" w:hAnsi="Times New Roman"/>
-        </w:rPr>
-      </w:pPr>
-    </w:p>
-    <w:p>
-      <w:pPr>
-        <w:rPr>
-          <w:rFonts w:ascii="Times New Roman" w:hAnsi="Times New Roman"/>
-        </w:rPr>
-      </w:pPr>
-    </w:p>
-    <w:p>
-      <w:pPr>
-        <w:rPr>
-          <w:rFonts w:ascii="Times New Roman" w:hAnsi="Times New Roman"/>
-        </w:rPr>
-      </w:pPr>
-    </w:p>
-    <w:p>
-      <w:pPr>
-        <w:rPr>
-          <w:rFonts w:ascii="Times New Roman" w:hAnsi="Times New Roman"/>
-        </w:rPr>
-      </w:pPr>
-    </w:p>
-    <w:p>
-      <w:pPr>
-        <w:rPr>
-          <w:rFonts w:ascii="Times New Roman" w:hAnsi="Times New Roman"/>
-        </w:rPr>
-      </w:pPr>
-    </w:p>
-    <w:p>
-      <w:pPr>
-        <w:rPr>
-          <w:rFonts w:ascii="Times New Roman" w:hAnsi="Times New Roman"/>
-        </w:rPr>
-      </w:pPr>
-    </w:p>
-    <w:p>
-      <w:pPr>
-        <w:rPr>
-          <w:rFonts w:ascii="Times New Roman" w:hAnsi="Times New Roman"/>
-        </w:rPr>
-      </w:pPr>
-    </w:p>
-    <w:p>
-      <w:pPr>
-        <w:rPr>
-          <w:rFonts w:ascii="Times New Roman" w:hAnsi="Times New Roman"/>
-          <w:b/>
-          <w:bCs/>
-        </w:rPr>
-      </w:pPr>
-    </w:p>
-    <w:p>
-      <w:pPr>
-        <w:rPr>
-          <w:rFonts w:ascii="Times New Roman" w:hAnsi="Times New Roman"/>
-          <w:b/>
-          <w:bCs/>
-        </w:rPr>
-      </w:pPr>
-    </w:p>
-    <w:p>
-      <w:pPr>
-        <w:rPr>
-          <w:rFonts w:ascii="Times New Roman" w:hAnsi="Times New Roman"/>
-          <w:b/>
-          <w:bCs/>
-        </w:rPr>
-      </w:pPr>
-      <w:r>
-        <w:rPr>
-          <w:rFonts w:ascii="Times New Roman" w:hAnsi="Times New Roman"/>
-          <w:b/>
-          <w:bCs/>
-        </w:rPr>
-        <w:t>A/ Vety</w:t>
-      </w:r>
-    </w:p>
-    <w:p>
-      <w:pPr>
-        <w:spacing w:after="0"/>
-        <w:rPr>
-          <w:rFonts w:ascii="Arial" w:hAnsi="Arial" w:cs="Arial"/>
-          <w:b/>
-          <w:bCs/>
-          <w:color w:val="202122"/>
-          <w:shd w:val="clear" w:color="auto" w:fill="FFFFFF"/>
-        </w:rPr>
-      </w:pPr>
-      <w:r>
-        <w:rPr>
-          <w:rFonts w:ascii="Times New Roman" w:hAnsi="Times New Roman"/>
-          <w:b/>
-          <w:bCs/>
-        </w:rPr>
-        <w:t>Čo je veta?</w:t>
-      </w:r>
-      <w:r>
-        <w:rPr>
-          <w:rFonts w:ascii="Arial" w:hAnsi="Arial" w:cs="Arial"/>
-          <w:b/>
-          <w:bCs/>
-          <w:color w:val="202122"/>
-          <w:shd w:val="clear" w:color="auto" w:fill="FFFFFF"/>
-        </w:rPr>
-        <w:t xml:space="preserve"> </w:t>
+    </w:p>
+    <w:p>
+      <w:pPr>
+        <w:rPr>
+          <w:rFonts w:ascii="Times New Roman" w:hAnsi="Times New Roman"/>
+        </w:rPr>
+      </w:pPr>
+    </w:p>
+    <w:p>
+      <w:pPr>
+        <w:rPr>
+          <w:rFonts w:ascii="Times New Roman" w:hAnsi="Times New Roman"/>
+        </w:rPr>
+      </w:pPr>
+    </w:p>
+    <w:p>
+      <w:pPr>
+        <w:rPr>
+          <w:rFonts w:ascii="Times New Roman" w:hAnsi="Times New Roman"/>
+        </w:rPr>
+      </w:pPr>
+    </w:p>
+    <w:p>
+      <w:pPr>
+        <w:rPr>
+          <w:rFonts w:ascii="Times New Roman" w:hAnsi="Times New Roman"/>
+        </w:rPr>
+      </w:pPr>
+    </w:p>
+    <w:p>
+      <w:pPr>
+        <w:rPr>
+          <w:rFonts w:ascii="Times New Roman" w:hAnsi="Times New Roman"/>
+        </w:rPr>
+      </w:pPr>
+    </w:p>
+    <w:p>
+      <w:pPr>
+        <w:rPr>
+          <w:rFonts w:ascii="Times New Roman" w:hAnsi="Times New Roman"/>
+        </w:rPr>
+      </w:pPr>
+    </w:p>
+    <w:p>
+      <w:pPr>
+        <w:rPr>
+          <w:rFonts w:ascii="Times New Roman" w:hAnsi="Times New Roman"/>
+        </w:rPr>
+      </w:pPr>
+    </w:p>
+    <w:p>
+      <w:pPr>
+        <w:rPr>
+          <w:rFonts w:ascii="Times New Roman" w:hAnsi="Times New Roman"/>
+        </w:rPr>
+      </w:pPr>
+    </w:p>
+    <w:p>
+      <w:pPr>
+        <w:rPr>
+          <w:rFonts w:ascii="Times New Roman" w:hAnsi="Times New Roman"/>
+        </w:rPr>
+      </w:pPr>
+    </w:p>
+    <w:p>
+      <w:pPr>
+        <w:rPr>
+          <w:rFonts w:ascii="Times New Roman" w:hAnsi="Times New Roman"/>
+        </w:rPr>
+      </w:pPr>
+    </w:p>
+    <w:p>
+      <w:pPr>
+        <w:rPr>
+          <w:rFonts w:ascii="Times New Roman" w:hAnsi="Times New Roman"/>
+        </w:rPr>
+      </w:pPr>
+    </w:p>
+    <w:p>
+      <w:pPr>
+        <w:rPr>
+          <w:rFonts w:ascii="Times New Roman" w:hAnsi="Times New Roman"/>
+        </w:rPr>
+      </w:pPr>
+    </w:p>
+    <w:p>
+      <w:pPr>
+        <w:rPr>
+          <w:rFonts w:ascii="Times New Roman" w:hAnsi="Times New Roman"/>
+        </w:rPr>
+      </w:pPr>
+    </w:p>
+    <w:p>
+      <w:pPr>
+        <w:rPr>
+          <w:rFonts w:ascii="Times New Roman" w:hAnsi="Times New Roman"/>
+        </w:rPr>
+      </w:pPr>
+    </w:p>
+    <w:p>
+      <w:pPr>
+        <w:rPr>
+          <w:rFonts w:ascii="Times New Roman" w:hAnsi="Times New Roman"/>
+        </w:rPr>
+      </w:pPr>
+    </w:p>
+    <w:p>
+      <w:pPr>
+        <w:rPr>
+          <w:rFonts w:ascii="Times New Roman" w:hAnsi="Times New Roman"/>
+        </w:rPr>
+      </w:pPr>
+    </w:p>
+    <w:p>
+      <w:pPr>
+        <w:rPr>
+          <w:rFonts w:ascii="Times New Roman" w:hAnsi="Times New Roman"/>
+          <w:b/>
+          <w:bCs/>
+        </w:rPr>
+      </w:pPr>
+    </w:p>
+    <w:p>
+      <w:pPr>
+        <w:rPr>
+          <w:rFonts w:ascii="Times New Roman" w:hAnsi="Times New Roman"/>
+          <w:b/>
+          <w:bCs/>
+        </w:rPr>
+      </w:pPr>
+    </w:p>
+    <w:p>
+      <w:pPr>
+        <w:spacing w:after="0" w:line="240" w:lineRule="auto"/>
+        <w:contextualSpacing/>
+        <w:rPr>
+          <w:rFonts w:ascii="Times New Roman" w:eastAsiaTheme="minorHAnsi" w:hAnsi="Times New Roman"/>
+          <w:b/>
+          <w:bCs/>
+          <w:kern w:val="2"/>
+          <w14:ligatures w14:val="standardContextual"/>
+        </w:rPr>
+      </w:pPr>
+      <w:r>
+        <w:rPr>
+          <w:rFonts w:ascii="Times New Roman" w:eastAsiaTheme="minorHAnsi" w:hAnsi="Times New Roman"/>
+          <w:b/>
+          <w:bCs/>
+          <w:kern w:val="2"/>
+          <w:sz w:val="21"/>
+          <w:szCs w:val="21"/>
+          <w14:ligatures w14:val="standardContextual"/>
+        </w:rPr>
+        <w:lastRenderedPageBreak/>
+        <w:t xml:space="preserve">A/ </w:t>
+      </w:r>
+      <w:r>
+        <w:rPr>
+          <w:rFonts w:ascii="Times New Roman" w:eastAsiaTheme="minorHAnsi" w:hAnsi="Times New Roman"/>
+          <w:b/>
+          <w:bCs/>
+          <w:kern w:val="2"/>
+          <w14:ligatures w14:val="standardContextual"/>
+        </w:rPr>
+        <w:t>VETY</w:t>
       </w:r>
     </w:p>
     <w:p>
       <w:pPr>
         <w:numPr>
           <w:ilvl w:val="0"/>
-          <w:numId w:val="3"/>
+          <w:numId w:val="9"/>
         </w:numPr>
-        <w:spacing w:after="0"/>
-        <w:rPr>
-          <w:rFonts w:ascii="Times New Roman" w:hAnsi="Times New Roman"/>
-          <w:b/>
-          <w:bCs/>
-        </w:rPr>
-      </w:pPr>
-      <w:r>
-        <w:rPr>
-          <w:rFonts w:ascii="Times New Roman" w:hAnsi="Times New Roman"/>
-          <w:bCs/>
-          <w:color w:val="202122"/>
-          <w:shd w:val="clear" w:color="auto" w:fill="FFFFFF"/>
-        </w:rPr>
-        <w:t>Veta</w:t>
-      </w:r>
-      <w:r>
-        <w:rPr>
-          <w:rFonts w:ascii="Times New Roman" w:hAnsi="Times New Roman"/>
-          <w:color w:val="202122"/>
-          <w:shd w:val="clear" w:color="auto" w:fill="FFFFFF"/>
-        </w:rPr>
-        <w:t> je základná syntaktická jednotka s uceleným významom, </w:t>
-      </w:r>
-      <w:r>
-        <w:rPr>
-          <w:rFonts w:ascii="Times New Roman" w:hAnsi="Times New Roman"/>
-          <w:shd w:val="clear" w:color="auto" w:fill="FFFFFF"/>
-        </w:rPr>
-        <w:t>gramaticky</w:t>
-      </w:r>
-      <w:r>
-        <w:rPr>
-          <w:rFonts w:ascii="Times New Roman" w:hAnsi="Times New Roman"/>
-          <w:color w:val="202122"/>
-          <w:shd w:val="clear" w:color="auto" w:fill="FFFFFF"/>
-        </w:rPr>
-        <w:t> usporiadaná a </w:t>
-      </w:r>
-      <w:r>
-        <w:rPr>
-          <w:rFonts w:ascii="Times New Roman" w:hAnsi="Times New Roman"/>
-          <w:shd w:val="clear" w:color="auto" w:fill="FFFFFF"/>
-        </w:rPr>
-        <w:t>intonačne</w:t>
-      </w:r>
-      <w:r>
-        <w:rPr>
-          <w:rFonts w:ascii="Times New Roman" w:hAnsi="Times New Roman"/>
-          <w:color w:val="202122"/>
-          <w:shd w:val="clear" w:color="auto" w:fill="FFFFFF"/>
-        </w:rPr>
-        <w:t> uzavretá.</w:t>
-      </w:r>
-    </w:p>
-    <w:p>
-      <w:pPr>
-        <w:spacing w:after="0"/>
-        <w:ind w:left="720"/>
-        <w:rPr>
-          <w:rFonts w:ascii="Times New Roman" w:hAnsi="Times New Roman"/>
-          <w:b/>
-          <w:bCs/>
-        </w:rPr>
-      </w:pPr>
-    </w:p>
-    <w:p>
-      <w:pPr>
-        <w:spacing w:after="0"/>
-        <w:rPr>
-          <w:rFonts w:ascii="Times New Roman" w:hAnsi="Times New Roman"/>
-          <w:b/>
-          <w:bCs/>
-        </w:rPr>
-      </w:pPr>
-      <w:r>
-        <w:rPr>
-          <w:rFonts w:ascii="Times New Roman" w:hAnsi="Times New Roman"/>
-          <w:b/>
-          <w:bCs/>
-        </w:rPr>
-        <w:t>Vety podľa obsahu:</w:t>
+        <w:spacing w:after="0" w:line="240" w:lineRule="auto"/>
+        <w:contextualSpacing/>
+        <w:rPr>
+          <w:rFonts w:ascii="Times New Roman" w:eastAsiaTheme="minorHAnsi" w:hAnsi="Times New Roman"/>
+          <w:kern w:val="2"/>
+          <w14:ligatures w14:val="standardContextual"/>
+        </w:rPr>
+      </w:pPr>
+      <w:r>
+        <w:rPr>
+          <w:rFonts w:ascii="Times New Roman" w:eastAsiaTheme="minorHAnsi" w:hAnsi="Times New Roman"/>
+          <w:kern w:val="2"/>
+          <w14:ligatures w14:val="standardContextual"/>
+        </w:rPr>
+        <w:t>veta = syntaktická jednotka s uceleným významom, gramaticky usporiadaná a zvukovo uzavretá</w:t>
       </w:r>
     </w:p>
     <w:p>
       <w:pPr>
         <w:numPr>
           <w:ilvl w:val="0"/>
-          <w:numId w:val="3"/>
+          <w:numId w:val="9"/>
         </w:numPr>
-        <w:spacing w:after="0"/>
-        <w:rPr>
-          <w:rFonts w:ascii="Times New Roman" w:hAnsi="Times New Roman"/>
-          <w:b/>
-          <w:bCs/>
-        </w:rPr>
-      </w:pPr>
-      <w:r>
-        <w:rPr>
-          <w:rFonts w:ascii="Times New Roman" w:hAnsi="Times New Roman"/>
-          <w:b/>
-        </w:rPr>
-        <w:t>Oznamovacia</w:t>
-      </w:r>
-      <w:r>
-        <w:rPr>
-          <w:rFonts w:ascii="Times New Roman" w:hAnsi="Times New Roman"/>
-        </w:rPr>
-        <w:t xml:space="preserve"> – Obsahuje oznam. </w:t>
-      </w:r>
-      <w:r>
-        <w:rPr>
-          <w:rFonts w:ascii="Times New Roman" w:hAnsi="Times New Roman"/>
-          <w:color w:val="202122"/>
-          <w:shd w:val="clear" w:color="auto" w:fill="FFFFFF"/>
-        </w:rPr>
-        <w:t>Má klesavú melódiu. Na konci píšeme bodku.</w:t>
+        <w:spacing w:after="0" w:line="240" w:lineRule="auto"/>
+        <w:contextualSpacing/>
+        <w:rPr>
+          <w:rFonts w:ascii="Times New Roman" w:eastAsiaTheme="minorHAnsi" w:hAnsi="Times New Roman"/>
+          <w:kern w:val="2"/>
+          <w:u w:val="single"/>
+          <w14:ligatures w14:val="standardContextual"/>
+        </w:rPr>
+      </w:pPr>
+      <w:r>
+        <w:rPr>
+          <w:rFonts w:ascii="Times New Roman" w:eastAsiaTheme="minorHAnsi" w:hAnsi="Times New Roman"/>
+          <w:kern w:val="2"/>
+          <w:u w:val="single"/>
+          <w14:ligatures w14:val="standardContextual"/>
+        </w:rPr>
+        <w:t>klasifikácia viet:</w:t>
+      </w:r>
+    </w:p>
+    <w:p>
+      <w:pPr>
+        <w:numPr>
+          <w:ilvl w:val="1"/>
+          <w:numId w:val="10"/>
+        </w:numPr>
+        <w:spacing w:after="0" w:line="240" w:lineRule="auto"/>
+        <w:contextualSpacing/>
+        <w:rPr>
+          <w:rFonts w:ascii="Times New Roman" w:eastAsiaTheme="minorHAnsi" w:hAnsi="Times New Roman"/>
+          <w:kern w:val="2"/>
+          <w14:ligatures w14:val="standardContextual"/>
+        </w:rPr>
+      </w:pPr>
+      <w:r>
+        <w:rPr>
+          <w:rFonts w:ascii="Times New Roman" w:eastAsiaTheme="minorHAnsi" w:hAnsi="Times New Roman"/>
+          <w:kern w:val="2"/>
+          <w14:ligatures w14:val="standardContextual"/>
+        </w:rPr>
+        <w:t xml:space="preserve"> podľa </w:t>
+      </w:r>
+      <w:r>
+        <w:rPr>
+          <w:rFonts w:ascii="Times New Roman" w:eastAsiaTheme="minorHAnsi" w:hAnsi="Times New Roman"/>
+          <w:b/>
+          <w:bCs/>
+          <w:kern w:val="2"/>
+          <w14:ligatures w14:val="standardContextual"/>
+        </w:rPr>
+        <w:t>obsahu/modálnosti</w:t>
+      </w:r>
+      <w:r>
+        <w:rPr>
+          <w:rFonts w:ascii="Times New Roman" w:eastAsiaTheme="minorHAnsi" w:hAnsi="Times New Roman"/>
+          <w:kern w:val="2"/>
+          <w14:ligatures w14:val="standardContextual"/>
+        </w:rPr>
+        <w:t xml:space="preserve"> – oznamovacia, opytovacia, rozkazovacia, zvolacia, želacia</w:t>
+      </w:r>
+    </w:p>
+    <w:p>
+      <w:pPr>
+        <w:numPr>
+          <w:ilvl w:val="1"/>
+          <w:numId w:val="10"/>
+        </w:numPr>
+        <w:spacing w:after="0" w:line="240" w:lineRule="auto"/>
+        <w:contextualSpacing/>
+        <w:rPr>
+          <w:rFonts w:ascii="Times New Roman" w:eastAsiaTheme="minorHAnsi" w:hAnsi="Times New Roman"/>
+          <w:kern w:val="2"/>
+          <w14:ligatures w14:val="standardContextual"/>
+        </w:rPr>
+      </w:pPr>
+      <w:r>
+        <w:rPr>
+          <w:rFonts w:ascii="Times New Roman" w:eastAsiaTheme="minorHAnsi" w:hAnsi="Times New Roman"/>
+          <w:kern w:val="2"/>
+          <w14:ligatures w14:val="standardContextual"/>
+        </w:rPr>
+        <w:t xml:space="preserve"> podľa </w:t>
+      </w:r>
+      <w:r>
+        <w:rPr>
+          <w:rFonts w:ascii="Times New Roman" w:eastAsiaTheme="minorHAnsi" w:hAnsi="Times New Roman"/>
+          <w:b/>
+          <w:bCs/>
+          <w:kern w:val="2"/>
+          <w14:ligatures w14:val="standardContextual"/>
+        </w:rPr>
+        <w:t>členitosti</w:t>
+      </w:r>
+      <w:r>
+        <w:rPr>
+          <w:rFonts w:ascii="Times New Roman" w:eastAsiaTheme="minorHAnsi" w:hAnsi="Times New Roman"/>
+          <w:kern w:val="2"/>
+          <w14:ligatures w14:val="standardContextual"/>
+        </w:rPr>
+        <w:t xml:space="preserve"> – jednočlenná (slovesná a neslovesná), dvojčlenná (úplná a neúplná)</w:t>
+      </w:r>
+    </w:p>
+    <w:p>
+      <w:pPr>
+        <w:numPr>
+          <w:ilvl w:val="1"/>
+          <w:numId w:val="10"/>
+        </w:numPr>
+        <w:spacing w:after="0" w:line="240" w:lineRule="auto"/>
+        <w:contextualSpacing/>
+        <w:rPr>
+          <w:rFonts w:ascii="Times New Roman" w:eastAsiaTheme="minorHAnsi" w:hAnsi="Times New Roman"/>
+          <w:kern w:val="2"/>
+          <w14:ligatures w14:val="standardContextual"/>
+        </w:rPr>
+      </w:pPr>
+      <w:r>
+        <w:rPr>
+          <w:rFonts w:ascii="Times New Roman" w:eastAsiaTheme="minorHAnsi" w:hAnsi="Times New Roman"/>
+          <w:kern w:val="2"/>
+          <w14:ligatures w14:val="standardContextual"/>
+        </w:rPr>
+        <w:t xml:space="preserve"> podľa </w:t>
+      </w:r>
+      <w:r>
+        <w:rPr>
+          <w:rFonts w:ascii="Times New Roman" w:eastAsiaTheme="minorHAnsi" w:hAnsi="Times New Roman"/>
+          <w:b/>
+          <w:bCs/>
+          <w:kern w:val="2"/>
+          <w14:ligatures w14:val="standardContextual"/>
+        </w:rPr>
+        <w:t>zloženia</w:t>
+      </w:r>
+      <w:r>
+        <w:rPr>
+          <w:rFonts w:ascii="Times New Roman" w:eastAsiaTheme="minorHAnsi" w:hAnsi="Times New Roman"/>
+          <w:kern w:val="2"/>
+          <w14:ligatures w14:val="standardContextual"/>
+        </w:rPr>
+        <w:t xml:space="preserve"> – jednoduchá (holá a rozvitá), súvetie (jednoduché a zložené)</w:t>
+      </w:r>
+    </w:p>
+    <w:p>
+      <w:pPr>
+        <w:spacing w:after="0" w:line="240" w:lineRule="auto"/>
+        <w:rPr>
+          <w:rFonts w:ascii="Times New Roman" w:eastAsiaTheme="minorHAnsi" w:hAnsi="Times New Roman"/>
+          <w:b/>
+          <w:bCs/>
+          <w:kern w:val="2"/>
+          <w14:ligatures w14:val="standardContextual"/>
+        </w:rPr>
+      </w:pPr>
+      <w:r>
+        <w:rPr>
+          <w:rFonts w:ascii="Times New Roman" w:eastAsiaTheme="minorHAnsi" w:hAnsi="Times New Roman"/>
+          <w:b/>
+          <w:bCs/>
+          <w:kern w:val="2"/>
+          <w14:ligatures w14:val="standardContextual"/>
+        </w:rPr>
+        <w:t>Vety podľa obsahu</w:t>
       </w:r>
     </w:p>
     <w:p>
       <w:pPr>
         <w:numPr>
           <w:ilvl w:val="0"/>
-          <w:numId w:val="3"/>
+          <w:numId w:val="11"/>
         </w:numPr>
         <w:spacing w:after="0" w:line="240" w:lineRule="auto"/>
-        <w:rPr>
-          <w:rFonts w:ascii="Times New Roman" w:hAnsi="Times New Roman"/>
-          <w:b/>
-          <w:bCs/>
-        </w:rPr>
-      </w:pPr>
-      <w:r>
-        <w:rPr>
-          <w:rFonts w:ascii="Times New Roman" w:hAnsi="Times New Roman"/>
-          <w:b/>
-        </w:rPr>
-        <w:t>Opytovacia</w:t>
-      </w:r>
-      <w:r>
-        <w:rPr>
-          <w:rFonts w:ascii="Times New Roman" w:hAnsi="Times New Roman"/>
-        </w:rPr>
-        <w:t xml:space="preserve"> - </w:t>
-      </w:r>
-      <w:r>
-        <w:rPr>
-          <w:rFonts w:ascii="Times New Roman" w:hAnsi="Times New Roman"/>
-          <w:color w:val="202122"/>
-          <w:shd w:val="clear" w:color="auto" w:fill="FFFFFF"/>
-        </w:rPr>
-        <w:t>Obsahuje otázku. Má stúpavú alebo klesavú melódiu, klesavú keď sa začína opytovacími zámenami, stúpavú keď niečo zisťujeme. Na konci píšeme otáznik</w:t>
+        <w:contextualSpacing/>
+        <w:rPr>
+          <w:rFonts w:ascii="Times New Roman" w:eastAsiaTheme="minorHAnsi" w:hAnsi="Times New Roman"/>
+          <w:kern w:val="2"/>
+          <w14:ligatures w14:val="standardContextual"/>
+        </w:rPr>
+      </w:pPr>
+      <w:r>
+        <w:rPr>
+          <w:rFonts w:ascii="Times New Roman" w:eastAsiaTheme="minorHAnsi" w:hAnsi="Times New Roman"/>
+          <w:b/>
+          <w:bCs/>
+          <w:i/>
+          <w:iCs/>
+          <w:kern w:val="2"/>
+          <w14:ligatures w14:val="standardContextual"/>
+        </w:rPr>
+        <w:t>oznamovacia</w:t>
+      </w:r>
+      <w:r>
+        <w:rPr>
+          <w:rFonts w:ascii="Times New Roman" w:eastAsiaTheme="minorHAnsi" w:hAnsi="Times New Roman"/>
+          <w:kern w:val="2"/>
+          <w14:ligatures w14:val="standardContextual"/>
+        </w:rPr>
+        <w:t xml:space="preserve"> – bezpríznaková, vo všetkých JŠ; na konci vety bodka</w:t>
       </w:r>
     </w:p>
     <w:p>
       <w:pPr>
         <w:numPr>
           <w:ilvl w:val="0"/>
-          <w:numId w:val="3"/>
+          <w:numId w:val="11"/>
         </w:numPr>
-        <w:spacing w:after="0"/>
-        <w:rPr>
-          <w:rFonts w:ascii="Times New Roman" w:hAnsi="Times New Roman"/>
-          <w:b/>
-          <w:bCs/>
-        </w:rPr>
-      </w:pPr>
-      <w:r>
-        <w:rPr>
-          <w:rFonts w:ascii="Times New Roman" w:hAnsi="Times New Roman"/>
-          <w:b/>
-        </w:rPr>
-        <w:t>Rozkazovacia</w:t>
-      </w:r>
-      <w:r>
-        <w:rPr>
-          <w:rFonts w:ascii="Times New Roman" w:hAnsi="Times New Roman"/>
-        </w:rPr>
-        <w:t xml:space="preserve"> - </w:t>
-      </w:r>
-      <w:r>
-        <w:rPr>
-          <w:rFonts w:ascii="Times New Roman" w:hAnsi="Times New Roman"/>
-          <w:color w:val="202122"/>
-          <w:shd w:val="clear" w:color="auto" w:fill="FFFFFF"/>
-        </w:rPr>
-        <w:t>Vyjadruje rozkaz. Má klesavú melódiu. Na konci píšeme výkričník.</w:t>
+        <w:spacing w:after="0" w:line="240" w:lineRule="auto"/>
+        <w:contextualSpacing/>
+        <w:rPr>
+          <w:rFonts w:ascii="Times New Roman" w:eastAsiaTheme="minorHAnsi" w:hAnsi="Times New Roman"/>
+          <w:kern w:val="2"/>
+          <w14:ligatures w14:val="standardContextual"/>
+        </w:rPr>
+      </w:pPr>
+      <w:r>
+        <w:rPr>
+          <w:rFonts w:ascii="Times New Roman" w:eastAsiaTheme="minorHAnsi" w:hAnsi="Times New Roman"/>
+          <w:b/>
+          <w:bCs/>
+          <w:i/>
+          <w:iCs/>
+          <w:kern w:val="2"/>
+          <w14:ligatures w14:val="standardContextual"/>
+        </w:rPr>
+        <w:t>rozkazovacia</w:t>
+      </w:r>
+      <w:r>
+        <w:rPr>
+          <w:rFonts w:ascii="Times New Roman" w:eastAsiaTheme="minorHAnsi" w:hAnsi="Times New Roman"/>
+          <w:kern w:val="2"/>
+          <w14:ligatures w14:val="standardContextual"/>
+        </w:rPr>
+        <w:t xml:space="preserve"> – častá v administratíve; na konci vety výkričník (</w:t>
+      </w:r>
+      <w:r>
+        <w:rPr>
+          <w:rFonts w:ascii="Times New Roman" w:eastAsiaTheme="minorHAnsi" w:hAnsi="Times New Roman"/>
+          <w:i/>
+          <w:iCs/>
+          <w:kern w:val="2"/>
+          <w14:ligatures w14:val="standardContextual"/>
+        </w:rPr>
+        <w:t>Nevykláňať sa z okien! Neparkovať!</w:t>
+      </w:r>
+      <w:r>
+        <w:rPr>
+          <w:rFonts w:ascii="Times New Roman" w:eastAsiaTheme="minorHAnsi" w:hAnsi="Times New Roman"/>
+          <w:kern w:val="2"/>
+          <w14:ligatures w14:val="standardContextual"/>
+        </w:rPr>
+        <w:t>)</w:t>
       </w:r>
     </w:p>
     <w:p>
       <w:pPr>
         <w:numPr>
           <w:ilvl w:val="0"/>
-          <w:numId w:val="3"/>
+          <w:numId w:val="11"/>
         </w:numPr>
-        <w:spacing w:after="0"/>
-        <w:rPr>
-          <w:rFonts w:ascii="Times New Roman" w:hAnsi="Times New Roman"/>
-          <w:b/>
-          <w:bCs/>
-        </w:rPr>
-      </w:pPr>
-      <w:r>
-        <w:rPr>
-          <w:rFonts w:ascii="Times New Roman" w:hAnsi="Times New Roman"/>
-          <w:b/>
-        </w:rPr>
-        <w:t>Želacia</w:t>
-      </w:r>
-      <w:r>
-        <w:rPr>
-          <w:rFonts w:ascii="Times New Roman" w:hAnsi="Times New Roman"/>
-        </w:rPr>
-        <w:t xml:space="preserve"> - </w:t>
-      </w:r>
-      <w:r>
-        <w:rPr>
-          <w:rFonts w:ascii="Times New Roman" w:hAnsi="Times New Roman"/>
-          <w:color w:val="202122"/>
-          <w:shd w:val="clear" w:color="auto" w:fill="FFFFFF"/>
-        </w:rPr>
-        <w:t>Vyjadruje želanie. Má stúpavo-klesavú melódiu. Na konci píšeme výkričník.</w:t>
-      </w:r>
-    </w:p>
-    <w:p>
-      <w:pPr>
-        <w:spacing w:after="0"/>
-        <w:ind w:left="720"/>
-        <w:rPr>
-          <w:rFonts w:ascii="Times New Roman" w:hAnsi="Times New Roman"/>
-          <w:b/>
-          <w:bCs/>
-        </w:rPr>
-      </w:pPr>
-    </w:p>
-    <w:p>
-      <w:pPr>
-        <w:pStyle w:val="ListParagraph"/>
-        <w:ind w:left="0"/>
-        <w:rPr>
-          <w:rFonts w:ascii="Times New Roman" w:hAnsi="Times New Roman"/>
-          <w:b/>
-        </w:rPr>
-      </w:pPr>
-      <w:r>
-        <w:rPr>
-          <w:rFonts w:ascii="Times New Roman" w:hAnsi="Times New Roman"/>
-          <w:b/>
-        </w:rPr>
-        <w:t xml:space="preserve">Využitie viet v jazykových štýloch: </w:t>
-      </w:r>
-    </w:p>
-    <w:p>
-      <w:pPr>
-        <w:pStyle w:val="ListParagraph"/>
+        <w:spacing w:after="0" w:line="240" w:lineRule="auto"/>
+        <w:contextualSpacing/>
+        <w:rPr>
+          <w:rFonts w:ascii="Times New Roman" w:eastAsiaTheme="minorHAnsi" w:hAnsi="Times New Roman"/>
+          <w:kern w:val="2"/>
+          <w14:ligatures w14:val="standardContextual"/>
+        </w:rPr>
+      </w:pPr>
+      <w:r>
+        <w:rPr>
+          <w:rFonts w:ascii="Times New Roman" w:eastAsiaTheme="minorHAnsi" w:hAnsi="Times New Roman"/>
+          <w:b/>
+          <w:bCs/>
+          <w:i/>
+          <w:iCs/>
+          <w:kern w:val="2"/>
+          <w14:ligatures w14:val="standardContextual"/>
+        </w:rPr>
+        <w:t>opytovacia</w:t>
+      </w:r>
+      <w:r>
+        <w:rPr>
+          <w:rFonts w:ascii="Times New Roman" w:eastAsiaTheme="minorHAnsi" w:hAnsi="Times New Roman"/>
+          <w:kern w:val="2"/>
+          <w14:ligatures w14:val="standardContextual"/>
+        </w:rPr>
+        <w:t xml:space="preserve"> – zisťovacia (</w:t>
+      </w:r>
+      <w:r>
+        <w:rPr>
+          <w:rFonts w:ascii="Times New Roman" w:eastAsiaTheme="minorHAnsi" w:hAnsi="Times New Roman"/>
+          <w:i/>
+          <w:iCs/>
+          <w:kern w:val="2"/>
+          <w14:ligatures w14:val="standardContextual"/>
+        </w:rPr>
+        <w:t>Príde mama?</w:t>
+      </w:r>
+      <w:r>
+        <w:rPr>
+          <w:rFonts w:ascii="Times New Roman" w:eastAsiaTheme="minorHAnsi" w:hAnsi="Times New Roman"/>
+          <w:kern w:val="2"/>
+          <w14:ligatures w14:val="standardContextual"/>
+        </w:rPr>
+        <w:t>), doplňovacia (</w:t>
+      </w:r>
+      <w:r>
+        <w:rPr>
+          <w:rFonts w:ascii="Times New Roman" w:eastAsiaTheme="minorHAnsi" w:hAnsi="Times New Roman"/>
+          <w:i/>
+          <w:iCs/>
+          <w:kern w:val="2"/>
+          <w14:ligatures w14:val="standardContextual"/>
+        </w:rPr>
+        <w:t>Kto príde?</w:t>
+      </w:r>
+      <w:r>
+        <w:rPr>
+          <w:rFonts w:ascii="Times New Roman" w:eastAsiaTheme="minorHAnsi" w:hAnsi="Times New Roman"/>
+          <w:kern w:val="2"/>
+          <w14:ligatures w14:val="standardContextual"/>
+        </w:rPr>
+        <w:t>); na konci vety otáznik</w:t>
+      </w:r>
+    </w:p>
+    <w:p>
+      <w:pPr>
         <w:numPr>
           <w:ilvl w:val="0"/>
-          <w:numId w:val="1"/>
+          <w:numId w:val="11"/>
         </w:numPr>
         <w:spacing w:after="0" w:line="240" w:lineRule="auto"/>
-        <w:rPr>
-          <w:rFonts w:ascii="Times New Roman" w:hAnsi="Times New Roman"/>
-        </w:rPr>
-      </w:pPr>
-      <w:r>
-        <w:rPr>
-          <w:rFonts w:ascii="Times New Roman" w:hAnsi="Times New Roman"/>
-          <w:b/>
-        </w:rPr>
-        <w:t>O</w:t>
-      </w:r>
-      <w:r>
-        <w:rPr>
-          <w:rFonts w:ascii="Times New Roman" w:hAnsi="Times New Roman"/>
-          <w:b/>
-        </w:rPr>
-        <w:t>dborný štýl</w:t>
-      </w:r>
-      <w:r>
-        <w:rPr>
-          <w:rFonts w:ascii="Times New Roman" w:hAnsi="Times New Roman"/>
-        </w:rPr>
-        <w:t xml:space="preserve"> – oznamovacie vety</w:t>
+        <w:contextualSpacing/>
+        <w:rPr>
+          <w:rFonts w:ascii="Times New Roman" w:eastAsiaTheme="minorHAnsi" w:hAnsi="Times New Roman"/>
+          <w:i/>
+          <w:iCs/>
+          <w:kern w:val="2"/>
+          <w14:ligatures w14:val="standardContextual"/>
+        </w:rPr>
+      </w:pPr>
+      <w:r>
+        <w:rPr>
+          <w:rFonts w:ascii="Times New Roman" w:eastAsiaTheme="minorHAnsi" w:hAnsi="Times New Roman"/>
+          <w:b/>
+          <w:bCs/>
+          <w:i/>
+          <w:iCs/>
+          <w:kern w:val="2"/>
+          <w14:ligatures w14:val="standardContextual"/>
+        </w:rPr>
+        <w:t>želacia</w:t>
+      </w:r>
+      <w:r>
+        <w:rPr>
+          <w:rFonts w:ascii="Times New Roman" w:eastAsiaTheme="minorHAnsi" w:hAnsi="Times New Roman"/>
+          <w:kern w:val="2"/>
+          <w14:ligatures w14:val="standardContextual"/>
+        </w:rPr>
+        <w:t xml:space="preserve"> – vyjadruje želanie, výzvu, obsahujú pobádaciu časticu </w:t>
+      </w:r>
+      <w:r>
+        <w:rPr>
+          <w:rFonts w:ascii="Times New Roman" w:eastAsiaTheme="minorHAnsi" w:hAnsi="Times New Roman"/>
+          <w:i/>
+          <w:iCs/>
+          <w:kern w:val="2"/>
+          <w14:ligatures w14:val="standardContextual"/>
+        </w:rPr>
+        <w:t xml:space="preserve">kiež, keby bodaj; </w:t>
+      </w:r>
+      <w:r>
+        <w:rPr>
+          <w:rFonts w:ascii="Times New Roman" w:eastAsiaTheme="minorHAnsi" w:hAnsi="Times New Roman"/>
+          <w:kern w:val="2"/>
+          <w14:ligatures w14:val="standardContextual"/>
+        </w:rPr>
+        <w:t>na konci vety bodka al výkričník</w:t>
       </w:r>
     </w:p>
     <w:p>
       <w:pPr>
         <w:numPr>
           <w:ilvl w:val="0"/>
-          <w:numId w:val="1"/>
+          <w:numId w:val="11"/>
         </w:numPr>
         <w:spacing w:after="0" w:line="240" w:lineRule="auto"/>
-        <w:rPr>
-          <w:rFonts w:ascii="Times New Roman" w:hAnsi="Times New Roman"/>
-        </w:rPr>
-      </w:pPr>
-      <w:r>
-        <w:rPr>
-          <w:rFonts w:ascii="Times New Roman" w:hAnsi="Times New Roman"/>
-          <w:b/>
-        </w:rPr>
-        <w:t>Administratívny štýl</w:t>
-      </w:r>
-      <w:r>
-        <w:rPr>
-          <w:rFonts w:ascii="Times New Roman" w:hAnsi="Times New Roman"/>
-        </w:rPr>
-        <w:t xml:space="preserve"> – oznamovacie a rozkazovacie vety, najmä v neurčitku</w:t>
+        <w:contextualSpacing/>
+        <w:rPr>
+          <w:rFonts w:ascii="Times New Roman" w:eastAsiaTheme="minorHAnsi" w:hAnsi="Times New Roman"/>
+          <w:i/>
+          <w:iCs/>
+          <w:kern w:val="2"/>
+          <w14:ligatures w14:val="standardContextual"/>
+        </w:rPr>
+      </w:pPr>
+      <w:r>
+        <w:rPr>
+          <w:rFonts w:ascii="Times New Roman" w:eastAsiaTheme="minorHAnsi" w:hAnsi="Times New Roman"/>
+          <w:b/>
+          <w:bCs/>
+          <w:i/>
+          <w:iCs/>
+          <w:kern w:val="2"/>
+          <w14:ligatures w14:val="standardContextual"/>
+        </w:rPr>
+        <w:t>zvolacia</w:t>
+      </w:r>
+      <w:r>
+        <w:rPr>
+          <w:rFonts w:ascii="Times New Roman" w:eastAsiaTheme="minorHAnsi" w:hAnsi="Times New Roman"/>
+          <w:kern w:val="2"/>
+          <w14:ligatures w14:val="standardContextual"/>
+        </w:rPr>
+        <w:t xml:space="preserve"> – vyjadruje citový postoj, na konci píšeme výkričník (</w:t>
+      </w:r>
+      <w:r>
+        <w:rPr>
+          <w:rFonts w:ascii="Times New Roman" w:eastAsiaTheme="minorHAnsi" w:hAnsi="Times New Roman"/>
+          <w:i/>
+          <w:iCs/>
+          <w:kern w:val="2"/>
+          <w14:ligatures w14:val="standardContextual"/>
+        </w:rPr>
+        <w:t>Nesiem to!</w:t>
+      </w:r>
+      <w:r>
+        <w:rPr>
+          <w:rFonts w:ascii="Times New Roman" w:eastAsiaTheme="minorHAnsi" w:hAnsi="Times New Roman"/>
+          <w:kern w:val="2"/>
+          <w14:ligatures w14:val="standardContextual"/>
+        </w:rPr>
+        <w:t>); na konci vety výkričník</w:t>
+      </w:r>
+    </w:p>
+    <w:p>
+      <w:pPr>
+        <w:spacing w:after="0" w:line="240" w:lineRule="auto"/>
+        <w:rPr>
+          <w:rFonts w:ascii="Times New Roman" w:eastAsiaTheme="minorHAnsi" w:hAnsi="Times New Roman"/>
+          <w:b/>
+          <w:bCs/>
+          <w:kern w:val="2"/>
+          <w14:ligatures w14:val="standardContextual"/>
+        </w:rPr>
+      </w:pPr>
+      <w:r>
+        <w:rPr>
+          <w:rFonts w:ascii="Times New Roman" w:eastAsiaTheme="minorHAnsi" w:hAnsi="Times New Roman"/>
+          <w:b/>
+          <w:bCs/>
+          <w:kern w:val="2"/>
+          <w14:ligatures w14:val="standardContextual"/>
+        </w:rPr>
+        <w:t>Využitie viet v jazykových štýloch</w:t>
       </w:r>
     </w:p>
     <w:p>
       <w:pPr>
         <w:numPr>
           <w:ilvl w:val="0"/>
-          <w:numId w:val="1"/>
+          <w:numId w:val="12"/>
         </w:numPr>
         <w:spacing w:after="0" w:line="240" w:lineRule="auto"/>
-        <w:rPr>
-          <w:rFonts w:ascii="Times New Roman" w:hAnsi="Times New Roman"/>
-        </w:rPr>
-      </w:pPr>
-      <w:r>
-        <w:rPr>
-          <w:rFonts w:ascii="Times New Roman" w:hAnsi="Times New Roman"/>
-          <w:b/>
-        </w:rPr>
-        <w:t>HŠ + RŠ + UŠ</w:t>
-      </w:r>
-      <w:r>
-        <w:rPr>
-          <w:rFonts w:ascii="Times New Roman" w:hAnsi="Times New Roman"/>
-        </w:rPr>
-        <w:t xml:space="preserve"> – všetky typy viet</w:t>
-      </w:r>
-    </w:p>
-    <w:p>
-      <w:pPr>
-        <w:spacing w:after="0" w:line="240" w:lineRule="auto"/>
-        <w:ind w:left="720"/>
-        <w:rPr>
-          <w:rFonts w:ascii="Times New Roman" w:hAnsi="Times New Roman"/>
-        </w:rPr>
-      </w:pPr>
-    </w:p>
-    <w:p>
-      <w:pPr>
-        <w:pStyle w:val="ListParagraph"/>
-        <w:ind w:left="0"/>
-        <w:rPr>
-          <w:rFonts w:ascii="Times New Roman" w:hAnsi="Times New Roman"/>
-          <w:b/>
-        </w:rPr>
-      </w:pPr>
-      <w:r>
-        <w:rPr>
-          <w:rFonts w:ascii="Times New Roman" w:hAnsi="Times New Roman"/>
-          <w:b/>
-        </w:rPr>
-        <w:t>Štylistické využitie viet</w:t>
-      </w:r>
-      <w:r>
-        <w:rPr>
-          <w:rFonts w:ascii="Times New Roman" w:hAnsi="Times New Roman"/>
-          <w:b/>
-        </w:rPr>
-        <w:t xml:space="preserve"> </w:t>
-      </w:r>
-      <w:r>
-        <w:rPr>
-          <w:rFonts w:ascii="Times New Roman" w:hAnsi="Times New Roman"/>
-        </w:rPr>
-        <w:t xml:space="preserve">(+ vedieť určovať na </w:t>
-      </w:r>
-      <w:r>
-        <w:rPr>
-          <w:rFonts w:ascii="Times New Roman" w:hAnsi="Times New Roman"/>
-        </w:rPr>
-        <w:t>konkrétnych príkladoch v texte</w:t>
-      </w:r>
-      <w:r>
-        <w:rPr>
-          <w:rFonts w:ascii="Times New Roman" w:hAnsi="Times New Roman"/>
-          <w:b/>
-        </w:rPr>
-        <w:t>)</w:t>
-      </w:r>
-      <w:r>
-        <w:rPr>
-          <w:rFonts w:ascii="Times New Roman" w:hAnsi="Times New Roman"/>
-          <w:b/>
-        </w:rPr>
-        <w:t>:</w:t>
-      </w:r>
-    </w:p>
-    <w:p>
-      <w:pPr>
-        <w:pStyle w:val="ListParagraph"/>
+        <w:contextualSpacing/>
+        <w:rPr>
+          <w:rFonts w:ascii="Times New Roman" w:eastAsiaTheme="minorHAnsi" w:hAnsi="Times New Roman"/>
+          <w:kern w:val="2"/>
+          <w14:ligatures w14:val="standardContextual"/>
+        </w:rPr>
+      </w:pPr>
+      <w:r>
+        <w:rPr>
+          <w:rFonts w:ascii="Times New Roman" w:eastAsiaTheme="minorHAnsi" w:hAnsi="Times New Roman"/>
+          <w:kern w:val="2"/>
+          <w14:ligatures w14:val="standardContextual"/>
+        </w:rPr>
+        <w:t>odborný štýl – oznamovacie vety</w:t>
+      </w:r>
+    </w:p>
+    <w:p>
+      <w:pPr>
         <w:numPr>
           <w:ilvl w:val="0"/>
-          <w:numId w:val="1"/>
+          <w:numId w:val="12"/>
         </w:numPr>
-        <w:rPr>
-          <w:rFonts w:ascii="Times New Roman" w:hAnsi="Times New Roman"/>
-        </w:rPr>
-      </w:pPr>
-      <w:r>
-        <w:rPr>
-          <w:rFonts w:ascii="Times New Roman" w:hAnsi="Times New Roman"/>
-          <w:b/>
-        </w:rPr>
-        <w:t>Administratívny štýl</w:t>
-      </w:r>
-      <w:r>
-        <w:rPr>
-          <w:rFonts w:ascii="Times New Roman" w:hAnsi="Times New Roman"/>
-        </w:rPr>
-        <w:t>: zložené súvetia, ktoré informujú, = priraďovacie zlučovacie súvetie</w:t>
-      </w:r>
-    </w:p>
-    <w:p>
-      <w:pPr>
-        <w:pStyle w:val="ListParagraph"/>
+        <w:spacing w:after="0" w:line="240" w:lineRule="auto"/>
+        <w:contextualSpacing/>
+        <w:rPr>
+          <w:rFonts w:ascii="Times New Roman" w:eastAsiaTheme="minorHAnsi" w:hAnsi="Times New Roman"/>
+          <w:kern w:val="2"/>
+          <w14:ligatures w14:val="standardContextual"/>
+        </w:rPr>
+      </w:pPr>
+      <w:r>
+        <w:rPr>
+          <w:rFonts w:ascii="Times New Roman" w:eastAsiaTheme="minorHAnsi" w:hAnsi="Times New Roman"/>
+          <w:kern w:val="2"/>
+          <w14:ligatures w14:val="standardContextual"/>
+        </w:rPr>
+        <w:t>administratívny štýl – oznamovacie a rozkazovacie vety, najmä v neurčitku</w:t>
+      </w:r>
+    </w:p>
+    <w:p>
+      <w:pPr>
         <w:numPr>
           <w:ilvl w:val="0"/>
-          <w:numId w:val="1"/>
+          <w:numId w:val="12"/>
         </w:numPr>
-        <w:rPr>
-          <w:rFonts w:ascii="Times New Roman" w:hAnsi="Times New Roman"/>
-        </w:rPr>
-      </w:pPr>
-      <w:r>
-        <w:rPr>
-          <w:rFonts w:ascii="Times New Roman" w:hAnsi="Times New Roman"/>
-          <w:b/>
-        </w:rPr>
-        <w:t>Hovorový štýl</w:t>
-      </w:r>
-      <w:r>
-        <w:rPr>
-          <w:rFonts w:ascii="Times New Roman" w:hAnsi="Times New Roman"/>
-        </w:rPr>
-        <w:t>: jednoduché vety</w:t>
-      </w:r>
-    </w:p>
-    <w:p>
-      <w:pPr>
-        <w:pStyle w:val="ListParagraph"/>
+        <w:spacing w:after="0" w:line="240" w:lineRule="auto"/>
+        <w:contextualSpacing/>
+        <w:rPr>
+          <w:rFonts w:ascii="Times New Roman" w:eastAsiaTheme="minorHAnsi" w:hAnsi="Times New Roman"/>
+          <w:kern w:val="2"/>
+          <w14:ligatures w14:val="standardContextual"/>
+        </w:rPr>
+      </w:pPr>
+      <w:r>
+        <w:rPr>
+          <w:rFonts w:ascii="Times New Roman" w:eastAsiaTheme="minorHAnsi" w:hAnsi="Times New Roman"/>
+          <w:kern w:val="2"/>
+          <w14:ligatures w14:val="standardContextual"/>
+        </w:rPr>
+        <w:t>HŠ + RŠ + UŠ – všetky typy viet</w:t>
+      </w:r>
+    </w:p>
+    <w:p>
+      <w:pPr>
+        <w:spacing w:after="0" w:line="240" w:lineRule="auto"/>
+        <w:rPr>
+          <w:rFonts w:ascii="Times New Roman" w:eastAsiaTheme="minorHAnsi" w:hAnsi="Times New Roman"/>
+          <w:b/>
+          <w:bCs/>
+          <w:kern w:val="2"/>
+          <w14:ligatures w14:val="standardContextual"/>
+        </w:rPr>
+      </w:pPr>
+      <w:r>
+        <w:rPr>
+          <w:rFonts w:ascii="Times New Roman" w:eastAsiaTheme="minorHAnsi" w:hAnsi="Times New Roman"/>
+          <w:b/>
+          <w:bCs/>
+          <w:kern w:val="2"/>
+          <w14:ligatures w14:val="standardContextual"/>
+        </w:rPr>
+        <w:t>Štylistické využitie viet</w:t>
+      </w:r>
+    </w:p>
+    <w:p>
+      <w:pPr>
         <w:numPr>
           <w:ilvl w:val="0"/>
-          <w:numId w:val="1"/>
+          <w:numId w:val="13"/>
         </w:numPr>
-        <w:rPr>
-          <w:rFonts w:ascii="Times New Roman" w:hAnsi="Times New Roman"/>
-        </w:rPr>
-      </w:pPr>
-      <w:r>
-        <w:rPr>
-          <w:rFonts w:ascii="Times New Roman" w:hAnsi="Times New Roman"/>
-          <w:b/>
-        </w:rPr>
-        <w:t>Umelecký štýl</w:t>
-      </w:r>
-      <w:r>
-        <w:rPr>
-          <w:rFonts w:ascii="Times New Roman" w:hAnsi="Times New Roman"/>
-        </w:rPr>
-        <w:t>: jednoduché vety aj súvetia, bezspojkové spojenie je dynamizujúci prvok</w:t>
-      </w:r>
-    </w:p>
-    <w:p>
-      <w:pPr>
-        <w:pStyle w:val="ListParagraph"/>
+        <w:spacing w:after="0" w:line="240" w:lineRule="auto"/>
+        <w:contextualSpacing/>
+        <w:rPr>
+          <w:rFonts w:ascii="Times New Roman" w:eastAsiaTheme="minorHAnsi" w:hAnsi="Times New Roman"/>
+          <w:kern w:val="2"/>
+          <w14:ligatures w14:val="standardContextual"/>
+        </w:rPr>
+      </w:pPr>
+      <w:r>
+        <w:rPr>
+          <w:rFonts w:ascii="Times New Roman" w:eastAsiaTheme="minorHAnsi" w:hAnsi="Times New Roman"/>
+          <w:kern w:val="2"/>
+          <w14:ligatures w14:val="standardContextual"/>
+        </w:rPr>
+        <w:t>AŠ: zložené súvetia, kt informujú = priraďovacie zlučovacie súvetia</w:t>
+      </w:r>
+    </w:p>
+    <w:p>
+      <w:pPr>
         <w:numPr>
           <w:ilvl w:val="0"/>
-          <w:numId w:val="1"/>
+          <w:numId w:val="13"/>
         </w:numPr>
-        <w:rPr>
-          <w:rFonts w:ascii="Times New Roman" w:hAnsi="Times New Roman"/>
-        </w:rPr>
-      </w:pPr>
-      <w:r>
-        <w:rPr>
-          <w:rFonts w:ascii="Times New Roman" w:hAnsi="Times New Roman"/>
-          <w:b/>
-        </w:rPr>
-        <w:t>Odborný štýl</w:t>
-      </w:r>
-      <w:r>
-        <w:rPr>
-          <w:rFonts w:ascii="Times New Roman" w:hAnsi="Times New Roman"/>
-        </w:rPr>
-        <w:t>: podraďovacie súvetia s VV príčinnou</w:t>
-      </w:r>
-    </w:p>
-    <w:p>
-      <w:pPr>
-        <w:pStyle w:val="ListParagraph"/>
-        <w:ind w:left="0"/>
-        <w:rPr>
-          <w:rFonts w:ascii="Times New Roman" w:hAnsi="Times New Roman"/>
-          <w:b/>
+        <w:spacing w:after="0" w:line="240" w:lineRule="auto"/>
+        <w:contextualSpacing/>
+        <w:rPr>
+          <w:rFonts w:ascii="Times New Roman" w:eastAsiaTheme="minorHAnsi" w:hAnsi="Times New Roman"/>
+          <w:kern w:val="2"/>
+          <w14:ligatures w14:val="standardContextual"/>
+        </w:rPr>
+      </w:pPr>
+      <w:r>
+        <w:rPr>
+          <w:rFonts w:ascii="Times New Roman" w:eastAsiaTheme="minorHAnsi" w:hAnsi="Times New Roman"/>
+          <w:kern w:val="2"/>
+          <w14:ligatures w14:val="standardContextual"/>
+        </w:rPr>
+        <w:t>HŠ: jednoduché vety</w:t>
+      </w:r>
+    </w:p>
+    <w:p>
+      <w:pPr>
+        <w:numPr>
+          <w:ilvl w:val="0"/>
+          <w:numId w:val="13"/>
+        </w:numPr>
+        <w:spacing w:after="0" w:line="240" w:lineRule="auto"/>
+        <w:contextualSpacing/>
+        <w:rPr>
+          <w:rFonts w:ascii="Times New Roman" w:eastAsiaTheme="minorHAnsi" w:hAnsi="Times New Roman"/>
+          <w:kern w:val="2"/>
+          <w14:ligatures w14:val="standardContextual"/>
+        </w:rPr>
+      </w:pPr>
+      <w:r>
+        <w:rPr>
+          <w:rFonts w:ascii="Times New Roman" w:eastAsiaTheme="minorHAnsi" w:hAnsi="Times New Roman"/>
+          <w:kern w:val="2"/>
+          <w14:ligatures w14:val="standardContextual"/>
+        </w:rPr>
+        <w:t>UŠ: jednoduché vety aj súvetia, bezspojkové spojenie je dynamizujúci prvok</w:t>
+      </w:r>
+    </w:p>
+    <w:p>
+      <w:pPr>
+        <w:numPr>
+          <w:ilvl w:val="0"/>
+          <w:numId w:val="13"/>
+        </w:numPr>
+        <w:spacing w:after="0" w:line="240" w:lineRule="auto"/>
+        <w:contextualSpacing/>
+        <w:rPr>
+          <w:rFonts w:ascii="Times New Roman" w:eastAsiaTheme="minorHAnsi" w:hAnsi="Times New Roman"/>
+          <w:kern w:val="2"/>
+          <w14:ligatures w14:val="standardContextual"/>
+        </w:rPr>
+      </w:pPr>
+      <w:r>
+        <w:rPr>
+          <w:rFonts w:ascii="Times New Roman" w:eastAsiaTheme="minorHAnsi" w:hAnsi="Times New Roman"/>
+          <w:kern w:val="2"/>
+          <w14:ligatures w14:val="standardContextual"/>
+        </w:rPr>
+        <w:t>odborný štýl: podraďovacie súvetia s VV príčinnou</w:t>
+      </w:r>
+    </w:p>
+    <w:p>
+      <w:pPr>
+        <w:spacing w:after="0" w:line="240" w:lineRule="auto"/>
+        <w:rPr>
+          <w:rFonts w:ascii="Times New Roman" w:eastAsiaTheme="minorHAnsi" w:hAnsi="Times New Roman"/>
+          <w:kern w:val="2"/>
+          <w14:ligatures w14:val="standardContextual"/>
+        </w:rPr>
+      </w:pPr>
+    </w:p>
+    <w:p>
+      <w:pPr>
+        <w:rPr>
+          <w:rFonts w:ascii="Times New Roman" w:hAnsi="Times New Roman"/>
+          <w:b/>
+          <w:bCs/>
+        </w:rPr>
+      </w:pPr>
+    </w:p>
+    <w:p>
+      <w:pPr>
+        <w:rPr>
+          <w:rFonts w:ascii="Times New Roman" w:hAnsi="Times New Roman"/>
+          <w:b/>
+          <w:bCs/>
+        </w:rPr>
+      </w:pPr>
+    </w:p>
+    <w:p>
+      <w:pPr>
+        <w:rPr>
+          <w:rFonts w:ascii="Times New Roman" w:hAnsi="Times New Roman"/>
+          <w:b/>
+          <w:bCs/>
         </w:rPr>
       </w:pPr>
     </w:p>
@@ -1718,45 +1869,13 @@
           <w:b/>
           <w:bCs/>
         </w:rPr>
-        <w:t xml:space="preserve"> popredí je </w:t>
-      </w:r>
-      <w:proofErr w:type="spellStart"/>
-      <w:r>
-        <w:rPr>
-          <w:rFonts w:ascii="Times New Roman" w:hAnsi="Times New Roman"/>
-          <w:b/>
-          <w:bCs/>
-        </w:rPr>
-        <w:t>lyrizácia</w:t>
-      </w:r>
-      <w:proofErr w:type="spellEnd"/>
-      <w:r>
-        <w:rPr>
-          <w:rFonts w:ascii="Times New Roman" w:hAnsi="Times New Roman"/>
-          <w:b/>
-          <w:bCs/>
-        </w:rPr>
-        <w:t xml:space="preserve"> jazyka</w:t>
-      </w:r>
-      <w:r>
-        <w:rPr>
-          <w:rFonts w:ascii="Times New Roman" w:hAnsi="Times New Roman"/>
-        </w:rPr>
-        <w:t xml:space="preserve">, využívanie: metafory, prirovnania, </w:t>
-      </w:r>
-      <w:proofErr w:type="spellStart"/>
-      <w:r>
-        <w:rPr>
-          <w:rFonts w:ascii="Times New Roman" w:hAnsi="Times New Roman"/>
-        </w:rPr>
-        <w:t>perzonifikácie</w:t>
-      </w:r>
-      <w:proofErr w:type="spellEnd"/>
-      <w:r>
-        <w:rPr>
-          <w:rFonts w:ascii="Times New Roman" w:hAnsi="Times New Roman"/>
-        </w:rPr>
-        <w:t>, zvolania</w:t>
+        <w:t> popredí je lyrizácia jazyka</w:t>
+      </w:r>
+      <w:r>
+        <w:rPr>
+          <w:rFonts w:ascii="Times New Roman" w:hAnsi="Times New Roman"/>
+        </w:rPr>
+        <w:t>, využívanie: metafory, prirovnania, perzonifikácie, zvolania</w:t>
       </w:r>
     </w:p>
     <w:p>
@@ -2078,15 +2197,81 @@
           <w:sz w:val="24"/>
           <w:szCs w:val="24"/>
         </w:rPr>
-        <w:pict>
-          <v:shapetype id="_x0000_t32" coordsize="21600,21600" o:spt="32" o:oned="t" path="m,l21600,21600e" filled="f">
-            <v:path arrowok="t" fillok="f" o:connecttype="none"/>
-            <o:lock v:ext="edit" shapetype="t"/>
-          </v:shapetype>
-          <v:shape id="_x0000_s1026" type="#_x0000_t32" style="position:absolute;margin-left:270.75pt;margin-top:17.3pt;width:53.65pt;height:30.7pt;z-index:251646976" o:connectortype="straight">
-            <v:stroke endarrow="block"/>
-          </v:shape>
-        </w:pict>
+        <mc:AlternateContent>
+          <mc:Choice Requires="wps">
+            <w:drawing>
+              <wp:anchor distT="0" distB="0" distL="114300" distR="114300" simplePos="0" relativeHeight="251646976" behindDoc="0" locked="0" layoutInCell="1" allowOverlap="1" wp14:anchorId="100BFBF9" wp14:editId="36CE3A34">
+                <wp:simplePos x="0" y="0"/>
+                <wp:positionH relativeFrom="column">
+                  <wp:posOffset>3438525</wp:posOffset>
+                </wp:positionH>
+                <wp:positionV relativeFrom="paragraph">
+                  <wp:posOffset>219710</wp:posOffset>
+                </wp:positionV>
+                <wp:extent cx="681355" cy="389890"/>
+                <wp:effectExtent l="0" t="0" r="29845" b="29210"/>
+                <wp:wrapNone/>
+                <wp:docPr id="1150617746" name="AutoShape 2"/>
+                <wp:cNvGraphicFramePr>
+                  <a:graphicFrameLocks xmlns:a="http://schemas.openxmlformats.org/drawingml/2006/main"/>
+                </wp:cNvGraphicFramePr>
+                <a:graphic xmlns:a="http://schemas.openxmlformats.org/drawingml/2006/main">
+                  <a:graphicData uri="http://schemas.microsoft.com/office/word/2010/wordprocessingShape">
+                    <wps:wsp>
+                      <wps:cNvCnPr>
+                        <a:cxnSpLocks/>
+                      </wps:cNvCnPr>
+                      <wps:spPr bwMode="auto">
+                        <a:xfrm>
+                          <a:off x="0" y="0"/>
+                          <a:ext cx="681355" cy="389890"/>
+                        </a:xfrm>
+                        <a:prstGeom prst="straightConnector1">
+                          <a:avLst/>
+                        </a:prstGeom>
+                        <a:noFill/>
+                        <a:ln w="9525">
+                          <a:solidFill>
+                            <a:srgbClr val="000000"/>
+                          </a:solidFill>
+                          <a:round/>
+                          <a:headEnd/>
+                          <a:tailEnd type="triangle" w="med" len="med"/>
+                        </a:ln>
+                        <a:extLst>
+                          <a:ext uri="{909E8E84-426E-40DD-AFC4-6F175D3DCCD1}">
+                            <a14:hiddenFill xmlns:a14="http://schemas.microsoft.com/office/drawing/2010/main">
+                              <a:noFill/>
+                            </a14:hiddenFill>
+                          </a:ext>
+                        </a:extLst>
+                      </wps:spPr>
+                      <wps:bodyPr/>
+                    </wps:wsp>
+                  </a:graphicData>
+                </a:graphic>
+                <wp14:sizeRelH relativeFrom="page">
+                  <wp14:pctWidth>0</wp14:pctWidth>
+                </wp14:sizeRelH>
+                <wp14:sizeRelV relativeFrom="page">
+                  <wp14:pctHeight>0</wp14:pctHeight>
+                </wp14:sizeRelV>
+              </wp:anchor>
+            </w:drawing>
+          </mc:Choice>
+          <mc:Fallback>
+            <w:pict>
+              <v:shapetype w14:anchorId="37CB02F6" id="_x0000_t32" coordsize="21600,21600" o:spt="32" o:oned="t" path="m,l21600,21600e" filled="f">
+                <v:path arrowok="t" fillok="f" o:connecttype="none"/>
+                <o:lock v:ext="edit" shapetype="t"/>
+              </v:shapetype>
+              <v:shape id="AutoShape 2" o:spid="_x0000_s1026" type="#_x0000_t32" style="position:absolute;margin-left:270.75pt;margin-top:17.3pt;width:53.65pt;height:30.7pt;z-index:251646976;visibility:visible;mso-wrap-style:square;mso-width-percent:0;mso-height-percent:0;mso-wrap-distance-left:9pt;mso-wrap-distance-top:0;mso-wrap-distance-right:9pt;mso-wrap-distance-bottom:0;mso-position-horizontal:absolute;mso-position-horizontal-relative:text;mso-position-vertical:absolute;mso-position-vertical-relative:text;mso-width-percent:0;mso-height-percent:0;mso-width-relative:page;mso-height-relative:page" o:gfxdata="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">
+                <v:stroke endarrow="block"/>
+                <o:lock v:ext="edit" shapetype="f"/>
+              </v:shape>
+            </w:pict>
+          </mc:Fallback>
+        </mc:AlternateContent>
       </w:r>
       <w:r>
         <w:rPr>
@@ -2096,11 +2281,77 @@
           <w:sz w:val="24"/>
           <w:szCs w:val="24"/>
         </w:rPr>
-        <w:pict>
-          <v:shape id="_x0000_s1027" type="#_x0000_t32" style="position:absolute;margin-left:122.65pt;margin-top:17.3pt;width:47.25pt;height:34.5pt;flip:x;z-index:251648000" o:connectortype="straight">
-            <v:stroke endarrow="block"/>
-          </v:shape>
-        </w:pict>
+        <mc:AlternateContent>
+          <mc:Choice Requires="wps">
+            <w:drawing>
+              <wp:anchor distT="0" distB="0" distL="114300" distR="114300" simplePos="0" relativeHeight="251648000" behindDoc="0" locked="0" layoutInCell="1" allowOverlap="1" wp14:anchorId="209B9FF4" wp14:editId="0D541CED">
+                <wp:simplePos x="0" y="0"/>
+                <wp:positionH relativeFrom="column">
+                  <wp:posOffset>1557655</wp:posOffset>
+                </wp:positionH>
+                <wp:positionV relativeFrom="paragraph">
+                  <wp:posOffset>219710</wp:posOffset>
+                </wp:positionV>
+                <wp:extent cx="600075" cy="438150"/>
+                <wp:effectExtent l="25400" t="0" r="9525" b="19050"/>
+                <wp:wrapNone/>
+                <wp:docPr id="1176316087" name="AutoShape 3"/>
+                <wp:cNvGraphicFramePr>
+                  <a:graphicFrameLocks xmlns:a="http://schemas.openxmlformats.org/drawingml/2006/main"/>
+                </wp:cNvGraphicFramePr>
+                <a:graphic xmlns:a="http://schemas.openxmlformats.org/drawingml/2006/main">
+                  <a:graphicData uri="http://schemas.microsoft.com/office/word/2010/wordprocessingShape">
+                    <wps:wsp>
+                      <wps:cNvCnPr>
+                        <a:cxnSpLocks/>
+                      </wps:cNvCnPr>
+                      <wps:spPr bwMode="auto">
+                        <a:xfrm flipH="1">
+                          <a:off x="0" y="0"/>
+                          <a:ext cx="600075" cy="438150"/>
+                        </a:xfrm>
+                        <a:prstGeom prst="straightConnector1">
+                          <a:avLst/>
+                        </a:prstGeom>
+                        <a:noFill/>
+                        <a:ln w="9525">
+                          <a:solidFill>
+                            <a:srgbClr val="000000"/>
+                          </a:solidFill>
+                          <a:round/>
+                          <a:headEnd/>
+                          <a:tailEnd type="triangle" w="med" len="med"/>
+                        </a:ln>
+                        <a:extLst>
+                          <a:ext uri="{909E8E84-426E-40DD-AFC4-6F175D3DCCD1}">
+                            <a14:hiddenFill xmlns:a14="http://schemas.microsoft.com/office/drawing/2010/main">
+                              <a:noFill/>
+                            </a14:hiddenFill>
+                          </a:ext>
+                        </a:extLst>
+                      </wps:spPr>
+                      <wps:bodyPr/>
+                    </wps:wsp>
+                  </a:graphicData>
+                </a:graphic>
+                <wp14:sizeRelH relativeFrom="page">
+                  <wp14:pctWidth>0</wp14:pctWidth>
+                </wp14:sizeRelH>
+                <wp14:sizeRelV relativeFrom="page">
+                  <wp14:pctHeight>0</wp14:pctHeight>
+                </wp14:sizeRelV>
+              </wp:anchor>
+            </w:drawing>
+          </mc:Choice>
+          <mc:Fallback>
+            <w:pict>
+              <v:shape w14:anchorId="52890BC9" id="AutoShape 3" o:spid="_x0000_s1026" type="#_x0000_t32" style="position:absolute;margin-left:122.65pt;margin-top:17.3pt;width:47.25pt;height:34.5pt;flip:x;z-index:251648000;visibility:visible;mso-wrap-style:square;mso-width-percent:0;mso-height-percent:0;mso-wrap-distance-left:9pt;mso-wrap-distance-top:0;mso-wrap-distance-right:9pt;mso-wrap-distance-bottom:0;mso-position-horizontal:absolute;mso-position-horizontal-relative:text;mso-position-vertical:absolute;mso-position-vertical-relative:text;mso-width-percent:0;mso-height-percent:0;mso-width-relative:page;mso-height-relative:page" o:gfxdata="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">
+                <v:stroke endarrow="block"/>
+                <o:lock v:ext="edit" shapetype="f"/>
+              </v:shape>
+            </w:pict>
+          </mc:Fallback>
+        </mc:AlternateContent>
       </w:r>
       <w:r>
         <w:rPr>
@@ -2153,18 +2404,8 @@
           <w:sz w:val="24"/>
           <w:szCs w:val="24"/>
         </w:rPr>
-        <w:t xml:space="preserve">Magdaléna </w:t>
-      </w:r>
-      <w:proofErr w:type="spellStart"/>
-      <w:r>
-        <w:rPr>
-          <w:rFonts w:ascii="Times New Roman" w:hAnsi="Times New Roman"/>
-          <w:sz w:val="24"/>
-          <w:szCs w:val="24"/>
-        </w:rPr>
-        <w:t>Maliariková</w:t>
-      </w:r>
-      <w:proofErr w:type="spellEnd"/>
+        <w:t>Magdaléna Maliariková</w:t>
+      </w:r>
     </w:p>
     <w:p>
       <w:pPr>
@@ -2181,50 +2422,139 @@
           <w:sz w:val="24"/>
           <w:szCs w:val="24"/>
         </w:rPr>
-        <w:pict>
-          <v:shapetype id="_x0000_t202" coordsize="21600,21600" o:spt="202" path="m,l,21600r21600,l21600,xe">
-            <v:stroke joinstyle="miter"/>
-            <v:path gradientshapeok="t" o:connecttype="rect"/>
-          </v:shapetype>
-          <v:shape id="_x0000_s1034" type="#_x0000_t202" style="position:absolute;margin-left:324.4pt;margin-top:22.15pt;width:99pt;height:62.25pt;z-index:251651072" fillcolor="yellow">
-            <v:textbox style="mso-next-textbox:#_x0000_s1034">
-              <w:txbxContent>
-                <w:p>
-                  <w:pPr>
-                    <w:pStyle w:val="NoSpacing"/>
-                    <w:jc w:val="center"/>
-                  </w:pPr>
-                  <w:r>
-                    <w:t>Jano</w:t>
-                  </w:r>
-                </w:p>
-                <w:p>
-                  <w:pPr>
-                    <w:pStyle w:val="NoSpacing"/>
-                    <w:jc w:val="center"/>
-                  </w:pPr>
-                  <w:r>
-                    <w:t>+</w:t>
-                  </w:r>
-                </w:p>
-                <w:p>
-                  <w:pPr>
-                    <w:pStyle w:val="NoSpacing"/>
-                    <w:jc w:val="center"/>
-                  </w:pPr>
-                  <w:r>
-                    <w:t xml:space="preserve">stará </w:t>
-                  </w:r>
-                  <w:proofErr w:type="spellStart"/>
-                  <w:r>
-                    <w:t>Maliariková</w:t>
-                  </w:r>
-                  <w:proofErr w:type="spellEnd"/>
-                </w:p>
-              </w:txbxContent>
-            </v:textbox>
-          </v:shape>
-        </w:pict>
+        <mc:AlternateContent>
+          <mc:Choice Requires="wps">
+            <w:drawing>
+              <wp:anchor distT="0" distB="0" distL="114300" distR="114300" simplePos="0" relativeHeight="251651072" behindDoc="0" locked="0" layoutInCell="1" allowOverlap="1" wp14:anchorId="6EE655EF" wp14:editId="157BA79D">
+                <wp:simplePos x="0" y="0"/>
+                <wp:positionH relativeFrom="column">
+                  <wp:posOffset>4119880</wp:posOffset>
+                </wp:positionH>
+                <wp:positionV relativeFrom="paragraph">
+                  <wp:posOffset>281305</wp:posOffset>
+                </wp:positionV>
+                <wp:extent cx="1257300" cy="790575"/>
+                <wp:effectExtent l="0" t="0" r="0" b="0"/>
+                <wp:wrapNone/>
+                <wp:docPr id="506265965" name="Text Box 10"/>
+                <wp:cNvGraphicFramePr>
+                  <a:graphicFrameLocks xmlns:a="http://schemas.openxmlformats.org/drawingml/2006/main"/>
+                </wp:cNvGraphicFramePr>
+                <a:graphic xmlns:a="http://schemas.openxmlformats.org/drawingml/2006/main">
+                  <a:graphicData uri="http://schemas.microsoft.com/office/word/2010/wordprocessingShape">
+                    <wps:wsp>
+                      <wps:cNvSpPr txBox="1">
+                        <a:spLocks/>
+                      </wps:cNvSpPr>
+                      <wps:spPr bwMode="auto">
+                        <a:xfrm>
+                          <a:off x="0" y="0"/>
+                          <a:ext cx="1257300" cy="790575"/>
+                        </a:xfrm>
+                        <a:prstGeom prst="rect">
+                          <a:avLst/>
+                        </a:prstGeom>
+                        <a:solidFill>
+                          <a:srgbClr val="FFFF00"/>
+                        </a:solidFill>
+                        <a:ln w="9525">
+                          <a:solidFill>
+                            <a:srgbClr val="000000"/>
+                          </a:solidFill>
+                          <a:miter lim="800000"/>
+                          <a:headEnd/>
+                          <a:tailEnd/>
+                        </a:ln>
+                      </wps:spPr>
+                      <wps:txbx>
+                        <w:txbxContent>
+                          <w:p>
+                            <w:pPr>
+                              <w:pStyle w:val="NoSpacing"/>
+                              <w:jc w:val="center"/>
+                            </w:pPr>
+                            <w:r>
+                              <w:t>Jano</w:t>
+                            </w:r>
+                          </w:p>
+                          <w:p>
+                            <w:pPr>
+                              <w:pStyle w:val="NoSpacing"/>
+                              <w:jc w:val="center"/>
+                            </w:pPr>
+                            <w:r>
+                              <w:t>+</w:t>
+                            </w:r>
+                          </w:p>
+                          <w:p>
+                            <w:pPr>
+                              <w:pStyle w:val="NoSpacing"/>
+                              <w:jc w:val="center"/>
+                            </w:pPr>
+                            <w:r>
+                              <w:t>stará Maliariková</w:t>
+                            </w:r>
+                          </w:p>
+                        </w:txbxContent>
+                      </wps:txbx>
+                      <wps:bodyPr rot="0" vert="horz" wrap="square" lIns="91440" tIns="45720" rIns="91440" bIns="45720" anchor="t" anchorCtr="0" upright="1">
+                        <a:noAutofit/>
+                      </wps:bodyPr>
+                    </wps:wsp>
+                  </a:graphicData>
+                </a:graphic>
+                <wp14:sizeRelH relativeFrom="page">
+                  <wp14:pctWidth>0</wp14:pctWidth>
+                </wp14:sizeRelH>
+                <wp14:sizeRelV relativeFrom="page">
+                  <wp14:pctHeight>0</wp14:pctHeight>
+                </wp14:sizeRelV>
+              </wp:anchor>
+            </w:drawing>
+          </mc:Choice>
+          <mc:Fallback>
+            <w:pict>
+              <v:shapetype w14:anchorId="6EE655EF" id="_x0000_t202" coordsize="21600,21600" o:spt="202" path="m,l,21600r21600,l21600,xe">
+                <v:stroke joinstyle="miter"/>
+                <v:path gradientshapeok="t" o:connecttype="rect"/>
+              </v:shapetype>
+              <v:shape id="Text Box 10" o:spid="_x0000_s1026" type="#_x0000_t202" style="position:absolute;margin-left:324.4pt;margin-top:22.15pt;width:99pt;height:62.25pt;z-index:251651072;visibility:visible;mso-wrap-style:square;mso-width-percent:0;mso-height-percent:0;mso-wrap-distance-left:9pt;mso-wrap-distance-top:0;mso-wrap-distance-right:9pt;mso-wrap-distance-bottom:0;mso-position-horizontal:absolute;mso-position-horizontal-relative:text;mso-position-vertical:absolute;mso-position-vertical-relative:text;mso-width-percent:0;mso-height-percent:0;mso-width-relative:page;mso-height-relative:page;v-text-anchor:top" o:gfxdata="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" fillcolor="yellow">
+                <v:path arrowok="t"/>
+                <v:textbox>
+                  <w:txbxContent>
+                    <w:p>
+                      <w:pPr>
+                        <w:pStyle w:val="NoSpacing"/>
+                        <w:jc w:val="center"/>
+                      </w:pPr>
+                      <w:r>
+                        <w:t>Jano</w:t>
+                      </w:r>
+                    </w:p>
+                    <w:p>
+                      <w:pPr>
+                        <w:pStyle w:val="NoSpacing"/>
+                        <w:jc w:val="center"/>
+                      </w:pPr>
+                      <w:r>
+                        <w:t>+</w:t>
+                      </w:r>
+                    </w:p>
+                    <w:p>
+                      <w:pPr>
+                        <w:pStyle w:val="NoSpacing"/>
+                        <w:jc w:val="center"/>
+                      </w:pPr>
+                      <w:r>
+                        <w:t>stará Maliariková</w:t>
+                      </w:r>
+                    </w:p>
+                  </w:txbxContent>
+                </v:textbox>
+              </v:shape>
+            </w:pict>
+          </mc:Fallback>
+        </mc:AlternateContent>
       </w:r>
       <w:r>
         <w:rPr>
@@ -2233,55 +2563,159 @@
           <w:sz w:val="24"/>
           <w:szCs w:val="24"/>
         </w:rPr>
-        <w:pict>
-          <v:shape id="_x0000_s1033" type="#_x0000_t202" style="position:absolute;margin-left:10.9pt;margin-top:22.15pt;width:111.75pt;height:65.25pt;z-index:251650048" fillcolor="#92d050">
-            <v:textbox style="mso-next-textbox:#_x0000_s1033">
-              <w:txbxContent>
-                <w:p>
-                  <w:pPr>
-                    <w:pStyle w:val="NoSpacing"/>
-                    <w:jc w:val="center"/>
-                  </w:pPr>
-                  <w:r>
-                    <w:t>Tulák (Peter)</w:t>
-                  </w:r>
-                </w:p>
-                <w:p>
-                  <w:pPr>
-                    <w:pStyle w:val="NoSpacing"/>
-                    <w:jc w:val="center"/>
-                  </w:pPr>
-                  <w:r>
-                    <w:t>+</w:t>
-                  </w:r>
-                </w:p>
-                <w:p>
-                  <w:pPr>
-                    <w:pStyle w:val="NoSpacing"/>
-                    <w:jc w:val="center"/>
-                  </w:pPr>
-                  <w:r>
-                    <w:t>Magdaléna</w:t>
-                  </w:r>
-                </w:p>
-                <w:p>
-                  <w:pPr>
-                    <w:pStyle w:val="NoSpacing"/>
-                    <w:jc w:val="center"/>
-                  </w:pPr>
-                  <w:r>
-                    <w:t xml:space="preserve">st. </w:t>
-                  </w:r>
-                  <w:proofErr w:type="spellStart"/>
-                  <w:r>
-                    <w:t>Maliarik</w:t>
-                  </w:r>
-                  <w:proofErr w:type="spellEnd"/>
-                </w:p>
-              </w:txbxContent>
-            </v:textbox>
-          </v:shape>
-        </w:pict>
+        <mc:AlternateContent>
+          <mc:Choice Requires="wps">
+            <w:drawing>
+              <wp:anchor distT="0" distB="0" distL="114300" distR="114300" simplePos="0" relativeHeight="251650048" behindDoc="0" locked="0" layoutInCell="1" allowOverlap="1" wp14:anchorId="43D9FA31" wp14:editId="1C600092">
+                <wp:simplePos x="0" y="0"/>
+                <wp:positionH relativeFrom="column">
+                  <wp:posOffset>138430</wp:posOffset>
+                </wp:positionH>
+                <wp:positionV relativeFrom="paragraph">
+                  <wp:posOffset>281305</wp:posOffset>
+                </wp:positionV>
+                <wp:extent cx="1419225" cy="828675"/>
+                <wp:effectExtent l="0" t="0" r="3175" b="0"/>
+                <wp:wrapNone/>
+                <wp:docPr id="1279489377" name="Text Box 9"/>
+                <wp:cNvGraphicFramePr>
+                  <a:graphicFrameLocks xmlns:a="http://schemas.openxmlformats.org/drawingml/2006/main"/>
+                </wp:cNvGraphicFramePr>
+                <a:graphic xmlns:a="http://schemas.openxmlformats.org/drawingml/2006/main">
+                  <a:graphicData uri="http://schemas.microsoft.com/office/word/2010/wordprocessingShape">
+                    <wps:wsp>
+                      <wps:cNvSpPr txBox="1">
+                        <a:spLocks/>
+                      </wps:cNvSpPr>
+                      <wps:spPr bwMode="auto">
+                        <a:xfrm>
+                          <a:off x="0" y="0"/>
+                          <a:ext cx="1419225" cy="828675"/>
+                        </a:xfrm>
+                        <a:prstGeom prst="rect">
+                          <a:avLst/>
+                        </a:prstGeom>
+                        <a:solidFill>
+                          <a:srgbClr val="92D050"/>
+                        </a:solidFill>
+                        <a:ln w="9525">
+                          <a:solidFill>
+                            <a:srgbClr val="000000"/>
+                          </a:solidFill>
+                          <a:miter lim="800000"/>
+                          <a:headEnd/>
+                          <a:tailEnd/>
+                        </a:ln>
+                      </wps:spPr>
+                      <wps:txbx>
+                        <w:txbxContent>
+                          <w:p>
+                            <w:pPr>
+                              <w:pStyle w:val="NoSpacing"/>
+                              <w:jc w:val="center"/>
+                            </w:pPr>
+                            <w:r>
+                              <w:t>Tulák (Peter)</w:t>
+                            </w:r>
+                          </w:p>
+                          <w:p>
+                            <w:pPr>
+                              <w:pStyle w:val="NoSpacing"/>
+                              <w:jc w:val="center"/>
+                            </w:pPr>
+                            <w:r>
+                              <w:t>+</w:t>
+                            </w:r>
+                          </w:p>
+                          <w:p>
+                            <w:pPr>
+                              <w:pStyle w:val="NoSpacing"/>
+                              <w:jc w:val="center"/>
+                            </w:pPr>
+                            <w:r>
+                              <w:t>Magdaléna</w:t>
+                            </w:r>
+                          </w:p>
+                          <w:p>
+                            <w:pPr>
+                              <w:pStyle w:val="NoSpacing"/>
+                              <w:jc w:val="center"/>
+                            </w:pPr>
+                            <w:r>
+                              <w:t xml:space="preserve">st. </w:t>
+                            </w:r>
+                            <w:r>
+                              <w:t>Maliarik</w:t>
+                            </w:r>
+                          </w:p>
+                        </w:txbxContent>
+                      </wps:txbx>
+                      <wps:bodyPr rot="0" vert="horz" wrap="square" lIns="91440" tIns="45720" rIns="91440" bIns="45720" anchor="t" anchorCtr="0" upright="1">
+                        <a:noAutofit/>
+                      </wps:bodyPr>
+                    </wps:wsp>
+                  </a:graphicData>
+                </a:graphic>
+                <wp14:sizeRelH relativeFrom="page">
+                  <wp14:pctWidth>0</wp14:pctWidth>
+                </wp14:sizeRelH>
+                <wp14:sizeRelV relativeFrom="page">
+                  <wp14:pctHeight>0</wp14:pctHeight>
+                </wp14:sizeRelV>
+              </wp:anchor>
+            </w:drawing>
+          </mc:Choice>
+          <mc:Fallback>
+            <w:pict>
+              <v:shape w14:anchorId="43D9FA31" id="Text Box 9" o:spid="_x0000_s1027" type="#_x0000_t202" style="position:absolute;margin-left:10.9pt;margin-top:22.15pt;width:111.75pt;height:65.25pt;z-index:251650048;visibility:visible;mso-wrap-style:square;mso-width-percent:0;mso-height-percent:0;mso-wrap-distance-left:9pt;mso-wrap-distance-top:0;mso-wrap-distance-right:9pt;mso-wrap-distance-bottom:0;mso-position-horizontal:absolute;mso-position-horizontal-relative:text;mso-position-vertical:absolute;mso-position-vertical-relative:text;mso-width-percent:0;mso-height-percent:0;mso-width-relative:page;mso-height-relative:page;v-text-anchor:top" o:gfxdata="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" fillcolor="#92d050">
+                <v:path arrowok="t"/>
+                <v:textbox>
+                  <w:txbxContent>
+                    <w:p>
+                      <w:pPr>
+                        <w:pStyle w:val="NoSpacing"/>
+                        <w:jc w:val="center"/>
+                      </w:pPr>
+                      <w:r>
+                        <w:t>Tulák (Peter)</w:t>
+                      </w:r>
+                    </w:p>
+                    <w:p>
+                      <w:pPr>
+                        <w:pStyle w:val="NoSpacing"/>
+                        <w:jc w:val="center"/>
+                      </w:pPr>
+                      <w:r>
+                        <w:t>+</w:t>
+                      </w:r>
+                    </w:p>
+                    <w:p>
+                      <w:pPr>
+                        <w:pStyle w:val="NoSpacing"/>
+                        <w:jc w:val="center"/>
+                      </w:pPr>
+                      <w:r>
+                        <w:t>Magdaléna</w:t>
+                      </w:r>
+                    </w:p>
+                    <w:p>
+                      <w:pPr>
+                        <w:pStyle w:val="NoSpacing"/>
+                        <w:jc w:val="center"/>
+                      </w:pPr>
+                      <w:r>
+                        <w:t xml:space="preserve">st. </w:t>
+                      </w:r>
+                      <w:r>
+                        <w:t>Maliarik</w:t>
+                      </w:r>
+                    </w:p>
+                  </w:txbxContent>
+                </v:textbox>
+              </v:shape>
+            </w:pict>
+          </mc:Fallback>
+        </mc:AlternateContent>
       </w:r>
       <w:r>
         <w:rPr>
@@ -2394,9 +2828,76 @@
           <w:sz w:val="24"/>
           <w:szCs w:val="24"/>
         </w:rPr>
-        <w:pict>
-          <v:shape id="_x0000_s1028" type="#_x0000_t32" style="position:absolute;margin-left:126.8pt;margin-top:6.95pt;width:218.25pt;height:0;z-index:251649024" o:connectortype="straight"/>
-        </w:pict>
+        <mc:AlternateContent>
+          <mc:Choice Requires="wps">
+            <w:drawing>
+              <wp:anchor distT="0" distB="0" distL="114300" distR="114300" simplePos="0" relativeHeight="251649024" behindDoc="0" locked="0" layoutInCell="1" allowOverlap="1" wp14:anchorId="2A02A18E" wp14:editId="41FC871F">
+                <wp:simplePos x="0" y="0"/>
+                <wp:positionH relativeFrom="column">
+                  <wp:posOffset>1610360</wp:posOffset>
+                </wp:positionH>
+                <wp:positionV relativeFrom="paragraph">
+                  <wp:posOffset>88265</wp:posOffset>
+                </wp:positionV>
+                <wp:extent cx="2771775" cy="0"/>
+                <wp:effectExtent l="0" t="0" r="0" b="0"/>
+                <wp:wrapNone/>
+                <wp:docPr id="1265834836" name="AutoShape 4"/>
+                <wp:cNvGraphicFramePr>
+                  <a:graphicFrameLocks xmlns:a="http://schemas.openxmlformats.org/drawingml/2006/main"/>
+                </wp:cNvGraphicFramePr>
+                <a:graphic xmlns:a="http://schemas.openxmlformats.org/drawingml/2006/main">
+                  <a:graphicData uri="http://schemas.microsoft.com/office/word/2010/wordprocessingShape">
+                    <wps:wsp>
+                      <wps:cNvCnPr>
+                        <a:cxnSpLocks/>
+                      </wps:cNvCnPr>
+                      <wps:spPr bwMode="auto">
+                        <a:xfrm>
+                          <a:off x="0" y="0"/>
+                          <a:ext cx="2771775" cy="0"/>
+                        </a:xfrm>
+                        <a:prstGeom prst="straightConnector1">
+                          <a:avLst/>
+                        </a:prstGeom>
+                        <a:noFill/>
+                        <a:ln w="9525">
+                          <a:solidFill>
+                            <a:srgbClr val="000000"/>
+                          </a:solidFill>
+                          <a:round/>
+                          <a:headEnd/>
+                          <a:tailEnd/>
+                        </a:ln>
+                        <a:extLst>
+                          <a:ext uri="{909E8E84-426E-40DD-AFC4-6F175D3DCCD1}">
+                            <a14:hiddenFill xmlns:a14="http://schemas.microsoft.com/office/drawing/2010/main">
+                              <a:noFill/>
+                            </a14:hiddenFill>
+                          </a:ext>
+                        </a:extLst>
+                      </wps:spPr>
+                      <wps:bodyPr/>
+                    </wps:wsp>
+                  </a:graphicData>
+                </a:graphic>
+                <wp14:sizeRelH relativeFrom="page">
+                  <wp14:pctWidth>0</wp14:pctWidth>
+                </wp14:sizeRelH>
+                <wp14:sizeRelV relativeFrom="page">
+                  <wp14:pctHeight>0</wp14:pctHeight>
+                </wp14:sizeRelV>
+              </wp:anchor>
+            </w:drawing>
+          </mc:Choice>
+          <mc:Fallback>
+            <w:pict>
+              <v:shape w14:anchorId="291A5863" id="AutoShape 4" o:spid="_x0000_s1026" type="#_x0000_t32" style="position:absolute;margin-left:126.8pt;margin-top:6.95pt;width:218.25pt;height:0;z-index:251649024;visibility:visible;mso-wrap-style:square;mso-width-percent:0;mso-height-percent:0;mso-wrap-distance-left:9pt;mso-wrap-distance-top:0;mso-wrap-distance-right:9pt;mso-wrap-distance-bottom:0;mso-position-horizontal:absolute;mso-position-horizontal-relative:text;mso-position-vertical:absolute;mso-position-vertical-relative:text;mso-width-percent:0;mso-height-percent:0;mso-width-relative:page;mso-height-relative:page" o:gfxdata="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">
+                <o:lock v:ext="edit" shapetype="f"/>
+              </v:shape>
+            </w:pict>
+          </mc:Fallback>
+        </mc:AlternateContent>
       </w:r>
       <w:r>
         <w:rPr>
@@ -2540,25 +3041,7 @@
           <w:sz w:val="24"/>
           <w:szCs w:val="24"/>
         </w:rPr>
-        <w:t xml:space="preserve"> /Jano </w:t>
-      </w:r>
-      <w:proofErr w:type="spellStart"/>
-      <w:r>
-        <w:rPr>
-          <w:rFonts w:ascii="Times New Roman" w:hAnsi="Times New Roman"/>
-          <w:sz w:val="24"/>
-          <w:szCs w:val="24"/>
-        </w:rPr>
-        <w:t>Zápotočný</w:t>
-      </w:r>
-      <w:proofErr w:type="spellEnd"/>
-      <w:r>
-        <w:rPr>
-          <w:rFonts w:ascii="Times New Roman" w:hAnsi="Times New Roman"/>
-          <w:sz w:val="24"/>
-          <w:szCs w:val="24"/>
-        </w:rPr>
-        <w:t>/: násilnícky, krutý, najbohatší gazda v dedine, najväčší pašerák v dedine, silného spojenca má v Magdaléninej matke</w:t>
+        <w:t xml:space="preserve"> /Jano Zápotočný/: násilnícky, krutý, najbohatší gazda v dedine, najväčší pašerák v dedine, silného spojenca má v Magdaléninej matke</w:t>
       </w:r>
     </w:p>
     <w:p>
@@ -2577,25 +3060,7 @@
           <w:sz w:val="24"/>
           <w:szCs w:val="24"/>
         </w:rPr>
-        <w:t xml:space="preserve">/Stará </w:t>
-      </w:r>
-      <w:proofErr w:type="spellStart"/>
-      <w:r>
-        <w:rPr>
-          <w:rFonts w:ascii="Times New Roman" w:hAnsi="Times New Roman"/>
-          <w:sz w:val="24"/>
-          <w:szCs w:val="24"/>
-        </w:rPr>
-        <w:t>Maliariková</w:t>
-      </w:r>
-      <w:proofErr w:type="spellEnd"/>
-      <w:r>
-        <w:rPr>
-          <w:rFonts w:ascii="Times New Roman" w:hAnsi="Times New Roman"/>
-          <w:sz w:val="24"/>
-          <w:szCs w:val="24"/>
-        </w:rPr>
-        <w:t>/: pachtí po bohatstve,  je ochotná obetovať svoju jedinú dcéru ,</w:t>
+        <w:t>/Stará Maliariková/: pachtí po bohatstve,  je ochotná obetovať svoju jedinú dcéru ,</w:t>
       </w:r>
     </w:p>
     <w:p>
@@ -2628,9 +3093,76 @@
           <w:sz w:val="24"/>
           <w:szCs w:val="24"/>
         </w:rPr>
-        <w:pict>
-          <v:shape id="_x0000_s1048" type="#_x0000_t32" style="position:absolute;left:0;text-align:left;margin-left:177.55pt;margin-top:4.15pt;width:25.5pt;height:0;z-index:251665408" o:connectortype="straight"/>
-        </w:pict>
+        <mc:AlternateContent>
+          <mc:Choice Requires="wps">
+            <w:drawing>
+              <wp:anchor distT="0" distB="0" distL="114300" distR="114300" simplePos="0" relativeHeight="251665408" behindDoc="0" locked="0" layoutInCell="1" allowOverlap="1" wp14:anchorId="0FD8957E" wp14:editId="02EBC577">
+                <wp:simplePos x="0" y="0"/>
+                <wp:positionH relativeFrom="column">
+                  <wp:posOffset>2254885</wp:posOffset>
+                </wp:positionH>
+                <wp:positionV relativeFrom="paragraph">
+                  <wp:posOffset>52705</wp:posOffset>
+                </wp:positionV>
+                <wp:extent cx="323850" cy="0"/>
+                <wp:effectExtent l="0" t="0" r="0" b="0"/>
+                <wp:wrapNone/>
+                <wp:docPr id="475181679" name="AutoShape 24"/>
+                <wp:cNvGraphicFramePr>
+                  <a:graphicFrameLocks xmlns:a="http://schemas.openxmlformats.org/drawingml/2006/main"/>
+                </wp:cNvGraphicFramePr>
+                <a:graphic xmlns:a="http://schemas.openxmlformats.org/drawingml/2006/main">
+                  <a:graphicData uri="http://schemas.microsoft.com/office/word/2010/wordprocessingShape">
+                    <wps:wsp>
+                      <wps:cNvCnPr>
+                        <a:cxnSpLocks/>
+                      </wps:cNvCnPr>
+                      <wps:spPr bwMode="auto">
+                        <a:xfrm>
+                          <a:off x="0" y="0"/>
+                          <a:ext cx="323850" cy="0"/>
+                        </a:xfrm>
+                        <a:prstGeom prst="straightConnector1">
+                          <a:avLst/>
+                        </a:prstGeom>
+                        <a:noFill/>
+                        <a:ln w="9525">
+                          <a:solidFill>
+                            <a:srgbClr val="000000"/>
+                          </a:solidFill>
+                          <a:round/>
+                          <a:headEnd/>
+                          <a:tailEnd/>
+                        </a:ln>
+                        <a:extLst>
+                          <a:ext uri="{909E8E84-426E-40DD-AFC4-6F175D3DCCD1}">
+                            <a14:hiddenFill xmlns:a14="http://schemas.microsoft.com/office/drawing/2010/main">
+                              <a:noFill/>
+                            </a14:hiddenFill>
+                          </a:ext>
+                        </a:extLst>
+                      </wps:spPr>
+                      <wps:bodyPr/>
+                    </wps:wsp>
+                  </a:graphicData>
+                </a:graphic>
+                <wp14:sizeRelH relativeFrom="page">
+                  <wp14:pctWidth>0</wp14:pctWidth>
+                </wp14:sizeRelH>
+                <wp14:sizeRelV relativeFrom="page">
+                  <wp14:pctHeight>0</wp14:pctHeight>
+                </wp14:sizeRelV>
+              </wp:anchor>
+            </w:drawing>
+          </mc:Choice>
+          <mc:Fallback>
+            <w:pict>
+              <v:shape w14:anchorId="7F4C51DB" id="AutoShape 24" o:spid="_x0000_s1026" type="#_x0000_t32" style="position:absolute;margin-left:177.55pt;margin-top:4.15pt;width:25.5pt;height:0;z-index:251665408;visibility:visible;mso-wrap-style:square;mso-width-percent:0;mso-height-percent:0;mso-wrap-distance-left:9pt;mso-wrap-distance-top:0;mso-wrap-distance-right:9pt;mso-wrap-distance-bottom:0;mso-position-horizontal:absolute;mso-position-horizontal-relative:text;mso-position-vertical:absolute;mso-position-vertical-relative:text;mso-width-percent:0;mso-height-percent:0;mso-width-relative:page;mso-height-relative:page" o:gfxdata="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">
+                <o:lock v:ext="edit" shapetype="f"/>
+              </v:shape>
+            </w:pict>
+          </mc:Fallback>
+        </mc:AlternateContent>
       </w:r>
       <w:r>
         <w:rPr>
@@ -2702,9 +3234,76 @@
           <w:sz w:val="24"/>
           <w:szCs w:val="24"/>
         </w:rPr>
-        <w:pict>
-          <v:shape id="_x0000_s1049" type="#_x0000_t32" style="position:absolute;left:0;text-align:left;margin-left:178.15pt;margin-top:5.45pt;width:25.5pt;height:0;z-index:251666432" o:connectortype="straight"/>
-        </w:pict>
+        <mc:AlternateContent>
+          <mc:Choice Requires="wps">
+            <w:drawing>
+              <wp:anchor distT="0" distB="0" distL="114300" distR="114300" simplePos="0" relativeHeight="251666432" behindDoc="0" locked="0" layoutInCell="1" allowOverlap="1" wp14:anchorId="2A030CAC" wp14:editId="5209DCEE">
+                <wp:simplePos x="0" y="0"/>
+                <wp:positionH relativeFrom="column">
+                  <wp:posOffset>2262505</wp:posOffset>
+                </wp:positionH>
+                <wp:positionV relativeFrom="paragraph">
+                  <wp:posOffset>69215</wp:posOffset>
+                </wp:positionV>
+                <wp:extent cx="323850" cy="0"/>
+                <wp:effectExtent l="0" t="0" r="0" b="0"/>
+                <wp:wrapNone/>
+                <wp:docPr id="1070664571" name="AutoShape 25"/>
+                <wp:cNvGraphicFramePr>
+                  <a:graphicFrameLocks xmlns:a="http://schemas.openxmlformats.org/drawingml/2006/main"/>
+                </wp:cNvGraphicFramePr>
+                <a:graphic xmlns:a="http://schemas.openxmlformats.org/drawingml/2006/main">
+                  <a:graphicData uri="http://schemas.microsoft.com/office/word/2010/wordprocessingShape">
+                    <wps:wsp>
+                      <wps:cNvCnPr>
+                        <a:cxnSpLocks/>
+                      </wps:cNvCnPr>
+                      <wps:spPr bwMode="auto">
+                        <a:xfrm>
+                          <a:off x="0" y="0"/>
+                          <a:ext cx="323850" cy="0"/>
+                        </a:xfrm>
+                        <a:prstGeom prst="straightConnector1">
+                          <a:avLst/>
+                        </a:prstGeom>
+                        <a:noFill/>
+                        <a:ln w="9525">
+                          <a:solidFill>
+                            <a:srgbClr val="000000"/>
+                          </a:solidFill>
+                          <a:round/>
+                          <a:headEnd/>
+                          <a:tailEnd/>
+                        </a:ln>
+                        <a:extLst>
+                          <a:ext uri="{909E8E84-426E-40DD-AFC4-6F175D3DCCD1}">
+                            <a14:hiddenFill xmlns:a14="http://schemas.microsoft.com/office/drawing/2010/main">
+                              <a:noFill/>
+                            </a14:hiddenFill>
+                          </a:ext>
+                        </a:extLst>
+                      </wps:spPr>
+                      <wps:bodyPr/>
+                    </wps:wsp>
+                  </a:graphicData>
+                </a:graphic>
+                <wp14:sizeRelH relativeFrom="page">
+                  <wp14:pctWidth>0</wp14:pctWidth>
+                </wp14:sizeRelH>
+                <wp14:sizeRelV relativeFrom="page">
+                  <wp14:pctHeight>0</wp14:pctHeight>
+                </wp14:sizeRelV>
+              </wp:anchor>
+            </w:drawing>
+          </mc:Choice>
+          <mc:Fallback>
+            <w:pict>
+              <v:shape w14:anchorId="5D9C6D48" id="AutoShape 25" o:spid="_x0000_s1026" type="#_x0000_t32" style="position:absolute;margin-left:178.15pt;margin-top:5.45pt;width:25.5pt;height:0;z-index:251666432;visibility:visible;mso-wrap-style:square;mso-width-percent:0;mso-height-percent:0;mso-wrap-distance-left:9pt;mso-wrap-distance-top:0;mso-wrap-distance-right:9pt;mso-wrap-distance-bottom:0;mso-position-horizontal:absolute;mso-position-horizontal-relative:text;mso-position-vertical:absolute;mso-position-vertical-relative:text;mso-width-percent:0;mso-height-percent:0;mso-width-relative:page;mso-height-relative:page" o:gfxdata="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">
+                <o:lock v:ext="edit" shapetype="f"/>
+              </v:shape>
+            </w:pict>
+          </mc:Fallback>
+        </mc:AlternateContent>
       </w:r>
       <w:r>
         <w:rPr>
@@ -2758,9 +3357,76 @@
           <w:sz w:val="24"/>
           <w:szCs w:val="24"/>
         </w:rPr>
-        <w:pict>
-          <v:shape id="_x0000_s1050" type="#_x0000_t32" style="position:absolute;left:0;text-align:left;margin-left:178.15pt;margin-top:5pt;width:25.5pt;height:0;z-index:251667456" o:connectortype="straight"/>
-        </w:pict>
+        <mc:AlternateContent>
+          <mc:Choice Requires="wps">
+            <w:drawing>
+              <wp:anchor distT="0" distB="0" distL="114300" distR="114300" simplePos="0" relativeHeight="251667456" behindDoc="0" locked="0" layoutInCell="1" allowOverlap="1" wp14:anchorId="5F6D7B03" wp14:editId="06151928">
+                <wp:simplePos x="0" y="0"/>
+                <wp:positionH relativeFrom="column">
+                  <wp:posOffset>2262505</wp:posOffset>
+                </wp:positionH>
+                <wp:positionV relativeFrom="paragraph">
+                  <wp:posOffset>63500</wp:posOffset>
+                </wp:positionV>
+                <wp:extent cx="323850" cy="0"/>
+                <wp:effectExtent l="0" t="0" r="0" b="0"/>
+                <wp:wrapNone/>
+                <wp:docPr id="1754039751" name="AutoShape 26"/>
+                <wp:cNvGraphicFramePr>
+                  <a:graphicFrameLocks xmlns:a="http://schemas.openxmlformats.org/drawingml/2006/main"/>
+                </wp:cNvGraphicFramePr>
+                <a:graphic xmlns:a="http://schemas.openxmlformats.org/drawingml/2006/main">
+                  <a:graphicData uri="http://schemas.microsoft.com/office/word/2010/wordprocessingShape">
+                    <wps:wsp>
+                      <wps:cNvCnPr>
+                        <a:cxnSpLocks/>
+                      </wps:cNvCnPr>
+                      <wps:spPr bwMode="auto">
+                        <a:xfrm>
+                          <a:off x="0" y="0"/>
+                          <a:ext cx="323850" cy="0"/>
+                        </a:xfrm>
+                        <a:prstGeom prst="straightConnector1">
+                          <a:avLst/>
+                        </a:prstGeom>
+                        <a:noFill/>
+                        <a:ln w="9525">
+                          <a:solidFill>
+                            <a:srgbClr val="000000"/>
+                          </a:solidFill>
+                          <a:round/>
+                          <a:headEnd/>
+                          <a:tailEnd/>
+                        </a:ln>
+                        <a:extLst>
+                          <a:ext uri="{909E8E84-426E-40DD-AFC4-6F175D3DCCD1}">
+                            <a14:hiddenFill xmlns:a14="http://schemas.microsoft.com/office/drawing/2010/main">
+                              <a:noFill/>
+                            </a14:hiddenFill>
+                          </a:ext>
+                        </a:extLst>
+                      </wps:spPr>
+                      <wps:bodyPr/>
+                    </wps:wsp>
+                  </a:graphicData>
+                </a:graphic>
+                <wp14:sizeRelH relativeFrom="page">
+                  <wp14:pctWidth>0</wp14:pctWidth>
+                </wp14:sizeRelH>
+                <wp14:sizeRelV relativeFrom="page">
+                  <wp14:pctHeight>0</wp14:pctHeight>
+                </wp14:sizeRelV>
+              </wp:anchor>
+            </w:drawing>
+          </mc:Choice>
+          <mc:Fallback>
+            <w:pict>
+              <v:shape w14:anchorId="78208C88" id="AutoShape 26" o:spid="_x0000_s1026" type="#_x0000_t32" style="position:absolute;margin-left:178.15pt;margin-top:5pt;width:25.5pt;height:0;z-index:251667456;visibility:visible;mso-wrap-style:square;mso-width-percent:0;mso-height-percent:0;mso-wrap-distance-left:9pt;mso-wrap-distance-top:0;mso-wrap-distance-right:9pt;mso-wrap-distance-bottom:0;mso-position-horizontal:absolute;mso-position-horizontal-relative:text;mso-position-vertical:absolute;mso-position-vertical-relative:text;mso-width-percent:0;mso-height-percent:0;mso-width-relative:page;mso-height-relative:page" o:gfxdata="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">
+                <o:lock v:ext="edit" shapetype="f"/>
+              </v:shape>
+            </w:pict>
+          </mc:Fallback>
+        </mc:AlternateContent>
       </w:r>
       <w:r>
         <w:rPr>
@@ -2822,9 +3488,76 @@
           <w:sz w:val="24"/>
           <w:szCs w:val="24"/>
         </w:rPr>
-        <w:pict>
-          <v:shape id="_x0000_s1051" type="#_x0000_t32" style="position:absolute;left:0;text-align:left;margin-left:178.15pt;margin-top:6.05pt;width:25.5pt;height:0;z-index:251668480" o:connectortype="straight"/>
-        </w:pict>
+        <mc:AlternateContent>
+          <mc:Choice Requires="wps">
+            <w:drawing>
+              <wp:anchor distT="0" distB="0" distL="114300" distR="114300" simplePos="0" relativeHeight="251668480" behindDoc="0" locked="0" layoutInCell="1" allowOverlap="1" wp14:anchorId="7272B8B1" wp14:editId="3624621A">
+                <wp:simplePos x="0" y="0"/>
+                <wp:positionH relativeFrom="column">
+                  <wp:posOffset>2262505</wp:posOffset>
+                </wp:positionH>
+                <wp:positionV relativeFrom="paragraph">
+                  <wp:posOffset>76835</wp:posOffset>
+                </wp:positionV>
+                <wp:extent cx="323850" cy="0"/>
+                <wp:effectExtent l="0" t="0" r="0" b="0"/>
+                <wp:wrapNone/>
+                <wp:docPr id="1257962901" name="AutoShape 27"/>
+                <wp:cNvGraphicFramePr>
+                  <a:graphicFrameLocks xmlns:a="http://schemas.openxmlformats.org/drawingml/2006/main"/>
+                </wp:cNvGraphicFramePr>
+                <a:graphic xmlns:a="http://schemas.openxmlformats.org/drawingml/2006/main">
+                  <a:graphicData uri="http://schemas.microsoft.com/office/word/2010/wordprocessingShape">
+                    <wps:wsp>
+                      <wps:cNvCnPr>
+                        <a:cxnSpLocks/>
+                      </wps:cNvCnPr>
+                      <wps:spPr bwMode="auto">
+                        <a:xfrm>
+                          <a:off x="0" y="0"/>
+                          <a:ext cx="323850" cy="0"/>
+                        </a:xfrm>
+                        <a:prstGeom prst="straightConnector1">
+                          <a:avLst/>
+                        </a:prstGeom>
+                        <a:noFill/>
+                        <a:ln w="9525">
+                          <a:solidFill>
+                            <a:srgbClr val="000000"/>
+                          </a:solidFill>
+                          <a:round/>
+                          <a:headEnd/>
+                          <a:tailEnd/>
+                        </a:ln>
+                        <a:extLst>
+                          <a:ext uri="{909E8E84-426E-40DD-AFC4-6F175D3DCCD1}">
+                            <a14:hiddenFill xmlns:a14="http://schemas.microsoft.com/office/drawing/2010/main">
+                              <a:noFill/>
+                            </a14:hiddenFill>
+                          </a:ext>
+                        </a:extLst>
+                      </wps:spPr>
+                      <wps:bodyPr/>
+                    </wps:wsp>
+                  </a:graphicData>
+                </a:graphic>
+                <wp14:sizeRelH relativeFrom="page">
+                  <wp14:pctWidth>0</wp14:pctWidth>
+                </wp14:sizeRelH>
+                <wp14:sizeRelV relativeFrom="page">
+                  <wp14:pctHeight>0</wp14:pctHeight>
+                </wp14:sizeRelV>
+              </wp:anchor>
+            </w:drawing>
+          </mc:Choice>
+          <mc:Fallback>
+            <w:pict>
+              <v:shape w14:anchorId="57DF1D93" id="AutoShape 27" o:spid="_x0000_s1026" type="#_x0000_t32" style="position:absolute;margin-left:178.15pt;margin-top:6.05pt;width:25.5pt;height:0;z-index:251668480;visibility:visible;mso-wrap-style:square;mso-width-percent:0;mso-height-percent:0;mso-wrap-distance-left:9pt;mso-wrap-distance-top:0;mso-wrap-distance-right:9pt;mso-wrap-distance-bottom:0;mso-position-horizontal:absolute;mso-position-horizontal-relative:text;mso-position-vertical:absolute;mso-position-vertical-relative:text;mso-width-percent:0;mso-height-percent:0;mso-width-relative:page;mso-height-relative:page" o:gfxdata="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">
+                <o:lock v:ext="edit" shapetype="f"/>
+              </v:shape>
+            </w:pict>
+          </mc:Fallback>
+        </mc:AlternateContent>
       </w:r>
       <w:r>
         <w:rPr>
@@ -3131,67 +3864,7 @@
           <w:sz w:val="24"/>
           <w:szCs w:val="24"/>
         </w:rPr>
-        <w:t xml:space="preserve">Jedného dňa sa Peter rozhodol, že pôjde späť na Oravu pozrieť Magdalénu o ruku. Po ceste však stretne jej bratranca Jožka Greguša, zasnúbeného Jana </w:t>
-      </w:r>
-      <w:proofErr w:type="spellStart"/>
-      <w:r>
-        <w:rPr>
-          <w:rFonts w:ascii="Times New Roman" w:hAnsi="Times New Roman"/>
-          <w:bCs/>
-          <w:sz w:val="24"/>
-          <w:szCs w:val="24"/>
-        </w:rPr>
-        <w:t>Zápotočného</w:t>
-      </w:r>
-      <w:proofErr w:type="spellEnd"/>
-      <w:r>
-        <w:rPr>
-          <w:rFonts w:ascii="Times New Roman" w:hAnsi="Times New Roman"/>
-          <w:bCs/>
-          <w:sz w:val="24"/>
-          <w:szCs w:val="24"/>
-        </w:rPr>
-        <w:t xml:space="preserve">, ktorí práve pasovali kone z Poľska. Peter zistí, že </w:t>
-      </w:r>
-      <w:proofErr w:type="spellStart"/>
-      <w:r>
-        <w:rPr>
-          <w:rFonts w:ascii="Times New Roman" w:hAnsi="Times New Roman"/>
-          <w:bCs/>
-          <w:sz w:val="24"/>
-          <w:szCs w:val="24"/>
-        </w:rPr>
-        <w:t>Zápotočný</w:t>
-      </w:r>
-      <w:proofErr w:type="spellEnd"/>
-      <w:r>
-        <w:rPr>
-          <w:rFonts w:ascii="Times New Roman" w:hAnsi="Times New Roman"/>
-          <w:bCs/>
-          <w:sz w:val="24"/>
-          <w:szCs w:val="24"/>
-        </w:rPr>
-        <w:t xml:space="preserve"> sa chystá na pytačky a dievku, ktorú ide popýtať o ruku, nie je ani jeho milá. Peter ešte zistí, že </w:t>
-      </w:r>
-      <w:proofErr w:type="spellStart"/>
-      <w:r>
-        <w:rPr>
-          <w:rFonts w:ascii="Times New Roman" w:hAnsi="Times New Roman"/>
-          <w:bCs/>
-          <w:sz w:val="24"/>
-          <w:szCs w:val="24"/>
-        </w:rPr>
-        <w:t>Zápotočný</w:t>
-      </w:r>
-      <w:proofErr w:type="spellEnd"/>
-      <w:r>
-        <w:rPr>
-          <w:rFonts w:ascii="Times New Roman" w:hAnsi="Times New Roman"/>
-          <w:bCs/>
-          <w:sz w:val="24"/>
-          <w:szCs w:val="24"/>
-        </w:rPr>
-        <w:t xml:space="preserve"> nie je dobrý človek a musí si overiť, koho Magdaléna naozaj miluje.</w:t>
+        <w:t>Jedného dňa sa Peter rozhodol, že pôjde späť na Oravu pozrieť Magdalénu o ruku. Po ceste však stretne jej bratranca Jožka Greguša, zasnúbeného Jana Zápotočného, ktorí práve pasovali kone z Poľska. Peter zistí, že Zápotočný sa chystá na pytačky a dievku, ktorú ide popýtať o ruku, nie je ani jeho milá. Peter ešte zistí, že Zápotočný nie je dobrý človek a musí si overiť, koho Magdaléna naozaj miluje.</w:t>
       </w:r>
     </w:p>
     <w:p>
@@ -3212,27 +3885,7 @@
           <w:sz w:val="24"/>
           <w:szCs w:val="24"/>
         </w:rPr>
-        <w:t xml:space="preserve">Jej matka </w:t>
-      </w:r>
-      <w:proofErr w:type="spellStart"/>
-      <w:r>
-        <w:rPr>
-          <w:rFonts w:ascii="Times New Roman" w:hAnsi="Times New Roman"/>
-          <w:bCs/>
-          <w:sz w:val="24"/>
-          <w:szCs w:val="24"/>
-        </w:rPr>
-        <w:t>Malárnička</w:t>
-      </w:r>
-      <w:proofErr w:type="spellEnd"/>
-      <w:r>
-        <w:rPr>
-          <w:rFonts w:ascii="Times New Roman" w:hAnsi="Times New Roman"/>
-          <w:bCs/>
-          <w:sz w:val="24"/>
-          <w:szCs w:val="24"/>
-        </w:rPr>
-        <w:t xml:space="preserve"> ju už sľúbila Janovi, ktorý bol veľmi bohatý. Zatlačí do jej odjazdu vydala za Petra, pretože ho mala rada ako syna.</w:t>
+        <w:t>Jej matka Malárnička ju už sľúbila Janovi, ktorý bol veľmi bohatý. Zatlačí do jej odjazdu vydala za Petra, pretože ho mala rada ako syna.</w:t>
       </w:r>
     </w:p>
     <w:p>
@@ -3253,87 +3906,7 @@
           <w:sz w:val="24"/>
           <w:szCs w:val="24"/>
         </w:rPr>
-        <w:t xml:space="preserve">Počas pálenia svätojánskych ohňov si Magdaléna s Petrom dali sľub, že sa </w:t>
-      </w:r>
-      <w:proofErr w:type="spellStart"/>
-      <w:r>
-        <w:rPr>
-          <w:rFonts w:ascii="Times New Roman" w:hAnsi="Times New Roman"/>
-          <w:bCs/>
-          <w:sz w:val="24"/>
-          <w:szCs w:val="24"/>
-        </w:rPr>
-        <w:t>preľúbia</w:t>
-      </w:r>
-      <w:proofErr w:type="spellEnd"/>
-      <w:r>
-        <w:rPr>
-          <w:rFonts w:ascii="Times New Roman" w:hAnsi="Times New Roman"/>
-          <w:bCs/>
-          <w:sz w:val="24"/>
-          <w:szCs w:val="24"/>
-        </w:rPr>
-        <w:t xml:space="preserve">. Peter sa po pálení svätojánskych ohňov vráti späť domov. Magdaléna sa však vydá za </w:t>
-      </w:r>
-      <w:proofErr w:type="spellStart"/>
-      <w:r>
-        <w:rPr>
-          <w:rFonts w:ascii="Times New Roman" w:hAnsi="Times New Roman"/>
-          <w:bCs/>
-          <w:sz w:val="24"/>
-          <w:szCs w:val="24"/>
-        </w:rPr>
-        <w:t>Zápotočného</w:t>
-      </w:r>
-      <w:proofErr w:type="spellEnd"/>
-      <w:r>
-        <w:rPr>
-          <w:rFonts w:ascii="Times New Roman" w:hAnsi="Times New Roman"/>
-          <w:bCs/>
-          <w:sz w:val="24"/>
-          <w:szCs w:val="24"/>
-        </w:rPr>
-        <w:t xml:space="preserve">. Tento sľub si vypočul aj Jano a chcel Peter zabiť, pretože Magdalénu odložil sebe. Oni dvaja ušli na koňoch na kraji lesa a Jana nechali tam. Tu sa rozlúčil a Peter odišiel do rodného Turca k </w:t>
-      </w:r>
-      <w:proofErr w:type="spellStart"/>
-      <w:r>
-        <w:rPr>
-          <w:rFonts w:ascii="Times New Roman" w:hAnsi="Times New Roman"/>
-          <w:bCs/>
-          <w:sz w:val="24"/>
-          <w:szCs w:val="24"/>
-        </w:rPr>
-        <w:t>Ujdierom</w:t>
-      </w:r>
-      <w:proofErr w:type="spellEnd"/>
-      <w:r>
-        <w:rPr>
-          <w:rFonts w:ascii="Times New Roman" w:hAnsi="Times New Roman"/>
-          <w:bCs/>
-          <w:sz w:val="24"/>
-          <w:szCs w:val="24"/>
-        </w:rPr>
-        <w:t xml:space="preserve"> a </w:t>
-      </w:r>
-      <w:proofErr w:type="spellStart"/>
-      <w:r>
-        <w:rPr>
-          <w:rFonts w:ascii="Times New Roman" w:hAnsi="Times New Roman"/>
-          <w:bCs/>
-          <w:sz w:val="24"/>
-          <w:szCs w:val="24"/>
-        </w:rPr>
-        <w:t>Ujdinej</w:t>
-      </w:r>
-      <w:proofErr w:type="spellEnd"/>
-      <w:r>
-        <w:rPr>
-          <w:rFonts w:ascii="Times New Roman" w:hAnsi="Times New Roman"/>
-          <w:bCs/>
-          <w:sz w:val="24"/>
-          <w:szCs w:val="24"/>
-        </w:rPr>
-        <w:t xml:space="preserve"> splniť svoj sľub.</w:t>
+        <w:t>Počas pálenia svätojánskych ohňov si Magdaléna s Petrom dali sľub, že sa preľúbia. Peter sa po pálení svätojánskych ohňov vráti späť domov. Magdaléna sa však vydá za Zápotočného. Tento sľub si vypočul aj Jano a chcel Peter zabiť, pretože Magdalénu odložil sebe. Oni dvaja ušli na koňoch na kraji lesa a Jana nechali tam. Tu sa rozlúčil a Peter odišiel do rodného Turca k Ujdierom a Ujdinej splniť svoj sľub.</w:t>
       </w:r>
     </w:p>
     <w:p>
@@ -3354,27 +3927,7 @@
           <w:sz w:val="24"/>
           <w:szCs w:val="24"/>
         </w:rPr>
-        <w:t xml:space="preserve">Peter pracoval, ako len mohol, aby zarobil peniaze na dom a aspoň na kúsok poľa, aby mal s Magdalénou kde bývať. Raz sa mu darilo zarobiť aj niekedy nie, ale zvládol to, pretože mu pomáhali aj z celej dediny. Keď mal dom, potreboval už len dva gaštanové kone, pretože jedného mal. Bol to </w:t>
-      </w:r>
-      <w:proofErr w:type="spellStart"/>
-      <w:r>
-        <w:rPr>
-          <w:rFonts w:ascii="Times New Roman" w:hAnsi="Times New Roman"/>
-          <w:bCs/>
-          <w:sz w:val="24"/>
-          <w:szCs w:val="24"/>
-        </w:rPr>
-        <w:t>požičianky</w:t>
-      </w:r>
-      <w:proofErr w:type="spellEnd"/>
-      <w:r>
-        <w:rPr>
-          <w:rFonts w:ascii="Times New Roman" w:hAnsi="Times New Roman"/>
-          <w:bCs/>
-          <w:sz w:val="24"/>
-          <w:szCs w:val="24"/>
-        </w:rPr>
-        <w:t xml:space="preserve"> kôň, s ktorým prišiel na Oravu a teraz si ho kúpil.</w:t>
+        <w:t>Peter pracoval, ako len mohol, aby zarobil peniaze na dom a aspoň na kúsok poľa, aby mal s Magdalénou kde bývať. Raz sa mu darilo zarobiť aj niekedy nie, ale zvládol to, pretože mu pomáhali aj z celej dediny. Keď mal dom, potreboval už len dva gaštanové kone, pretože jedného mal. Bol to požičianky kôň, s ktorým prišiel na Oravu a teraz si ho kúpil.</w:t>
       </w:r>
     </w:p>
     <w:p>
@@ -3395,27 +3948,7 @@
           <w:sz w:val="24"/>
           <w:szCs w:val="24"/>
         </w:rPr>
-        <w:t xml:space="preserve">Keď prišiel na Oravu dozvedel sa nepríjemnú správu a to takú, že mu skoro srdce puklo od žiaľu. Magdaléna sa vydala za Jana </w:t>
-      </w:r>
-      <w:proofErr w:type="spellStart"/>
-      <w:r>
-        <w:rPr>
-          <w:rFonts w:ascii="Times New Roman" w:hAnsi="Times New Roman"/>
-          <w:bCs/>
-          <w:sz w:val="24"/>
-          <w:szCs w:val="24"/>
-        </w:rPr>
-        <w:t>Zápotočného</w:t>
-      </w:r>
-      <w:proofErr w:type="spellEnd"/>
-      <w:r>
-        <w:rPr>
-          <w:rFonts w:ascii="Times New Roman" w:hAnsi="Times New Roman"/>
-          <w:bCs/>
-          <w:sz w:val="24"/>
-          <w:szCs w:val="24"/>
-        </w:rPr>
-        <w:t>, pretože ju v deň pálenia svätojánskych ohňov znásilnil a ona s ním čakala dieťa, ktoré nakoniec nepriniesla na svet.</w:t>
+        <w:t>Keď prišiel na Oravu dozvedel sa nepríjemnú správu a to takú, že mu skoro srdce puklo od žiaľu. Magdaléna sa vydala za Jana Zápotočného, pretože ju v deň pálenia svätojánskych ohňov znásilnil a ona s ním čakala dieťa, ktoré nakoniec nepriniesla na svet.</w:t>
       </w:r>
     </w:p>
     <w:p>
@@ -3436,27 +3969,7 @@
           <w:sz w:val="24"/>
           <w:szCs w:val="24"/>
         </w:rPr>
-        <w:t xml:space="preserve">Peter hľadal </w:t>
-      </w:r>
-      <w:proofErr w:type="spellStart"/>
-      <w:r>
-        <w:rPr>
-          <w:rFonts w:ascii="Times New Roman" w:hAnsi="Times New Roman"/>
-          <w:bCs/>
-          <w:sz w:val="24"/>
-          <w:szCs w:val="24"/>
-        </w:rPr>
-        <w:t>Zápotočného</w:t>
-      </w:r>
-      <w:proofErr w:type="spellEnd"/>
-      <w:r>
-        <w:rPr>
-          <w:rFonts w:ascii="Times New Roman" w:hAnsi="Times New Roman"/>
-          <w:bCs/>
-          <w:sz w:val="24"/>
-          <w:szCs w:val="24"/>
-        </w:rPr>
-        <w:t xml:space="preserve"> u neho doma, ale potom zistil od okoloidúcich, že je s Magdalénou preč. Keď ta prišiel, Jano práve mlátil koňa, ktorého Magdaléna musela držať. Keď to bola slabá a krehká žena, nedokázala sa ubrániť. Na to všetko Magdaléna ochorela tak, že si svätiť myslela, že zomrie. Zavolali jej liečiteľa farára, aby jej dal posledné pomazanie. Ale ako zázrakom sa Magdaléna začala uzdravovať.</w:t>
+        <w:t>Peter hľadal Zápotočného u neho doma, ale potom zistil od okoloidúcich, že je s Magdalénou preč. Keď ta prišiel, Jano práve mlátil koňa, ktorého Magdaléna musela držať. Keď to bola slabá a krehká žena, nedokázala sa ubrániť. Na to všetko Magdaléna ochorela tak, že si svätiť myslela, že zomrie. Zavolali jej liečiteľa farára, aby jej dal posledné pomazanie. Ale ako zázrakom sa Magdaléna začala uzdravovať.</w:t>
       </w:r>
     </w:p>
     <w:p>
@@ -3477,67 +3990,7 @@
           <w:sz w:val="24"/>
           <w:szCs w:val="24"/>
         </w:rPr>
-        <w:t xml:space="preserve">Jedného dňa, keď boli v dedine jarmok, začuli muži s Petrom v krčme krik. Mysleli si, že ženy obviňujú chlapov, ktorí práve išli z poľa, ale mýlili sa. To kričala </w:t>
-      </w:r>
-      <w:proofErr w:type="spellStart"/>
-      <w:r>
-        <w:rPr>
-          <w:rFonts w:ascii="Times New Roman" w:hAnsi="Times New Roman"/>
-          <w:bCs/>
-          <w:sz w:val="24"/>
-          <w:szCs w:val="24"/>
-        </w:rPr>
-        <w:t>Zápotočného</w:t>
-      </w:r>
-      <w:proofErr w:type="spellEnd"/>
-      <w:r>
-        <w:rPr>
-          <w:rFonts w:ascii="Times New Roman" w:hAnsi="Times New Roman"/>
-          <w:bCs/>
-          <w:sz w:val="24"/>
-          <w:szCs w:val="24"/>
-        </w:rPr>
-        <w:t xml:space="preserve"> sestra, aby išli s ňou k nemu. Všetko krčmárov a ostatní dedinčania, ktorí počuli sa nahrnuli pred Jano dom, kde Magdaléna držala </w:t>
-      </w:r>
-      <w:proofErr w:type="spellStart"/>
-      <w:r>
-        <w:rPr>
-          <w:rFonts w:ascii="Times New Roman" w:hAnsi="Times New Roman"/>
-          <w:bCs/>
-          <w:sz w:val="24"/>
-          <w:szCs w:val="24"/>
-        </w:rPr>
-        <w:t>kona</w:t>
-      </w:r>
-      <w:proofErr w:type="spellEnd"/>
-      <w:r>
-        <w:rPr>
-          <w:rFonts w:ascii="Times New Roman" w:hAnsi="Times New Roman"/>
-          <w:bCs/>
-          <w:sz w:val="24"/>
-          <w:szCs w:val="24"/>
-        </w:rPr>
-        <w:t xml:space="preserve"> a Jano ju vyplašil slovom „TULÁK“. Magdaléna ho neudržala a kôň zabil </w:t>
-      </w:r>
-      <w:proofErr w:type="spellStart"/>
-      <w:r>
-        <w:rPr>
-          <w:rFonts w:ascii="Times New Roman" w:hAnsi="Times New Roman"/>
-          <w:bCs/>
-          <w:sz w:val="24"/>
-          <w:szCs w:val="24"/>
-        </w:rPr>
-        <w:t>Zápotočného</w:t>
-      </w:r>
-      <w:proofErr w:type="spellEnd"/>
-      <w:r>
-        <w:rPr>
-          <w:rFonts w:ascii="Times New Roman" w:hAnsi="Times New Roman"/>
-          <w:bCs/>
-          <w:sz w:val="24"/>
-          <w:szCs w:val="24"/>
-        </w:rPr>
-        <w:t>.</w:t>
+        <w:t>Jedného dňa, keď boli v dedine jarmok, začuli muži s Petrom v krčme krik. Mysleli si, že ženy obviňujú chlapov, ktorí práve išli z poľa, ale mýlili sa. To kričala Zápotočného sestra, aby išli s ňou k nemu. Všetko krčmárov a ostatní dedinčania, ktorí počuli sa nahrnuli pred Jano dom, kde Magdaléna držala kona a Jano ju vyplašil slovom „TULÁK“. Magdaléna ho neudržala a kôň zabil Zápotočného.</w:t>
       </w:r>
     </w:p>
     <w:p>
@@ -4276,61 +4729,7 @@
           <w:sz w:val="24"/>
           <w:szCs w:val="24"/>
         </w:rPr>
-        <w:t xml:space="preserve">Jedna starenka rozpráva svojmu vnukovi príbeh. Ten sa začína opisom dňa, ako sa Eva dozvie od svojho manžela Šimona, že do dediny prešiel Drak. Čakala ho niekoľko rokov a teraz ohromená z tejto správy sa jej vybavuje celý vzťah s Drakom. Nikto nevedel, odkiaľ Drak pochádzal. Ujal sa ho Lepíš </w:t>
-      </w:r>
-      <w:proofErr w:type="spellStart"/>
-      <w:r>
-        <w:rPr>
-          <w:rFonts w:ascii="Times New Roman" w:hAnsi="Times New Roman"/>
-          <w:sz w:val="24"/>
-          <w:szCs w:val="24"/>
-        </w:rPr>
-        <w:t>Maďuk</w:t>
-      </w:r>
-      <w:proofErr w:type="spellEnd"/>
-      <w:r>
-        <w:rPr>
-          <w:rFonts w:ascii="Times New Roman" w:hAnsi="Times New Roman"/>
-          <w:sz w:val="24"/>
-          <w:szCs w:val="24"/>
-        </w:rPr>
-        <w:t xml:space="preserve">, ktorý bol skoro slepý. Bohužiaľ, po niekoľkých rokoch spadol Drak do jamy a zomrel. Keď sa na dedinu začalo valiť jedno nešťastie za druhým, všetci spomenuli na to nešťastie a ľudia Draka začali obviňovať zo smrti svojho pestúna. Chceli mu podpáliť dom, ale on sa ubránil (aj keď musel ísť na niekoľko mesiacov do väzenia, lebo zbil pár mužov, kto chcel urobiť). Neskôr prišlo do dediny veľké sucho. Niektorí tvrdili, že to je len Drak vezie plné vrecia obilia a obsah požadovali za pšenicu. Vtrhli mu do domu, kde zistili, že je to len hlina. Obvinili ho z prečarovania múky na hlinu a o niekoľko dní ho našli spáleného v jame s veľkou ranou na hlave. Eva ho 2 týždne liečila, ale Drak bez rozlúčky zmizol. Teraz, keď sa vrátil (na jar) s veľkými dažďami, začínajú sa šíriť </w:t>
-      </w:r>
-      <w:proofErr w:type="spellStart"/>
-      <w:r>
-        <w:rPr>
-          <w:rFonts w:ascii="Times New Roman" w:hAnsi="Times New Roman"/>
-          <w:sz w:val="24"/>
-          <w:szCs w:val="24"/>
-        </w:rPr>
-        <w:t>pozre</w:t>
-      </w:r>
-      <w:proofErr w:type="spellEnd"/>
-      <w:r>
-        <w:rPr>
-          <w:rFonts w:ascii="Times New Roman" w:hAnsi="Times New Roman"/>
-          <w:sz w:val="24"/>
-          <w:szCs w:val="24"/>
-        </w:rPr>
-        <w:t xml:space="preserve">. Ukáže sa v miestnej krčme (u </w:t>
-      </w:r>
-      <w:proofErr w:type="spellStart"/>
-      <w:r>
-        <w:rPr>
-          <w:rFonts w:ascii="Times New Roman" w:hAnsi="Times New Roman"/>
-          <w:sz w:val="24"/>
-          <w:szCs w:val="24"/>
-        </w:rPr>
-        <w:t>Baumhorna</w:t>
-      </w:r>
-      <w:proofErr w:type="spellEnd"/>
-      <w:r>
-        <w:rPr>
-          <w:rFonts w:ascii="Times New Roman" w:hAnsi="Times New Roman"/>
-          <w:sz w:val="24"/>
-          <w:szCs w:val="24"/>
-        </w:rPr>
-        <w:t>), kde si všetci všimnú, ako sa zmenil. Šimona sa ho chystal zabiť, ale keď videl, ako zachránil vtáčatko, rozmyslel si to. Požiare sa šírili a celé stádo je uväznené a vyhladované. Nikto nevie nájsť východisko z tejto situácie. Iba Drak má riešenie, pretože už zúfalí mu uveria. No pošlú s ním aj Šimona, aby na neho dal pozor a aby sa do týždňa vrátili, ak podpália Drakov dom. Stádo musí previesť cez poľské hranice, to je veľmi nebezpečné. Preto sa Drak dohodne ešte s dvoma Poliakmi na pomoci. Šimon videl ich spoločné podanie rúk a pomyslí si, že celú dedinu podvedú a stádo prepadnú. Beží to oznámiť domov, no po ceste podpáli dom Draka. Všetko povie starostovi. Ten mu povie, že dostal správu o tom, ako Drak so stádom pracujú do dediny. Idú ho spolu čakať. Príchod oznámia túto nešťastnú udalosť. On však nechce vedieť, kto to spravil. Povie však, že ten, kto spravil, vrátil len to, čo mu kedysi urobil sám. Tá starenka, čo príbeh rozprávala, bola Eva. Ostala žiť so Šimonom, lebo Drak ju už neľúbil.</w:t>
+        <w:t>Jedna starenka rozpráva svojmu vnukovi príbeh. Ten sa začína opisom dňa, ako sa Eva dozvie od svojho manžela Šimona, že do dediny prešiel Drak. Čakala ho niekoľko rokov a teraz ohromená z tejto správy sa jej vybavuje celý vzťah s Drakom. Nikto nevedel, odkiaľ Drak pochádzal. Ujal sa ho Lepíš Maďuk, ktorý bol skoro slepý. Bohužiaľ, po niekoľkých rokoch spadol Drak do jamy a zomrel. Keď sa na dedinu začalo valiť jedno nešťastie za druhým, všetci spomenuli na to nešťastie a ľudia Draka začali obviňovať zo smrti svojho pestúna. Chceli mu podpáliť dom, ale on sa ubránil (aj keď musel ísť na niekoľko mesiacov do väzenia, lebo zbil pár mužov, kto chcel urobiť). Neskôr prišlo do dediny veľké sucho. Niektorí tvrdili, že to je len Drak vezie plné vrecia obilia a obsah požadovali za pšenicu. Vtrhli mu do domu, kde zistili, že je to len hlina. Obvinili ho z prečarovania múky na hlinu a o niekoľko dní ho našli spáleného v jame s veľkou ranou na hlave. Eva ho 2 týždne liečila, ale Drak bez rozlúčky zmizol. Teraz, keď sa vrátil (na jar) s veľkými dažďami, začínajú sa šíriť pozre. Ukáže sa v miestnej krčme (u Baumhorna), kde si všetci všimnú, ako sa zmenil. Šimona sa ho chystal zabiť, ale keď videl, ako zachránil vtáčatko, rozmyslel si to. Požiare sa šírili a celé stádo je uväznené a vyhladované. Nikto nevie nájsť východisko z tejto situácie. Iba Drak má riešenie, pretože už zúfalí mu uveria. No pošlú s ním aj Šimona, aby na neho dal pozor a aby sa do týždňa vrátili, ak podpália Drakov dom. Stádo musí previesť cez poľské hranice, to je veľmi nebezpečné. Preto sa Drak dohodne ešte s dvoma Poliakmi na pomoci. Šimon videl ich spoločné podanie rúk a pomyslí si, že celú dedinu podvedú a stádo prepadnú. Beží to oznámiť domov, no po ceste podpáli dom Draka. Všetko povie starostovi. Ten mu povie, že dostal správu o tom, ako Drak so stádom pracujú do dediny. Idú ho spolu čakať. Príchod oznámia túto nešťastnú udalosť. On však nechce vedieť, kto to spravil. Povie však, že ten, kto spravil, vrátil len to, čo mu kedysi urobil sám. Tá starenka, čo príbeh rozprávala, bola Eva. Ostala žiť so Šimonom, lebo Drak ju už neľúbil.</w:t>
       </w:r>
     </w:p>
     <w:p>
@@ -4386,55 +4785,143 @@
           <w:szCs w:val="24"/>
           <w:lang w:eastAsia="sk-SK"/>
         </w:rPr>
-        <w:pict>
-          <v:rect id="_x0000_s1035" style="position:absolute;left:0;text-align:left;margin-left:27pt;margin-top:8.5pt;width:118.5pt;height:40.15pt;z-index:251652096" strokeweight="1.5pt">
-            <v:textbox>
-              <w:txbxContent>
-                <w:p>
-                  <w:pPr>
-                    <w:spacing w:after="0" w:line="240" w:lineRule="auto"/>
-                  </w:pPr>
-                  <w:r>
-                    <w:rPr>
-                      <w:b/>
-                    </w:rPr>
-                    <w:t>Šimon</w:t>
-                  </w:r>
-                  <w:r>
-                    <w:t xml:space="preserve"> </w:t>
-                  </w:r>
-                  <w:proofErr w:type="spellStart"/>
-                  <w:r>
-                    <w:t>Jariabek</w:t>
-                  </w:r>
-                  <w:proofErr w:type="spellEnd"/>
-                  <w:r>
-                    <w:t xml:space="preserve"> +</w:t>
-                  </w:r>
-                </w:p>
-                <w:p>
-                  <w:pPr>
-                    <w:spacing w:after="0" w:line="240" w:lineRule="auto"/>
-                  </w:pPr>
-                  <w:r>
-                    <w:rPr>
-                      <w:b/>
-                    </w:rPr>
-                    <w:t xml:space="preserve">Eva </w:t>
-                  </w:r>
-                  <w:r>
-                    <w:t xml:space="preserve">rod. </w:t>
-                  </w:r>
-                  <w:proofErr w:type="spellStart"/>
-                  <w:r>
-                    <w:t>Hajnáková</w:t>
-                  </w:r>
-                  <w:proofErr w:type="spellEnd"/>
-                </w:p>
-              </w:txbxContent>
-            </v:textbox>
-          </v:rect>
-        </w:pict>
+        <mc:AlternateContent>
+          <mc:Choice Requires="wps">
+            <w:drawing>
+              <wp:anchor distT="0" distB="0" distL="114300" distR="114300" simplePos="0" relativeHeight="251652096" behindDoc="0" locked="0" layoutInCell="1" allowOverlap="1" wp14:anchorId="2CD44667" wp14:editId="669DB7C8">
+                <wp:simplePos x="0" y="0"/>
+                <wp:positionH relativeFrom="column">
+                  <wp:posOffset>342900</wp:posOffset>
+                </wp:positionH>
+                <wp:positionV relativeFrom="paragraph">
+                  <wp:posOffset>107950</wp:posOffset>
+                </wp:positionV>
+                <wp:extent cx="1504950" cy="509905"/>
+                <wp:effectExtent l="12700" t="12700" r="6350" b="0"/>
+                <wp:wrapNone/>
+                <wp:docPr id="1602825073" name="Rectangle 11"/>
+                <wp:cNvGraphicFramePr>
+                  <a:graphicFrameLocks xmlns:a="http://schemas.openxmlformats.org/drawingml/2006/main"/>
+                </wp:cNvGraphicFramePr>
+                <a:graphic xmlns:a="http://schemas.openxmlformats.org/drawingml/2006/main">
+                  <a:graphicData uri="http://schemas.microsoft.com/office/word/2010/wordprocessingShape">
+                    <wps:wsp>
+                      <wps:cNvSpPr>
+                        <a:spLocks/>
+                      </wps:cNvSpPr>
+                      <wps:spPr bwMode="auto">
+                        <a:xfrm>
+                          <a:off x="0" y="0"/>
+                          <a:ext cx="1504950" cy="509905"/>
+                        </a:xfrm>
+                        <a:prstGeom prst="rect">
+                          <a:avLst/>
+                        </a:prstGeom>
+                        <a:solidFill>
+                          <a:srgbClr val="FFFFFF"/>
+                        </a:solidFill>
+                        <a:ln w="19050">
+                          <a:solidFill>
+                            <a:srgbClr val="000000"/>
+                          </a:solidFill>
+                          <a:miter lim="800000"/>
+                          <a:headEnd/>
+                          <a:tailEnd/>
+                        </a:ln>
+                      </wps:spPr>
+                      <wps:txbx>
+                        <w:txbxContent>
+                          <w:p>
+                            <w:pPr>
+                              <w:spacing w:after="0" w:line="240" w:lineRule="auto"/>
+                            </w:pPr>
+                            <w:r>
+                              <w:rPr>
+                                <w:b/>
+                              </w:rPr>
+                              <w:t>Šimon</w:t>
+                            </w:r>
+                            <w:r>
+                              <w:t xml:space="preserve"> </w:t>
+                            </w:r>
+                            <w:r>
+                              <w:t>Jariabek +</w:t>
+                            </w:r>
+                          </w:p>
+                          <w:p>
+                            <w:pPr>
+                              <w:spacing w:after="0" w:line="240" w:lineRule="auto"/>
+                            </w:pPr>
+                            <w:r>
+                              <w:rPr>
+                                <w:b/>
+                              </w:rPr>
+                              <w:t xml:space="preserve">Eva </w:t>
+                            </w:r>
+                            <w:r>
+                              <w:t>rod. Hajnáková</w:t>
+                            </w:r>
+                          </w:p>
+                        </w:txbxContent>
+                      </wps:txbx>
+                      <wps:bodyPr rot="0" vert="horz" wrap="square" lIns="91440" tIns="45720" rIns="91440" bIns="45720" anchor="t" anchorCtr="0" upright="1">
+                        <a:noAutofit/>
+                      </wps:bodyPr>
+                    </wps:wsp>
+                  </a:graphicData>
+                </a:graphic>
+                <wp14:sizeRelH relativeFrom="page">
+                  <wp14:pctWidth>0</wp14:pctWidth>
+                </wp14:sizeRelH>
+                <wp14:sizeRelV relativeFrom="page">
+                  <wp14:pctHeight>0</wp14:pctHeight>
+                </wp14:sizeRelV>
+              </wp:anchor>
+            </w:drawing>
+          </mc:Choice>
+          <mc:Fallback>
+            <w:pict>
+              <v:rect w14:anchorId="2CD44667" id="Rectangle 11" o:spid="_x0000_s1028" style="position:absolute;left:0;text-align:left;margin-left:27pt;margin-top:8.5pt;width:118.5pt;height:40.15pt;z-index:251652096;visibility:visible;mso-wrap-style:square;mso-width-percent:0;mso-height-percent:0;mso-wrap-distance-left:9pt;mso-wrap-distance-top:0;mso-wrap-distance-right:9pt;mso-wrap-distance-bottom:0;mso-position-horizontal:absolute;mso-position-horizontal-relative:text;mso-position-vertical:absolute;mso-position-vertical-relative:text;mso-width-percent:0;mso-height-percent:0;mso-width-relative:page;mso-height-relative:page;v-text-anchor:top" o:gfxdata="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" strokeweight="1.5pt">
+                <v:path arrowok="t"/>
+                <v:textbox>
+                  <w:txbxContent>
+                    <w:p>
+                      <w:pPr>
+                        <w:spacing w:after="0" w:line="240" w:lineRule="auto"/>
+                      </w:pPr>
+                      <w:r>
+                        <w:rPr>
+                          <w:b/>
+                        </w:rPr>
+                        <w:t>Šimon</w:t>
+                      </w:r>
+                      <w:r>
+                        <w:t xml:space="preserve"> </w:t>
+                      </w:r>
+                      <w:r>
+                        <w:t>Jariabek +</w:t>
+                      </w:r>
+                    </w:p>
+                    <w:p>
+                      <w:pPr>
+                        <w:spacing w:after="0" w:line="240" w:lineRule="auto"/>
+                      </w:pPr>
+                      <w:r>
+                        <w:rPr>
+                          <w:b/>
+                        </w:rPr>
+                        <w:t xml:space="preserve">Eva </w:t>
+                      </w:r>
+                      <w:r>
+                        <w:t>rod. Hajnáková</w:t>
+                      </w:r>
+                    </w:p>
+                  </w:txbxContent>
+                </v:textbox>
+              </v:rect>
+            </w:pict>
+          </mc:Fallback>
+        </mc:AlternateContent>
       </w:r>
       <w:r>
         <w:rPr>
@@ -4445,49 +4932,131 @@
           <w:szCs w:val="24"/>
           <w:lang w:eastAsia="sk-SK"/>
         </w:rPr>
-        <w:pict>
-          <v:rect id="_x0000_s1036" style="position:absolute;left:0;text-align:left;margin-left:169.5pt;margin-top:8.5pt;width:141.75pt;height:41.65pt;z-index:251653120" strokeweight="1.5pt">
-            <v:textbox>
-              <w:txbxContent>
-                <w:p>
-                  <w:pPr>
-                    <w:spacing w:after="0" w:line="240" w:lineRule="auto"/>
-                    <w:rPr>
-                      <w:b/>
-                    </w:rPr>
-                  </w:pPr>
-                  <w:r>
-                    <w:rPr>
-                      <w:b/>
-                    </w:rPr>
-                    <w:t>Drak</w:t>
-                  </w:r>
-                </w:p>
-                <w:p>
-                  <w:pPr>
-                    <w:spacing w:after="0" w:line="240" w:lineRule="auto"/>
-                  </w:pPr>
-                  <w:r>
-                    <w:t xml:space="preserve">Martin </w:t>
-                  </w:r>
-                  <w:proofErr w:type="spellStart"/>
-                  <w:r>
-                    <w:t>Lepiš</w:t>
-                  </w:r>
-                  <w:proofErr w:type="spellEnd"/>
-                  <w:r>
-                    <w:t xml:space="preserve"> </w:t>
-                  </w:r>
-                  <w:proofErr w:type="spellStart"/>
-                  <w:r>
-                    <w:t>Madlušovie</w:t>
-                  </w:r>
-                  <w:proofErr w:type="spellEnd"/>
-                </w:p>
-              </w:txbxContent>
-            </v:textbox>
-          </v:rect>
-        </w:pict>
+        <mc:AlternateContent>
+          <mc:Choice Requires="wps">
+            <w:drawing>
+              <wp:anchor distT="0" distB="0" distL="114300" distR="114300" simplePos="0" relativeHeight="251653120" behindDoc="0" locked="0" layoutInCell="1" allowOverlap="1" wp14:anchorId="4BA04FBE" wp14:editId="60200EED">
+                <wp:simplePos x="0" y="0"/>
+                <wp:positionH relativeFrom="column">
+                  <wp:posOffset>2152650</wp:posOffset>
+                </wp:positionH>
+                <wp:positionV relativeFrom="paragraph">
+                  <wp:posOffset>107950</wp:posOffset>
+                </wp:positionV>
+                <wp:extent cx="1800225" cy="528955"/>
+                <wp:effectExtent l="12700" t="12700" r="3175" b="4445"/>
+                <wp:wrapNone/>
+                <wp:docPr id="396448785" name="Rectangle 12"/>
+                <wp:cNvGraphicFramePr>
+                  <a:graphicFrameLocks xmlns:a="http://schemas.openxmlformats.org/drawingml/2006/main"/>
+                </wp:cNvGraphicFramePr>
+                <a:graphic xmlns:a="http://schemas.openxmlformats.org/drawingml/2006/main">
+                  <a:graphicData uri="http://schemas.microsoft.com/office/word/2010/wordprocessingShape">
+                    <wps:wsp>
+                      <wps:cNvSpPr>
+                        <a:spLocks/>
+                      </wps:cNvSpPr>
+                      <wps:spPr bwMode="auto">
+                        <a:xfrm>
+                          <a:off x="0" y="0"/>
+                          <a:ext cx="1800225" cy="528955"/>
+                        </a:xfrm>
+                        <a:prstGeom prst="rect">
+                          <a:avLst/>
+                        </a:prstGeom>
+                        <a:solidFill>
+                          <a:srgbClr val="FFFFFF"/>
+                        </a:solidFill>
+                        <a:ln w="19050">
+                          <a:solidFill>
+                            <a:srgbClr val="000000"/>
+                          </a:solidFill>
+                          <a:miter lim="800000"/>
+                          <a:headEnd/>
+                          <a:tailEnd/>
+                        </a:ln>
+                      </wps:spPr>
+                      <wps:txbx>
+                        <w:txbxContent>
+                          <w:p>
+                            <w:pPr>
+                              <w:spacing w:after="0" w:line="240" w:lineRule="auto"/>
+                              <w:rPr>
+                                <w:b/>
+                              </w:rPr>
+                            </w:pPr>
+                            <w:r>
+                              <w:rPr>
+                                <w:b/>
+                              </w:rPr>
+                              <w:t>Drak</w:t>
+                            </w:r>
+                          </w:p>
+                          <w:p>
+                            <w:pPr>
+                              <w:spacing w:after="0" w:line="240" w:lineRule="auto"/>
+                            </w:pPr>
+                            <w:r>
+                              <w:t xml:space="preserve">Martin </w:t>
+                            </w:r>
+                            <w:r>
+                              <w:t>Lepiš Madlušovie</w:t>
+                            </w:r>
+                          </w:p>
+                        </w:txbxContent>
+                      </wps:txbx>
+                      <wps:bodyPr rot="0" vert="horz" wrap="square" lIns="91440" tIns="45720" rIns="91440" bIns="45720" anchor="t" anchorCtr="0" upright="1">
+                        <a:noAutofit/>
+                      </wps:bodyPr>
+                    </wps:wsp>
+                  </a:graphicData>
+                </a:graphic>
+                <wp14:sizeRelH relativeFrom="page">
+                  <wp14:pctWidth>0</wp14:pctWidth>
+                </wp14:sizeRelH>
+                <wp14:sizeRelV relativeFrom="page">
+                  <wp14:pctHeight>0</wp14:pctHeight>
+                </wp14:sizeRelV>
+              </wp:anchor>
+            </w:drawing>
+          </mc:Choice>
+          <mc:Fallback>
+            <w:pict>
+              <v:rect w14:anchorId="4BA04FBE" id="Rectangle 12" o:spid="_x0000_s1029" style="position:absolute;left:0;text-align:left;margin-left:169.5pt;margin-top:8.5pt;width:141.75pt;height:41.65pt;z-index:251653120;visibility:visible;mso-wrap-style:square;mso-width-percent:0;mso-height-percent:0;mso-wrap-distance-left:9pt;mso-wrap-distance-top:0;mso-wrap-distance-right:9pt;mso-wrap-distance-bottom:0;mso-position-horizontal:absolute;mso-position-horizontal-relative:text;mso-position-vertical:absolute;mso-position-vertical-relative:text;mso-width-percent:0;mso-height-percent:0;mso-width-relative:page;mso-height-relative:page;v-text-anchor:top" o:gfxdata="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" strokeweight="1.5pt">
+                <v:path arrowok="t"/>
+                <v:textbox>
+                  <w:txbxContent>
+                    <w:p>
+                      <w:pPr>
+                        <w:spacing w:after="0" w:line="240" w:lineRule="auto"/>
+                        <w:rPr>
+                          <w:b/>
+                        </w:rPr>
+                      </w:pPr>
+                      <w:r>
+                        <w:rPr>
+                          <w:b/>
+                        </w:rPr>
+                        <w:t>Drak</w:t>
+                      </w:r>
+                    </w:p>
+                    <w:p>
+                      <w:pPr>
+                        <w:spacing w:after="0" w:line="240" w:lineRule="auto"/>
+                      </w:pPr>
+                      <w:r>
+                        <w:t xml:space="preserve">Martin </w:t>
+                      </w:r>
+                      <w:r>
+                        <w:t>Lepiš Madlušovie</w:t>
+                      </w:r>
+                    </w:p>
+                  </w:txbxContent>
+                </v:textbox>
+              </v:rect>
+            </w:pict>
+          </mc:Fallback>
+        </mc:AlternateContent>
       </w:r>
     </w:p>
     <w:p>
@@ -4516,25 +5085,214 @@
           <w:sz w:val="24"/>
           <w:szCs w:val="24"/>
         </w:rPr>
+        <w:t xml:space="preserve"> Jariabek + </w:t>
+      </w:r>
+      <w:r>
+        <w:rPr>
+          <w:rFonts w:ascii="Times New Roman" w:hAnsi="Times New Roman"/>
+          <w:sz w:val="24"/>
+          <w:szCs w:val="24"/>
+        </w:rPr>
+        <w:tab/>
+      </w:r>
+      <w:r>
+        <w:rPr>
+          <w:rFonts w:ascii="Times New Roman" w:hAnsi="Times New Roman"/>
+          <w:sz w:val="24"/>
+          <w:szCs w:val="24"/>
+        </w:rPr>
+        <w:tab/>
+      </w:r>
+      <w:r>
+        <w:rPr>
+          <w:rFonts w:ascii="Times New Roman" w:hAnsi="Times New Roman"/>
+          <w:b/>
+          <w:sz w:val="24"/>
+          <w:szCs w:val="24"/>
+        </w:rPr>
+        <w:t>Drak</w:t>
+      </w:r>
+    </w:p>
+    <w:p>
+      <w:pPr>
+        <w:spacing w:after="0" w:line="240" w:lineRule="auto"/>
+        <w:ind w:left="708"/>
+        <w:rPr>
+          <w:rFonts w:ascii="Times New Roman" w:hAnsi="Times New Roman"/>
+          <w:sz w:val="24"/>
+          <w:szCs w:val="24"/>
+        </w:rPr>
+      </w:pPr>
+      <w:r>
+        <w:rPr>
+          <w:rFonts w:ascii="Times New Roman" w:hAnsi="Times New Roman"/>
+          <w:b/>
+          <w:noProof/>
+          <w:sz w:val="24"/>
+          <w:szCs w:val="24"/>
+          <w:lang w:eastAsia="sk-SK"/>
+        </w:rPr>
+        <mc:AlternateContent>
+          <mc:Choice Requires="wps">
+            <w:drawing>
+              <wp:anchor distT="0" distB="0" distL="114300" distR="114300" simplePos="0" relativeHeight="251654144" behindDoc="0" locked="0" layoutInCell="1" allowOverlap="1" wp14:anchorId="48E9914F" wp14:editId="43785D2A">
+                <wp:simplePos x="0" y="0"/>
+                <wp:positionH relativeFrom="column">
+                  <wp:posOffset>1847850</wp:posOffset>
+                </wp:positionH>
+                <wp:positionV relativeFrom="paragraph">
+                  <wp:posOffset>24130</wp:posOffset>
+                </wp:positionV>
+                <wp:extent cx="304800" cy="0"/>
+                <wp:effectExtent l="0" t="0" r="0" b="0"/>
+                <wp:wrapNone/>
+                <wp:docPr id="1546403310" name="AutoShape 13"/>
+                <wp:cNvGraphicFramePr>
+                  <a:graphicFrameLocks xmlns:a="http://schemas.openxmlformats.org/drawingml/2006/main"/>
+                </wp:cNvGraphicFramePr>
+                <a:graphic xmlns:a="http://schemas.openxmlformats.org/drawingml/2006/main">
+                  <a:graphicData uri="http://schemas.microsoft.com/office/word/2010/wordprocessingShape">
+                    <wps:wsp>
+                      <wps:cNvCnPr>
+                        <a:cxnSpLocks/>
+                      </wps:cNvCnPr>
+                      <wps:spPr bwMode="auto">
+                        <a:xfrm>
+                          <a:off x="0" y="0"/>
+                          <a:ext cx="304800" cy="0"/>
+                        </a:xfrm>
+                        <a:prstGeom prst="straightConnector1">
+                          <a:avLst/>
+                        </a:prstGeom>
+                        <a:noFill/>
+                        <a:ln w="9525">
+                          <a:solidFill>
+                            <a:srgbClr val="000000"/>
+                          </a:solidFill>
+                          <a:round/>
+                          <a:headEnd/>
+                          <a:tailEnd/>
+                        </a:ln>
+                        <a:extLst>
+                          <a:ext uri="{909E8E84-426E-40DD-AFC4-6F175D3DCCD1}">
+                            <a14:hiddenFill xmlns:a14="http://schemas.microsoft.com/office/drawing/2010/main">
+                              <a:noFill/>
+                            </a14:hiddenFill>
+                          </a:ext>
+                        </a:extLst>
+                      </wps:spPr>
+                      <wps:bodyPr/>
+                    </wps:wsp>
+                  </a:graphicData>
+                </a:graphic>
+                <wp14:sizeRelH relativeFrom="page">
+                  <wp14:pctWidth>0</wp14:pctWidth>
+                </wp14:sizeRelH>
+                <wp14:sizeRelV relativeFrom="page">
+                  <wp14:pctHeight>0</wp14:pctHeight>
+                </wp14:sizeRelV>
+              </wp:anchor>
+            </w:drawing>
+          </mc:Choice>
+          <mc:Fallback>
+            <w:pict>
+              <v:shape w14:anchorId="73760ADA" id="AutoShape 13" o:spid="_x0000_s1026" type="#_x0000_t32" style="position:absolute;margin-left:145.5pt;margin-top:1.9pt;width:24pt;height:0;z-index:251654144;visibility:visible;mso-wrap-style:square;mso-width-percent:0;mso-height-percent:0;mso-wrap-distance-left:9pt;mso-wrap-distance-top:0;mso-wrap-distance-right:9pt;mso-wrap-distance-bottom:0;mso-position-horizontal:absolute;mso-position-horizontal-relative:text;mso-position-vertical:absolute;mso-position-vertical-relative:text;mso-width-percent:0;mso-height-percent:0;mso-width-relative:page;mso-height-relative:page" o:gfxdata="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">
+                <o:lock v:ext="edit" shapetype="f"/>
+              </v:shape>
+            </w:pict>
+          </mc:Fallback>
+        </mc:AlternateContent>
+      </w:r>
+      <w:r>
+        <w:rPr>
+          <w:rFonts w:ascii="Times New Roman" w:hAnsi="Times New Roman"/>
+          <w:b/>
+          <w:sz w:val="24"/>
+          <w:szCs w:val="24"/>
+        </w:rPr>
+        <w:t>Eva</w:t>
+      </w:r>
+      <w:r>
+        <w:rPr>
+          <w:rFonts w:ascii="Times New Roman" w:hAnsi="Times New Roman"/>
+          <w:sz w:val="24"/>
+          <w:szCs w:val="24"/>
+        </w:rPr>
+        <w:t xml:space="preserve"> rod. Hajnáková</w:t>
+      </w:r>
+      <w:r>
+        <w:rPr>
+          <w:rFonts w:ascii="Times New Roman" w:hAnsi="Times New Roman"/>
+          <w:sz w:val="24"/>
+          <w:szCs w:val="24"/>
+        </w:rPr>
+        <w:tab/>
+      </w:r>
+      <w:r>
+        <w:rPr>
+          <w:rFonts w:ascii="Times New Roman" w:hAnsi="Times New Roman"/>
+          <w:sz w:val="24"/>
+          <w:szCs w:val="24"/>
+        </w:rPr>
+        <w:tab/>
+        <w:t xml:space="preserve">Martin Lepiš Madlušovie </w:t>
+      </w:r>
+    </w:p>
+    <w:p>
+      <w:pPr>
+        <w:spacing w:after="0" w:line="240" w:lineRule="auto"/>
+        <w:ind w:left="2832" w:hanging="2397"/>
+        <w:rPr>
+          <w:rFonts w:ascii="Times New Roman" w:hAnsi="Times New Roman"/>
+          <w:sz w:val="24"/>
+          <w:szCs w:val="24"/>
+        </w:rPr>
+      </w:pPr>
+      <w:r>
+        <w:rPr>
+          <w:rFonts w:ascii="Times New Roman" w:hAnsi="Times New Roman"/>
+          <w:sz w:val="24"/>
+          <w:szCs w:val="24"/>
+        </w:rPr>
         <w:t xml:space="preserve"> </w:t>
       </w:r>
-      <w:proofErr w:type="spellStart"/>
-      <w:r>
-        <w:rPr>
-          <w:rFonts w:ascii="Times New Roman" w:hAnsi="Times New Roman"/>
-          <w:sz w:val="24"/>
-          <w:szCs w:val="24"/>
-        </w:rPr>
-        <w:t>Jariabek</w:t>
-      </w:r>
-      <w:proofErr w:type="spellEnd"/>
-      <w:r>
-        <w:rPr>
-          <w:rFonts w:ascii="Times New Roman" w:hAnsi="Times New Roman"/>
-          <w:sz w:val="24"/>
-          <w:szCs w:val="24"/>
-        </w:rPr>
-        <w:t xml:space="preserve"> + </w:t>
+    </w:p>
+    <w:p>
+      <w:pPr>
+        <w:spacing w:after="0" w:line="240" w:lineRule="auto"/>
+        <w:ind w:left="3540" w:hanging="2832"/>
+        <w:rPr>
+          <w:rFonts w:ascii="Times New Roman" w:hAnsi="Times New Roman"/>
+          <w:b/>
+          <w:bCs/>
+          <w:sz w:val="24"/>
+          <w:szCs w:val="24"/>
+        </w:rPr>
+      </w:pPr>
+      <w:r>
+        <w:rPr>
+          <w:rFonts w:ascii="Times New Roman" w:hAnsi="Times New Roman"/>
+          <w:sz w:val="24"/>
+          <w:szCs w:val="24"/>
+        </w:rPr>
+        <w:t xml:space="preserve"> </w:t>
+      </w:r>
+      <w:r>
+        <w:rPr>
+          <w:rFonts w:ascii="Times New Roman" w:hAnsi="Times New Roman"/>
+          <w:sz w:val="24"/>
+          <w:szCs w:val="24"/>
+          <w:u w:val="single"/>
+        </w:rPr>
+        <w:t>kladné</w:t>
+      </w:r>
+      <w:r>
+        <w:rPr>
+          <w:rFonts w:ascii="Times New Roman" w:hAnsi="Times New Roman"/>
+          <w:sz w:val="24"/>
+          <w:szCs w:val="24"/>
+        </w:rPr>
+        <w:t xml:space="preserve"> postavy</w:t>
       </w:r>
       <w:r>
         <w:rPr>
@@ -4549,251 +5307,199 @@
           <w:rFonts w:ascii="Times New Roman" w:hAnsi="Times New Roman"/>
           <w:sz w:val="24"/>
           <w:szCs w:val="24"/>
-        </w:rPr>
-        <w:tab/>
-      </w:r>
-      <w:r>
-        <w:rPr>
-          <w:rFonts w:ascii="Times New Roman" w:hAnsi="Times New Roman"/>
-          <w:b/>
-          <w:sz w:val="24"/>
-          <w:szCs w:val="24"/>
-        </w:rPr>
-        <w:t>Drak</w:t>
-      </w:r>
-    </w:p>
-    <w:p>
-      <w:pPr>
-        <w:spacing w:after="0" w:line="240" w:lineRule="auto"/>
-        <w:ind w:left="708"/>
-        <w:rPr>
-          <w:rFonts w:ascii="Times New Roman" w:hAnsi="Times New Roman"/>
-          <w:sz w:val="24"/>
-          <w:szCs w:val="24"/>
-        </w:rPr>
-      </w:pPr>
-      <w:r>
-        <w:rPr>
-          <w:rFonts w:ascii="Times New Roman" w:hAnsi="Times New Roman"/>
-          <w:b/>
+          <w:u w:val="single"/>
+        </w:rPr>
+        <w:t>záporná</w:t>
+      </w:r>
+      <w:r>
+        <w:rPr>
+          <w:rFonts w:ascii="Times New Roman" w:hAnsi="Times New Roman"/>
+          <w:sz w:val="24"/>
+          <w:szCs w:val="24"/>
+        </w:rPr>
+        <w:t xml:space="preserve"> postava, hoci v skutočnosti nebol zlý, iba dedina ho tak vnímala</w:t>
+      </w:r>
+    </w:p>
+    <w:p>
+      <w:pPr>
+        <w:spacing w:after="0" w:line="240" w:lineRule="auto"/>
+        <w:rPr>
+          <w:rFonts w:ascii="Times New Roman" w:hAnsi="Times New Roman"/>
+          <w:b/>
+          <w:bCs/>
+          <w:sz w:val="24"/>
+          <w:szCs w:val="24"/>
+        </w:rPr>
+      </w:pPr>
+    </w:p>
+    <w:p>
+      <w:pPr>
+        <w:spacing w:after="0" w:line="240" w:lineRule="auto"/>
+        <w:rPr>
+          <w:rFonts w:ascii="Times New Roman" w:hAnsi="Times New Roman"/>
+          <w:sz w:val="24"/>
+          <w:szCs w:val="24"/>
+        </w:rPr>
+      </w:pPr>
+      <w:r>
+        <w:rPr>
+          <w:rFonts w:ascii="Times New Roman" w:hAnsi="Times New Roman"/>
           <w:noProof/>
           <w:sz w:val="24"/>
           <w:szCs w:val="24"/>
           <w:lang w:eastAsia="sk-SK"/>
         </w:rPr>
-        <w:pict>
-          <v:shape id="_x0000_s1037" type="#_x0000_t32" style="position:absolute;left:0;text-align:left;margin-left:145.5pt;margin-top:1.9pt;width:24pt;height:0;z-index:251654144" o:connectortype="straight"/>
-        </w:pict>
-      </w:r>
-      <w:r>
-        <w:rPr>
-          <w:rFonts w:ascii="Times New Roman" w:hAnsi="Times New Roman"/>
-          <w:b/>
-          <w:sz w:val="24"/>
-          <w:szCs w:val="24"/>
-        </w:rPr>
-        <w:t>Eva</w:t>
-      </w:r>
-      <w:r>
-        <w:rPr>
-          <w:rFonts w:ascii="Times New Roman" w:hAnsi="Times New Roman"/>
-          <w:sz w:val="24"/>
-          <w:szCs w:val="24"/>
-        </w:rPr>
-        <w:t xml:space="preserve"> rod. </w:t>
-      </w:r>
-      <w:proofErr w:type="spellStart"/>
-      <w:r>
-        <w:rPr>
-          <w:rFonts w:ascii="Times New Roman" w:hAnsi="Times New Roman"/>
-          <w:sz w:val="24"/>
-          <w:szCs w:val="24"/>
-        </w:rPr>
-        <w:t>Hajnáková</w:t>
-      </w:r>
-      <w:proofErr w:type="spellEnd"/>
-      <w:r>
-        <w:rPr>
-          <w:rFonts w:ascii="Times New Roman" w:hAnsi="Times New Roman"/>
-          <w:sz w:val="24"/>
-          <w:szCs w:val="24"/>
-        </w:rPr>
-        <w:tab/>
-      </w:r>
-      <w:r>
-        <w:rPr>
-          <w:rFonts w:ascii="Times New Roman" w:hAnsi="Times New Roman"/>
-          <w:sz w:val="24"/>
-          <w:szCs w:val="24"/>
-        </w:rPr>
-        <w:tab/>
-        <w:t xml:space="preserve">Martin </w:t>
-      </w:r>
-      <w:proofErr w:type="spellStart"/>
-      <w:r>
-        <w:rPr>
-          <w:rFonts w:ascii="Times New Roman" w:hAnsi="Times New Roman"/>
-          <w:sz w:val="24"/>
-          <w:szCs w:val="24"/>
-        </w:rPr>
-        <w:t>Lepiš</w:t>
-      </w:r>
-      <w:proofErr w:type="spellEnd"/>
-      <w:r>
-        <w:rPr>
-          <w:rFonts w:ascii="Times New Roman" w:hAnsi="Times New Roman"/>
-          <w:sz w:val="24"/>
-          <w:szCs w:val="24"/>
-        </w:rPr>
-        <w:t xml:space="preserve"> </w:t>
-      </w:r>
-      <w:proofErr w:type="spellStart"/>
-      <w:r>
-        <w:rPr>
-          <w:rFonts w:ascii="Times New Roman" w:hAnsi="Times New Roman"/>
-          <w:sz w:val="24"/>
-          <w:szCs w:val="24"/>
-        </w:rPr>
-        <w:t>Madlušovie</w:t>
-      </w:r>
-      <w:proofErr w:type="spellEnd"/>
-      <w:r>
-        <w:rPr>
-          <w:rFonts w:ascii="Times New Roman" w:hAnsi="Times New Roman"/>
-          <w:sz w:val="24"/>
-          <w:szCs w:val="24"/>
-        </w:rPr>
-        <w:t xml:space="preserve"> </w:t>
-      </w:r>
-    </w:p>
-    <w:p>
-      <w:pPr>
-        <w:spacing w:after="0" w:line="240" w:lineRule="auto"/>
-        <w:ind w:left="2832" w:hanging="2397"/>
-        <w:rPr>
-          <w:rFonts w:ascii="Times New Roman" w:hAnsi="Times New Roman"/>
-          <w:sz w:val="24"/>
-          <w:szCs w:val="24"/>
-        </w:rPr>
-      </w:pPr>
-      <w:r>
-        <w:rPr>
-          <w:rFonts w:ascii="Times New Roman" w:hAnsi="Times New Roman"/>
-          <w:sz w:val="24"/>
-          <w:szCs w:val="24"/>
-        </w:rPr>
-        <w:t xml:space="preserve"> </w:t>
-      </w:r>
-    </w:p>
-    <w:p>
-      <w:pPr>
-        <w:spacing w:after="0" w:line="240" w:lineRule="auto"/>
-        <w:ind w:left="3540" w:hanging="2832"/>
-        <w:rPr>
-          <w:rFonts w:ascii="Times New Roman" w:hAnsi="Times New Roman"/>
-          <w:b/>
-          <w:bCs/>
-          <w:sz w:val="24"/>
-          <w:szCs w:val="24"/>
-        </w:rPr>
-      </w:pPr>
-      <w:r>
-        <w:rPr>
-          <w:rFonts w:ascii="Times New Roman" w:hAnsi="Times New Roman"/>
-          <w:sz w:val="24"/>
-          <w:szCs w:val="24"/>
-        </w:rPr>
-        <w:t xml:space="preserve"> </w:t>
-      </w:r>
-      <w:r>
-        <w:rPr>
-          <w:rFonts w:ascii="Times New Roman" w:hAnsi="Times New Roman"/>
-          <w:sz w:val="24"/>
-          <w:szCs w:val="24"/>
-          <w:u w:val="single"/>
-        </w:rPr>
-        <w:t>kladné</w:t>
-      </w:r>
-      <w:r>
-        <w:rPr>
-          <w:rFonts w:ascii="Times New Roman" w:hAnsi="Times New Roman"/>
-          <w:sz w:val="24"/>
-          <w:szCs w:val="24"/>
-        </w:rPr>
-        <w:t xml:space="preserve"> postavy</w:t>
-      </w:r>
-      <w:r>
-        <w:rPr>
-          <w:rFonts w:ascii="Times New Roman" w:hAnsi="Times New Roman"/>
-          <w:sz w:val="24"/>
-          <w:szCs w:val="24"/>
-        </w:rPr>
-        <w:tab/>
-      </w:r>
-      <w:r>
-        <w:rPr>
-          <w:rFonts w:ascii="Times New Roman" w:hAnsi="Times New Roman"/>
-          <w:sz w:val="24"/>
-          <w:szCs w:val="24"/>
-          <w:u w:val="single"/>
-        </w:rPr>
-        <w:t>záporná</w:t>
-      </w:r>
-      <w:r>
-        <w:rPr>
-          <w:rFonts w:ascii="Times New Roman" w:hAnsi="Times New Roman"/>
-          <w:sz w:val="24"/>
-          <w:szCs w:val="24"/>
-        </w:rPr>
-        <w:t xml:space="preserve"> postava, hoci v skutočnosti nebol zlý, iba dedina ho tak vnímala</w:t>
-      </w:r>
-    </w:p>
-    <w:p>
-      <w:pPr>
-        <w:spacing w:after="0" w:line="240" w:lineRule="auto"/>
-        <w:rPr>
-          <w:rFonts w:ascii="Times New Roman" w:hAnsi="Times New Roman"/>
-          <w:b/>
-          <w:bCs/>
-          <w:sz w:val="24"/>
-          <w:szCs w:val="24"/>
-        </w:rPr>
-      </w:pPr>
-    </w:p>
-    <w:p>
-      <w:pPr>
-        <w:spacing w:after="0" w:line="240" w:lineRule="auto"/>
-        <w:rPr>
-          <w:rFonts w:ascii="Times New Roman" w:hAnsi="Times New Roman"/>
-          <w:sz w:val="24"/>
-          <w:szCs w:val="24"/>
-        </w:rPr>
-      </w:pPr>
-      <w:r>
-        <w:rPr>
-          <w:rFonts w:ascii="Times New Roman" w:hAnsi="Times New Roman"/>
+        <mc:AlternateContent>
+          <mc:Choice Requires="wps">
+            <w:drawing>
+              <wp:anchor distT="0" distB="0" distL="114300" distR="114300" simplePos="0" relativeHeight="251656192" behindDoc="0" locked="0" layoutInCell="1" allowOverlap="1" wp14:anchorId="7B9AE973" wp14:editId="00FACEC7">
+                <wp:simplePos x="0" y="0"/>
+                <wp:positionH relativeFrom="column">
+                  <wp:posOffset>4000500</wp:posOffset>
+                </wp:positionH>
+                <wp:positionV relativeFrom="paragraph">
+                  <wp:posOffset>111760</wp:posOffset>
+                </wp:positionV>
+                <wp:extent cx="352425" cy="0"/>
+                <wp:effectExtent l="0" t="0" r="3175" b="0"/>
+                <wp:wrapNone/>
+                <wp:docPr id="1215772435" name="AutoShape 15"/>
+                <wp:cNvGraphicFramePr>
+                  <a:graphicFrameLocks xmlns:a="http://schemas.openxmlformats.org/drawingml/2006/main"/>
+                </wp:cNvGraphicFramePr>
+                <a:graphic xmlns:a="http://schemas.openxmlformats.org/drawingml/2006/main">
+                  <a:graphicData uri="http://schemas.microsoft.com/office/word/2010/wordprocessingShape">
+                    <wps:wsp>
+                      <wps:cNvCnPr>
+                        <a:cxnSpLocks/>
+                      </wps:cNvCnPr>
+                      <wps:spPr bwMode="auto">
+                        <a:xfrm>
+                          <a:off x="0" y="0"/>
+                          <a:ext cx="352425" cy="0"/>
+                        </a:xfrm>
+                        <a:prstGeom prst="straightConnector1">
+                          <a:avLst/>
+                        </a:prstGeom>
+                        <a:noFill/>
+                        <a:ln w="9525">
+                          <a:solidFill>
+                            <a:srgbClr val="000000"/>
+                          </a:solidFill>
+                          <a:round/>
+                          <a:headEnd/>
+                          <a:tailEnd/>
+                        </a:ln>
+                        <a:extLst>
+                          <a:ext uri="{909E8E84-426E-40DD-AFC4-6F175D3DCCD1}">
+                            <a14:hiddenFill xmlns:a14="http://schemas.microsoft.com/office/drawing/2010/main">
+                              <a:noFill/>
+                            </a14:hiddenFill>
+                          </a:ext>
+                        </a:extLst>
+                      </wps:spPr>
+                      <wps:bodyPr/>
+                    </wps:wsp>
+                  </a:graphicData>
+                </a:graphic>
+                <wp14:sizeRelH relativeFrom="page">
+                  <wp14:pctWidth>0</wp14:pctWidth>
+                </wp14:sizeRelH>
+                <wp14:sizeRelV relativeFrom="page">
+                  <wp14:pctHeight>0</wp14:pctHeight>
+                </wp14:sizeRelV>
+              </wp:anchor>
+            </w:drawing>
+          </mc:Choice>
+          <mc:Fallback>
+            <w:pict>
+              <v:shape w14:anchorId="43A0C14F" id="AutoShape 15" o:spid="_x0000_s1026" type="#_x0000_t32" style="position:absolute;margin-left:315pt;margin-top:8.8pt;width:27.75pt;height:0;z-index:251656192;visibility:visible;mso-wrap-style:square;mso-width-percent:0;mso-height-percent:0;mso-wrap-distance-left:9pt;mso-wrap-distance-top:0;mso-wrap-distance-right:9pt;mso-wrap-distance-bottom:0;mso-position-horizontal:absolute;mso-position-horizontal-relative:text;mso-position-vertical:absolute;mso-position-vertical-relative:text;mso-width-percent:0;mso-height-percent:0;mso-width-relative:page;mso-height-relative:page" o:gfxdata="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">
+                <o:lock v:ext="edit" shapetype="f"/>
+              </v:shape>
+            </w:pict>
+          </mc:Fallback>
+        </mc:AlternateContent>
+      </w:r>
+      <w:r>
+        <w:rPr>
+          <w:rFonts w:ascii="Times New Roman" w:hAnsi="Times New Roman"/>
+          <w:b/>
+          <w:bCs/>
           <w:noProof/>
           <w:sz w:val="24"/>
           <w:szCs w:val="24"/>
           <w:lang w:eastAsia="sk-SK"/>
         </w:rPr>
-        <w:pict>
-          <v:shape id="_x0000_s1039" type="#_x0000_t32" style="position:absolute;margin-left:315pt;margin-top:8.8pt;width:27.75pt;height:0;z-index:251656192" o:connectortype="straight"/>
-        </w:pict>
-      </w:r>
-      <w:r>
-        <w:rPr>
-          <w:rFonts w:ascii="Times New Roman" w:hAnsi="Times New Roman"/>
-          <w:b/>
-          <w:bCs/>
-          <w:noProof/>
-          <w:sz w:val="24"/>
-          <w:szCs w:val="24"/>
-          <w:lang w:eastAsia="sk-SK"/>
-        </w:rPr>
-        <w:pict>
-          <v:shape id="_x0000_s1038" type="#_x0000_t32" style="position:absolute;margin-left:103.5pt;margin-top:6.15pt;width:27.75pt;height:0;z-index:251655168" o:connectortype="straight"/>
-        </w:pict>
+        <mc:AlternateContent>
+          <mc:Choice Requires="wps">
+            <w:drawing>
+              <wp:anchor distT="0" distB="0" distL="114300" distR="114300" simplePos="0" relativeHeight="251655168" behindDoc="0" locked="0" layoutInCell="1" allowOverlap="1" wp14:anchorId="30DB4E48" wp14:editId="6856FD84">
+                <wp:simplePos x="0" y="0"/>
+                <wp:positionH relativeFrom="column">
+                  <wp:posOffset>1314450</wp:posOffset>
+                </wp:positionH>
+                <wp:positionV relativeFrom="paragraph">
+                  <wp:posOffset>78105</wp:posOffset>
+                </wp:positionV>
+                <wp:extent cx="352425" cy="0"/>
+                <wp:effectExtent l="0" t="0" r="3175" b="0"/>
+                <wp:wrapNone/>
+                <wp:docPr id="889457096" name="AutoShape 14"/>
+                <wp:cNvGraphicFramePr>
+                  <a:graphicFrameLocks xmlns:a="http://schemas.openxmlformats.org/drawingml/2006/main"/>
+                </wp:cNvGraphicFramePr>
+                <a:graphic xmlns:a="http://schemas.openxmlformats.org/drawingml/2006/main">
+                  <a:graphicData uri="http://schemas.microsoft.com/office/word/2010/wordprocessingShape">
+                    <wps:wsp>
+                      <wps:cNvCnPr>
+                        <a:cxnSpLocks/>
+                      </wps:cNvCnPr>
+                      <wps:spPr bwMode="auto">
+                        <a:xfrm>
+                          <a:off x="0" y="0"/>
+                          <a:ext cx="352425" cy="0"/>
+                        </a:xfrm>
+                        <a:prstGeom prst="straightConnector1">
+                          <a:avLst/>
+                        </a:prstGeom>
+                        <a:noFill/>
+                        <a:ln w="9525">
+                          <a:solidFill>
+                            <a:srgbClr val="000000"/>
+                          </a:solidFill>
+                          <a:round/>
+                          <a:headEnd/>
+                          <a:tailEnd/>
+                        </a:ln>
+                        <a:extLst>
+                          <a:ext uri="{909E8E84-426E-40DD-AFC4-6F175D3DCCD1}">
+                            <a14:hiddenFill xmlns:a14="http://schemas.microsoft.com/office/drawing/2010/main">
+                              <a:noFill/>
+                            </a14:hiddenFill>
+                          </a:ext>
+                        </a:extLst>
+                      </wps:spPr>
+                      <wps:bodyPr/>
+                    </wps:wsp>
+                  </a:graphicData>
+                </a:graphic>
+                <wp14:sizeRelH relativeFrom="page">
+                  <wp14:pctWidth>0</wp14:pctWidth>
+                </wp14:sizeRelH>
+                <wp14:sizeRelV relativeFrom="page">
+                  <wp14:pctHeight>0</wp14:pctHeight>
+                </wp14:sizeRelV>
+              </wp:anchor>
+            </w:drawing>
+          </mc:Choice>
+          <mc:Fallback>
+            <w:pict>
+              <v:shape w14:anchorId="1C45C598" id="AutoShape 14" o:spid="_x0000_s1026" type="#_x0000_t32" style="position:absolute;margin-left:103.5pt;margin-top:6.15pt;width:27.75pt;height:0;z-index:251655168;visibility:visible;mso-wrap-style:square;mso-width-percent:0;mso-height-percent:0;mso-wrap-distance-left:9pt;mso-wrap-distance-top:0;mso-wrap-distance-right:9pt;mso-wrap-distance-bottom:0;mso-position-horizontal:absolute;mso-position-horizontal-relative:text;mso-position-vertical:absolute;mso-position-vertical-relative:text;mso-width-percent:0;mso-height-percent:0;mso-width-relative:page;mso-height-relative:page" o:gfxdata="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">
+                <o:lock v:ext="edit" shapetype="f"/>
+              </v:shape>
+            </w:pict>
+          </mc:Fallback>
+        </mc:AlternateContent>
       </w:r>
       <w:r>
         <w:rPr>
@@ -4916,27 +5622,15 @@
           <w:szCs w:val="24"/>
         </w:rPr>
       </w:pPr>
-      <w:proofErr w:type="spellStart"/>
-      <w:r>
-        <w:rPr>
-          <w:rFonts w:ascii="Times New Roman" w:hAnsi="Times New Roman"/>
-          <w:b/>
-          <w:bCs/>
-          <w:sz w:val="24"/>
-          <w:szCs w:val="24"/>
-        </w:rPr>
-        <w:t>Naturistické</w:t>
-      </w:r>
-      <w:proofErr w:type="spellEnd"/>
-      <w:r>
-        <w:rPr>
-          <w:rFonts w:ascii="Times New Roman" w:hAnsi="Times New Roman"/>
-          <w:b/>
-          <w:bCs/>
-          <w:sz w:val="24"/>
-          <w:szCs w:val="24"/>
-        </w:rPr>
-        <w:t xml:space="preserve"> vlastnosti Draka</w:t>
+      <w:r>
+        <w:rPr>
+          <w:rFonts w:ascii="Times New Roman" w:hAnsi="Times New Roman"/>
+          <w:b/>
+          <w:bCs/>
+          <w:sz w:val="24"/>
+          <w:szCs w:val="24"/>
+        </w:rPr>
+        <w:t>Naturistické vlastnosti Draka</w:t>
       </w:r>
     </w:p>
     <w:p>
@@ -4984,43 +5678,7 @@
           <w:sz w:val="24"/>
           <w:szCs w:val="24"/>
         </w:rPr>
-        <w:t xml:space="preserve">Neznámy pôvod – Najdúch / Martin </w:t>
-      </w:r>
-      <w:proofErr w:type="spellStart"/>
-      <w:r>
-        <w:rPr>
-          <w:rFonts w:ascii="Times New Roman" w:hAnsi="Times New Roman" w:cs="Times New Roman"/>
-          <w:sz w:val="24"/>
-          <w:szCs w:val="24"/>
-        </w:rPr>
-        <w:t>Lepiš</w:t>
-      </w:r>
-      <w:proofErr w:type="spellEnd"/>
-      <w:r>
-        <w:rPr>
-          <w:rFonts w:ascii="Times New Roman" w:hAnsi="Times New Roman" w:cs="Times New Roman"/>
-          <w:sz w:val="24"/>
-          <w:szCs w:val="24"/>
-        </w:rPr>
-        <w:t xml:space="preserve"> </w:t>
-      </w:r>
-      <w:proofErr w:type="spellStart"/>
-      <w:r>
-        <w:rPr>
-          <w:rFonts w:ascii="Times New Roman" w:hAnsi="Times New Roman" w:cs="Times New Roman"/>
-          <w:sz w:val="24"/>
-          <w:szCs w:val="24"/>
-        </w:rPr>
-        <w:t>Madlušovie</w:t>
-      </w:r>
-      <w:proofErr w:type="spellEnd"/>
-      <w:r>
-        <w:rPr>
-          <w:rFonts w:ascii="Times New Roman" w:hAnsi="Times New Roman" w:cs="Times New Roman"/>
-          <w:sz w:val="24"/>
-          <w:szCs w:val="24"/>
-        </w:rPr>
-        <w:t xml:space="preserve"> = Drak /</w:t>
+        <w:t>Neznámy pôvod – Najdúch / Martin Lepiš Madlušovie = Drak /</w:t>
       </w:r>
     </w:p>
     <w:p>
@@ -5120,20 +5778,8 @@
           <w:sz w:val="24"/>
           <w:szCs w:val="24"/>
         </w:rPr>
-        <w:t xml:space="preserve">Šimon </w:t>
-      </w:r>
-      <w:proofErr w:type="spellStart"/>
-      <w:r>
-        <w:rPr>
-          <w:rFonts w:ascii="Times New Roman" w:hAnsi="Times New Roman" w:cs="Times New Roman"/>
-          <w:b/>
-          <w:bCs/>
-          <w:sz w:val="24"/>
-          <w:szCs w:val="24"/>
-        </w:rPr>
-        <w:t>Jarjabek</w:t>
-      </w:r>
-      <w:proofErr w:type="spellEnd"/>
+        <w:t>Šimon Jarjabek</w:t>
+      </w:r>
       <w:r>
         <w:rPr>
           <w:rFonts w:ascii="Times New Roman" w:hAnsi="Times New Roman" w:cs="Times New Roman"/>
@@ -5237,25 +5883,7 @@
           <w:sz w:val="24"/>
           <w:szCs w:val="24"/>
         </w:rPr>
-        <w:t xml:space="preserve">je symbolom </w:t>
-      </w:r>
-      <w:proofErr w:type="spellStart"/>
-      <w:r>
-        <w:rPr>
-          <w:rFonts w:ascii="Times New Roman" w:hAnsi="Times New Roman" w:cs="Times New Roman"/>
-          <w:sz w:val="24"/>
-          <w:szCs w:val="24"/>
-        </w:rPr>
-        <w:t>prométeovskej</w:t>
-      </w:r>
-      <w:proofErr w:type="spellEnd"/>
-      <w:r>
-        <w:rPr>
-          <w:rFonts w:ascii="Times New Roman" w:hAnsi="Times New Roman" w:cs="Times New Roman"/>
-          <w:sz w:val="24"/>
-          <w:szCs w:val="24"/>
-        </w:rPr>
-        <w:t xml:space="preserve"> snahy slúžiť a pomáhať iným. Stelesňuje hrdosť, múdrosť, ale aj osamotenosť a opovrhovanie, túžbu </w:t>
+        <w:t xml:space="preserve">je symbolom prométeovskej snahy slúžiť a pomáhať iným. Stelesňuje hrdosť, múdrosť, ale aj osamotenosť a opovrhovanie, túžbu </w:t>
       </w:r>
       <w:r>
         <w:rPr>
@@ -5410,25 +6038,7 @@
           <w:sz w:val="24"/>
           <w:szCs w:val="24"/>
         </w:rPr>
-        <w:t xml:space="preserve"> zlom /  Drak + </w:t>
-      </w:r>
-      <w:proofErr w:type="spellStart"/>
-      <w:r>
-        <w:rPr>
-          <w:rFonts w:ascii="Times New Roman" w:hAnsi="Times New Roman" w:cs="Times New Roman"/>
-          <w:sz w:val="24"/>
-          <w:szCs w:val="24"/>
-        </w:rPr>
-        <w:t>Zoška</w:t>
-      </w:r>
-      <w:proofErr w:type="spellEnd"/>
-      <w:r>
-        <w:rPr>
-          <w:rFonts w:ascii="Times New Roman" w:hAnsi="Times New Roman" w:cs="Times New Roman"/>
-          <w:sz w:val="24"/>
-          <w:szCs w:val="24"/>
-        </w:rPr>
-        <w:t>,  Šimon + Eva = dedinský kolektív /</w:t>
+        <w:t xml:space="preserve"> zlom /  Drak + Zoška,  Šimon + Eva = dedinský kolektív /</w:t>
       </w:r>
     </w:p>
     <w:p>
@@ -5753,27 +6363,7 @@
           <w:szCs w:val="24"/>
           <w:u w:val="single"/>
         </w:rPr>
-        <w:t xml:space="preserve">do </w:t>
-      </w:r>
-      <w:proofErr w:type="spellStart"/>
-      <w:r>
-        <w:rPr>
-          <w:rFonts w:ascii="Times New Roman" w:hAnsi="Times New Roman"/>
-          <w:sz w:val="24"/>
-          <w:szCs w:val="24"/>
-          <w:u w:val="single"/>
-        </w:rPr>
-        <w:t>naturistického</w:t>
-      </w:r>
-      <w:proofErr w:type="spellEnd"/>
-      <w:r>
-        <w:rPr>
-          <w:rFonts w:ascii="Times New Roman" w:hAnsi="Times New Roman"/>
-          <w:sz w:val="24"/>
-          <w:szCs w:val="24"/>
-          <w:u w:val="single"/>
-        </w:rPr>
-        <w:t xml:space="preserve"> prostredia hôr</w:t>
+        <w:t>do naturistického prostredia hôr</w:t>
       </w:r>
       <w:r>
         <w:rPr>
@@ -5923,25 +6513,7 @@
           <w:sz w:val="24"/>
           <w:szCs w:val="24"/>
         </w:rPr>
-        <w:t xml:space="preserve">baladický charakter: láska sa končí smrťou </w:t>
-      </w:r>
-      <w:proofErr w:type="spellStart"/>
-      <w:r>
-        <w:rPr>
-          <w:rFonts w:ascii="Times New Roman" w:hAnsi="Times New Roman"/>
-          <w:sz w:val="24"/>
-          <w:szCs w:val="24"/>
-        </w:rPr>
-        <w:t>Malky</w:t>
-      </w:r>
-      <w:proofErr w:type="spellEnd"/>
-      <w:r>
-        <w:rPr>
-          <w:rFonts w:ascii="Times New Roman" w:hAnsi="Times New Roman"/>
-          <w:sz w:val="24"/>
-          <w:szCs w:val="24"/>
-        </w:rPr>
-        <w:t xml:space="preserve"> – umiera nevinná</w:t>
+        <w:t>baladický charakter: láska sa končí smrťou Malky – umiera nevinná</w:t>
       </w:r>
     </w:p>
     <w:p>
@@ -5964,9 +6536,76 @@
           <w:sz w:val="24"/>
           <w:szCs w:val="24"/>
         </w:rPr>
-        <w:pict>
-          <v:line id="_x0000_s1042" style="position:absolute;left:0;text-align:left;z-index:251659264" from="135pt,10.7pt" to="171pt,32.9pt"/>
-        </w:pict>
+        <mc:AlternateContent>
+          <mc:Choice Requires="wps">
+            <w:drawing>
+              <wp:anchor distT="0" distB="0" distL="114300" distR="114300" simplePos="0" relativeHeight="251659264" behindDoc="0" locked="0" layoutInCell="1" allowOverlap="1" wp14:anchorId="6C48A2BB" wp14:editId="3997C623">
+                <wp:simplePos x="0" y="0"/>
+                <wp:positionH relativeFrom="column">
+                  <wp:posOffset>1714500</wp:posOffset>
+                </wp:positionH>
+                <wp:positionV relativeFrom="paragraph">
+                  <wp:posOffset>135890</wp:posOffset>
+                </wp:positionV>
+                <wp:extent cx="457200" cy="281940"/>
+                <wp:effectExtent l="0" t="0" r="0" b="10160"/>
+                <wp:wrapNone/>
+                <wp:docPr id="296662293" name="Line 18"/>
+                <wp:cNvGraphicFramePr>
+                  <a:graphicFrameLocks xmlns:a="http://schemas.openxmlformats.org/drawingml/2006/main"/>
+                </wp:cNvGraphicFramePr>
+                <a:graphic xmlns:a="http://schemas.openxmlformats.org/drawingml/2006/main">
+                  <a:graphicData uri="http://schemas.microsoft.com/office/word/2010/wordprocessingShape">
+                    <wps:wsp>
+                      <wps:cNvCnPr>
+                        <a:cxnSpLocks/>
+                      </wps:cNvCnPr>
+                      <wps:spPr bwMode="auto">
+                        <a:xfrm>
+                          <a:off x="0" y="0"/>
+                          <a:ext cx="457200" cy="281940"/>
+                        </a:xfrm>
+                        <a:prstGeom prst="line">
+                          <a:avLst/>
+                        </a:prstGeom>
+                        <a:noFill/>
+                        <a:ln w="9525">
+                          <a:solidFill>
+                            <a:srgbClr val="000000"/>
+                          </a:solidFill>
+                          <a:round/>
+                          <a:headEnd/>
+                          <a:tailEnd/>
+                        </a:ln>
+                        <a:extLst>
+                          <a:ext uri="{909E8E84-426E-40DD-AFC4-6F175D3DCCD1}">
+                            <a14:hiddenFill xmlns:a14="http://schemas.microsoft.com/office/drawing/2010/main">
+                              <a:noFill/>
+                            </a14:hiddenFill>
+                          </a:ext>
+                        </a:extLst>
+                      </wps:spPr>
+                      <wps:bodyPr/>
+                    </wps:wsp>
+                  </a:graphicData>
+                </a:graphic>
+                <wp14:sizeRelH relativeFrom="page">
+                  <wp14:pctWidth>0</wp14:pctWidth>
+                </wp14:sizeRelH>
+                <wp14:sizeRelV relativeFrom="page">
+                  <wp14:pctHeight>0</wp14:pctHeight>
+                </wp14:sizeRelV>
+              </wp:anchor>
+            </w:drawing>
+          </mc:Choice>
+          <mc:Fallback>
+            <w:pict>
+              <v:line w14:anchorId="69F7DEA0" id="Line 18" o:spid="_x0000_s1026" style="position:absolute;z-index:251659264;visibility:visible;mso-wrap-style:square;mso-width-percent:0;mso-height-percent:0;mso-wrap-distance-left:9pt;mso-wrap-distance-top:0;mso-wrap-distance-right:9pt;mso-wrap-distance-bottom:0;mso-position-horizontal:absolute;mso-position-horizontal-relative:text;mso-position-vertical:absolute;mso-position-vertical-relative:text;mso-width-percent:0;mso-height-percent:0;mso-width-relative:page;mso-height-relative:page" from="135pt,10.7pt" to="171pt,32.9pt" o:gfxdata="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">
+                <o:lock v:ext="edit" shapetype="f"/>
+              </v:line>
+            </w:pict>
+          </mc:Fallback>
+        </mc:AlternateContent>
       </w:r>
       <w:r>
         <w:rPr>
@@ -5975,9 +6614,76 @@
           <w:sz w:val="24"/>
           <w:szCs w:val="24"/>
         </w:rPr>
-        <w:pict>
-          <v:line id="_x0000_s1041" style="position:absolute;left:0;text-align:left;z-index:251658240" from="135pt,10.7pt" to="171pt,23.9pt"/>
-        </w:pict>
+        <mc:AlternateContent>
+          <mc:Choice Requires="wps">
+            <w:drawing>
+              <wp:anchor distT="0" distB="0" distL="114300" distR="114300" simplePos="0" relativeHeight="251658240" behindDoc="0" locked="0" layoutInCell="1" allowOverlap="1" wp14:anchorId="0E98FD44" wp14:editId="1E38D74C">
+                <wp:simplePos x="0" y="0"/>
+                <wp:positionH relativeFrom="column">
+                  <wp:posOffset>1714500</wp:posOffset>
+                </wp:positionH>
+                <wp:positionV relativeFrom="paragraph">
+                  <wp:posOffset>135890</wp:posOffset>
+                </wp:positionV>
+                <wp:extent cx="457200" cy="167640"/>
+                <wp:effectExtent l="0" t="0" r="0" b="10160"/>
+                <wp:wrapNone/>
+                <wp:docPr id="907779001" name="Line 17"/>
+                <wp:cNvGraphicFramePr>
+                  <a:graphicFrameLocks xmlns:a="http://schemas.openxmlformats.org/drawingml/2006/main"/>
+                </wp:cNvGraphicFramePr>
+                <a:graphic xmlns:a="http://schemas.openxmlformats.org/drawingml/2006/main">
+                  <a:graphicData uri="http://schemas.microsoft.com/office/word/2010/wordprocessingShape">
+                    <wps:wsp>
+                      <wps:cNvCnPr>
+                        <a:cxnSpLocks/>
+                      </wps:cNvCnPr>
+                      <wps:spPr bwMode="auto">
+                        <a:xfrm>
+                          <a:off x="0" y="0"/>
+                          <a:ext cx="457200" cy="167640"/>
+                        </a:xfrm>
+                        <a:prstGeom prst="line">
+                          <a:avLst/>
+                        </a:prstGeom>
+                        <a:noFill/>
+                        <a:ln w="9525">
+                          <a:solidFill>
+                            <a:srgbClr val="000000"/>
+                          </a:solidFill>
+                          <a:round/>
+                          <a:headEnd/>
+                          <a:tailEnd/>
+                        </a:ln>
+                        <a:extLst>
+                          <a:ext uri="{909E8E84-426E-40DD-AFC4-6F175D3DCCD1}">
+                            <a14:hiddenFill xmlns:a14="http://schemas.microsoft.com/office/drawing/2010/main">
+                              <a:noFill/>
+                            </a14:hiddenFill>
+                          </a:ext>
+                        </a:extLst>
+                      </wps:spPr>
+                      <wps:bodyPr/>
+                    </wps:wsp>
+                  </a:graphicData>
+                </a:graphic>
+                <wp14:sizeRelH relativeFrom="page">
+                  <wp14:pctWidth>0</wp14:pctWidth>
+                </wp14:sizeRelH>
+                <wp14:sizeRelV relativeFrom="page">
+                  <wp14:pctHeight>0</wp14:pctHeight>
+                </wp14:sizeRelV>
+              </wp:anchor>
+            </w:drawing>
+          </mc:Choice>
+          <mc:Fallback>
+            <w:pict>
+              <v:line w14:anchorId="32D7556A" id="Line 17" o:spid="_x0000_s1026" style="position:absolute;z-index:251658240;visibility:visible;mso-wrap-style:square;mso-width-percent:0;mso-height-percent:0;mso-wrap-distance-left:9pt;mso-wrap-distance-top:0;mso-wrap-distance-right:9pt;mso-wrap-distance-bottom:0;mso-position-horizontal:absolute;mso-position-horizontal-relative:text;mso-position-vertical:absolute;mso-position-vertical-relative:text;mso-width-percent:0;mso-height-percent:0;mso-width-relative:page;mso-height-relative:page" from="135pt,10.7pt" to="171pt,23.9pt" o:gfxdata="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">
+                <o:lock v:ext="edit" shapetype="f"/>
+              </v:line>
+            </w:pict>
+          </mc:Fallback>
+        </mc:AlternateContent>
       </w:r>
       <w:r>
         <w:rPr>
@@ -5986,9 +6692,76 @@
           <w:sz w:val="24"/>
           <w:szCs w:val="24"/>
         </w:rPr>
-        <w:pict>
-          <v:line id="_x0000_s1040" style="position:absolute;left:0;text-align:left;flip:y;z-index:251657216" from="135pt,10.7pt" to="169.2pt,10.7pt"/>
-        </w:pict>
+        <mc:AlternateContent>
+          <mc:Choice Requires="wps">
+            <w:drawing>
+              <wp:anchor distT="0" distB="0" distL="114300" distR="114300" simplePos="0" relativeHeight="251657216" behindDoc="0" locked="0" layoutInCell="1" allowOverlap="1" wp14:anchorId="05A83DED" wp14:editId="225C733C">
+                <wp:simplePos x="0" y="0"/>
+                <wp:positionH relativeFrom="column">
+                  <wp:posOffset>1714500</wp:posOffset>
+                </wp:positionH>
+                <wp:positionV relativeFrom="paragraph">
+                  <wp:posOffset>135890</wp:posOffset>
+                </wp:positionV>
+                <wp:extent cx="434340" cy="0"/>
+                <wp:effectExtent l="0" t="0" r="0" b="0"/>
+                <wp:wrapNone/>
+                <wp:docPr id="94572380" name="Line 16"/>
+                <wp:cNvGraphicFramePr>
+                  <a:graphicFrameLocks xmlns:a="http://schemas.openxmlformats.org/drawingml/2006/main"/>
+                </wp:cNvGraphicFramePr>
+                <a:graphic xmlns:a="http://schemas.openxmlformats.org/drawingml/2006/main">
+                  <a:graphicData uri="http://schemas.microsoft.com/office/word/2010/wordprocessingShape">
+                    <wps:wsp>
+                      <wps:cNvCnPr>
+                        <a:cxnSpLocks/>
+                      </wps:cNvCnPr>
+                      <wps:spPr bwMode="auto">
+                        <a:xfrm flipV="1">
+                          <a:off x="0" y="0"/>
+                          <a:ext cx="434340" cy="0"/>
+                        </a:xfrm>
+                        <a:prstGeom prst="line">
+                          <a:avLst/>
+                        </a:prstGeom>
+                        <a:noFill/>
+                        <a:ln w="9525">
+                          <a:solidFill>
+                            <a:srgbClr val="000000"/>
+                          </a:solidFill>
+                          <a:round/>
+                          <a:headEnd/>
+                          <a:tailEnd/>
+                        </a:ln>
+                        <a:extLst>
+                          <a:ext uri="{909E8E84-426E-40DD-AFC4-6F175D3DCCD1}">
+                            <a14:hiddenFill xmlns:a14="http://schemas.microsoft.com/office/drawing/2010/main">
+                              <a:noFill/>
+                            </a14:hiddenFill>
+                          </a:ext>
+                        </a:extLst>
+                      </wps:spPr>
+                      <wps:bodyPr/>
+                    </wps:wsp>
+                  </a:graphicData>
+                </a:graphic>
+                <wp14:sizeRelH relativeFrom="page">
+                  <wp14:pctWidth>0</wp14:pctWidth>
+                </wp14:sizeRelH>
+                <wp14:sizeRelV relativeFrom="page">
+                  <wp14:pctHeight>0</wp14:pctHeight>
+                </wp14:sizeRelV>
+              </wp:anchor>
+            </w:drawing>
+          </mc:Choice>
+          <mc:Fallback>
+            <w:pict>
+              <v:line w14:anchorId="6AF2516E" id="Line 16" o:spid="_x0000_s1026" style="position:absolute;flip:y;z-index:251657216;visibility:visible;mso-wrap-style:square;mso-width-percent:0;mso-height-percent:0;mso-wrap-distance-left:9pt;mso-wrap-distance-top:0;mso-wrap-distance-right:9pt;mso-wrap-distance-bottom:0;mso-position-horizontal:absolute;mso-position-horizontal-relative:text;mso-position-vertical:absolute;mso-position-vertical-relative:text;mso-width-percent:0;mso-height-percent:0;mso-width-relative:page;mso-height-relative:page" from="135pt,10.7pt" to="169.2pt,10.7pt" o:gfxdata="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">
+                <o:lock v:ext="edit" shapetype="f"/>
+              </v:line>
+            </w:pict>
+          </mc:Fallback>
+        </mc:AlternateContent>
       </w:r>
       <w:r>
         <w:rPr>
@@ -6069,25 +6842,7 @@
           <w:szCs w:val="24"/>
         </w:rPr>
         <w:tab/>
-        <w:t xml:space="preserve">opismi </w:t>
-      </w:r>
-      <w:proofErr w:type="spellStart"/>
-      <w:r>
-        <w:rPr>
-          <w:rFonts w:ascii="Times New Roman" w:hAnsi="Times New Roman"/>
-          <w:sz w:val="24"/>
-          <w:szCs w:val="24"/>
-        </w:rPr>
-        <w:t>Malkinho</w:t>
-      </w:r>
-      <w:proofErr w:type="spellEnd"/>
-      <w:r>
-        <w:rPr>
-          <w:rFonts w:ascii="Times New Roman" w:hAnsi="Times New Roman"/>
-          <w:sz w:val="24"/>
-          <w:szCs w:val="24"/>
-        </w:rPr>
-        <w:t xml:space="preserve"> výzoru</w:t>
+        <w:t>opismi Malkinho výzoru</w:t>
       </w:r>
     </w:p>
     <w:p>
@@ -6223,18 +6978,8 @@
           <w:sz w:val="24"/>
           <w:szCs w:val="24"/>
         </w:rPr>
-        <w:t xml:space="preserve">nevieme, či je </w:t>
-      </w:r>
-      <w:proofErr w:type="spellStart"/>
-      <w:r>
-        <w:rPr>
-          <w:rFonts w:ascii="Times New Roman" w:hAnsi="Times New Roman"/>
-          <w:sz w:val="24"/>
-          <w:szCs w:val="24"/>
-        </w:rPr>
-        <w:t>kl</w:t>
-      </w:r>
-      <w:proofErr w:type="spellEnd"/>
+        <w:t>nevieme, či je kl</w:t>
+      </w:r>
       <w:r>
         <w:rPr>
           <w:rFonts w:ascii="Times New Roman" w:hAnsi="Times New Roman"/>
@@ -6308,19 +7053,91 @@
           <w:sz w:val="24"/>
           <w:szCs w:val="24"/>
         </w:rPr>
-        <w:pict>
-          <v:shape id="_x0000_s1046" type="#_x0000_t202" style="position:absolute;margin-left:336.4pt;margin-top:4.25pt;width:81pt;height:29.6pt;z-index:251663360" fillcolor="#fabf8f">
-            <v:textbox style="mso-next-textbox:#_x0000_s1046">
-              <w:txbxContent>
-                <w:p>
-                  <w:r>
-                    <w:t>valach</w:t>
-                  </w:r>
-                </w:p>
-              </w:txbxContent>
-            </v:textbox>
-          </v:shape>
-        </w:pict>
+        <mc:AlternateContent>
+          <mc:Choice Requires="wps">
+            <w:drawing>
+              <wp:anchor distT="0" distB="0" distL="114300" distR="114300" simplePos="0" relativeHeight="251663360" behindDoc="0" locked="0" layoutInCell="1" allowOverlap="1" wp14:anchorId="4FBD78DF" wp14:editId="32D2E611">
+                <wp:simplePos x="0" y="0"/>
+                <wp:positionH relativeFrom="column">
+                  <wp:posOffset>4272280</wp:posOffset>
+                </wp:positionH>
+                <wp:positionV relativeFrom="paragraph">
+                  <wp:posOffset>53975</wp:posOffset>
+                </wp:positionV>
+                <wp:extent cx="1028700" cy="375920"/>
+                <wp:effectExtent l="0" t="0" r="0" b="5080"/>
+                <wp:wrapNone/>
+                <wp:docPr id="1059512017" name="Text Box 22"/>
+                <wp:cNvGraphicFramePr>
+                  <a:graphicFrameLocks xmlns:a="http://schemas.openxmlformats.org/drawingml/2006/main"/>
+                </wp:cNvGraphicFramePr>
+                <a:graphic xmlns:a="http://schemas.openxmlformats.org/drawingml/2006/main">
+                  <a:graphicData uri="http://schemas.microsoft.com/office/word/2010/wordprocessingShape">
+                    <wps:wsp>
+                      <wps:cNvSpPr txBox="1">
+                        <a:spLocks/>
+                      </wps:cNvSpPr>
+                      <wps:spPr bwMode="auto">
+                        <a:xfrm>
+                          <a:off x="0" y="0"/>
+                          <a:ext cx="1028700" cy="375920"/>
+                        </a:xfrm>
+                        <a:prstGeom prst="rect">
+                          <a:avLst/>
+                        </a:prstGeom>
+                        <a:solidFill>
+                          <a:srgbClr val="FABF8F"/>
+                        </a:solidFill>
+                        <a:ln w="9525">
+                          <a:solidFill>
+                            <a:srgbClr val="000000"/>
+                          </a:solidFill>
+                          <a:miter lim="800000"/>
+                          <a:headEnd/>
+                          <a:tailEnd/>
+                        </a:ln>
+                      </wps:spPr>
+                      <wps:txbx>
+                        <w:txbxContent>
+                          <w:p>
+                            <w:r>
+                              <w:t>valach</w:t>
+                            </w:r>
+                          </w:p>
+                        </w:txbxContent>
+                      </wps:txbx>
+                      <wps:bodyPr rot="0" vert="horz" wrap="square" lIns="91440" tIns="45720" rIns="91440" bIns="45720" anchor="t" anchorCtr="0" upright="1">
+                        <a:noAutofit/>
+                      </wps:bodyPr>
+                    </wps:wsp>
+                  </a:graphicData>
+                </a:graphic>
+                <wp14:sizeRelH relativeFrom="page">
+                  <wp14:pctWidth>0</wp14:pctWidth>
+                </wp14:sizeRelH>
+                <wp14:sizeRelV relativeFrom="page">
+                  <wp14:pctHeight>0</wp14:pctHeight>
+                </wp14:sizeRelV>
+              </wp:anchor>
+            </w:drawing>
+          </mc:Choice>
+          <mc:Fallback>
+            <w:pict>
+              <v:shape w14:anchorId="4FBD78DF" id="Text Box 22" o:spid="_x0000_s1030" type="#_x0000_t202" style="position:absolute;margin-left:336.4pt;margin-top:4.25pt;width:81pt;height:29.6pt;z-index:251663360;visibility:visible;mso-wrap-style:square;mso-width-percent:0;mso-height-percent:0;mso-wrap-distance-left:9pt;mso-wrap-distance-top:0;mso-wrap-distance-right:9pt;mso-wrap-distance-bottom:0;mso-position-horizontal:absolute;mso-position-horizontal-relative:text;mso-position-vertical:absolute;mso-position-vertical-relative:text;mso-width-percent:0;mso-height-percent:0;mso-width-relative:page;mso-height-relative:page;v-text-anchor:top" o:gfxdata="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" fillcolor="#fabf8f">
+                <v:path arrowok="t"/>
+                <v:textbox>
+                  <w:txbxContent>
+                    <w:p>
+                      <w:r>
+                        <w:t>valach</w:t>
+                      </w:r>
+                    </w:p>
+                  </w:txbxContent>
+                </v:textbox>
+              </v:shape>
+            </w:pict>
+          </mc:Fallback>
+        </mc:AlternateContent>
       </w:r>
       <w:r>
         <w:rPr>
@@ -6329,24 +7146,97 @@
           <w:sz w:val="24"/>
           <w:szCs w:val="24"/>
         </w:rPr>
-        <w:pict>
-          <v:shape id="_x0000_s1044" type="#_x0000_t202" style="position:absolute;margin-left:216.75pt;margin-top:4.25pt;width:90pt;height:30.4pt;z-index:251661312" fillcolor="#9f9">
-            <v:textbox style="mso-next-textbox:#_x0000_s1044">
-              <w:txbxContent>
-                <w:p>
-                  <w:pPr>
-                    <w:jc w:val="center"/>
-                  </w:pPr>
-                  <w:proofErr w:type="spellStart"/>
-                  <w:r>
-                    <w:t>Šajban</w:t>
-                  </w:r>
-                  <w:proofErr w:type="spellEnd"/>
-                </w:p>
-              </w:txbxContent>
-            </v:textbox>
-          </v:shape>
-        </w:pict>
+        <mc:AlternateContent>
+          <mc:Choice Requires="wps">
+            <w:drawing>
+              <wp:anchor distT="0" distB="0" distL="114300" distR="114300" simplePos="0" relativeHeight="251661312" behindDoc="0" locked="0" layoutInCell="1" allowOverlap="1" wp14:anchorId="5FD0F8F5" wp14:editId="6EEBC696">
+                <wp:simplePos x="0" y="0"/>
+                <wp:positionH relativeFrom="column">
+                  <wp:posOffset>2752725</wp:posOffset>
+                </wp:positionH>
+                <wp:positionV relativeFrom="paragraph">
+                  <wp:posOffset>53975</wp:posOffset>
+                </wp:positionV>
+                <wp:extent cx="1143000" cy="386080"/>
+                <wp:effectExtent l="0" t="0" r="0" b="0"/>
+                <wp:wrapNone/>
+                <wp:docPr id="447645959" name="Text Box 20"/>
+                <wp:cNvGraphicFramePr>
+                  <a:graphicFrameLocks xmlns:a="http://schemas.openxmlformats.org/drawingml/2006/main"/>
+                </wp:cNvGraphicFramePr>
+                <a:graphic xmlns:a="http://schemas.openxmlformats.org/drawingml/2006/main">
+                  <a:graphicData uri="http://schemas.microsoft.com/office/word/2010/wordprocessingShape">
+                    <wps:wsp>
+                      <wps:cNvSpPr txBox="1">
+                        <a:spLocks/>
+                      </wps:cNvSpPr>
+                      <wps:spPr bwMode="auto">
+                        <a:xfrm>
+                          <a:off x="0" y="0"/>
+                          <a:ext cx="1143000" cy="386080"/>
+                        </a:xfrm>
+                        <a:prstGeom prst="rect">
+                          <a:avLst/>
+                        </a:prstGeom>
+                        <a:solidFill>
+                          <a:srgbClr val="99FF99"/>
+                        </a:solidFill>
+                        <a:ln w="9525">
+                          <a:solidFill>
+                            <a:srgbClr val="000000"/>
+                          </a:solidFill>
+                          <a:miter lim="800000"/>
+                          <a:headEnd/>
+                          <a:tailEnd/>
+                        </a:ln>
+                      </wps:spPr>
+                      <wps:txbx>
+                        <w:txbxContent>
+                          <w:p>
+                            <w:pPr>
+                              <w:jc w:val="center"/>
+                            </w:pPr>
+                            <w:r>
+                              <w:t>Šajban</w:t>
+                            </w:r>
+                          </w:p>
+                        </w:txbxContent>
+                      </wps:txbx>
+                      <wps:bodyPr rot="0" vert="horz" wrap="square" lIns="91440" tIns="45720" rIns="91440" bIns="45720" anchor="t" anchorCtr="0" upright="1">
+                        <a:noAutofit/>
+                      </wps:bodyPr>
+                    </wps:wsp>
+                  </a:graphicData>
+                </a:graphic>
+                <wp14:sizeRelH relativeFrom="page">
+                  <wp14:pctWidth>0</wp14:pctWidth>
+                </wp14:sizeRelH>
+                <wp14:sizeRelV relativeFrom="page">
+                  <wp14:pctHeight>0</wp14:pctHeight>
+                </wp14:sizeRelV>
+              </wp:anchor>
+            </w:drawing>
+          </mc:Choice>
+          <mc:Fallback>
+            <w:pict>
+              <v:shape w14:anchorId="5FD0F8F5" id="Text Box 20" o:spid="_x0000_s1031" type="#_x0000_t202" style="position:absolute;margin-left:216.75pt;margin-top:4.25pt;width:90pt;height:30.4pt;z-index:251661312;visibility:visible;mso-wrap-style:square;mso-width-percent:0;mso-height-percent:0;mso-wrap-distance-left:9pt;mso-wrap-distance-top:0;mso-wrap-distance-right:9pt;mso-wrap-distance-bottom:0;mso-position-horizontal:absolute;mso-position-horizontal-relative:text;mso-position-vertical:absolute;mso-position-vertical-relative:text;mso-width-percent:0;mso-height-percent:0;mso-width-relative:page;mso-height-relative:page;v-text-anchor:top" o:gfxdata="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" fillcolor="#9f9">
+                <v:path arrowok="t"/>
+                <v:textbox>
+                  <w:txbxContent>
+                    <w:p>
+                      <w:pPr>
+                        <w:jc w:val="center"/>
+                      </w:pPr>
+                      <w:r>
+                        <w:t>Šajban</w:t>
+                      </w:r>
+                    </w:p>
+                  </w:txbxContent>
+                </v:textbox>
+              </v:shape>
+            </w:pict>
+          </mc:Fallback>
+        </mc:AlternateContent>
       </w:r>
       <w:r>
         <w:rPr>
@@ -6355,24 +7245,97 @@
           <w:sz w:val="24"/>
           <w:szCs w:val="24"/>
         </w:rPr>
-        <w:pict>
-          <v:shape id="_x0000_s1043" type="#_x0000_t202" style="position:absolute;margin-left:90pt;margin-top:3.45pt;width:90pt;height:31.2pt;z-index:251660288" fillcolor="#ff9">
-            <v:textbox style="mso-next-textbox:#_x0000_s1043">
-              <w:txbxContent>
-                <w:p>
-                  <w:pPr>
-                    <w:jc w:val="center"/>
-                  </w:pPr>
-                  <w:proofErr w:type="spellStart"/>
-                  <w:r>
-                    <w:t>Malka</w:t>
-                  </w:r>
-                  <w:proofErr w:type="spellEnd"/>
-                </w:p>
-              </w:txbxContent>
-            </v:textbox>
-          </v:shape>
-        </w:pict>
+        <mc:AlternateContent>
+          <mc:Choice Requires="wps">
+            <w:drawing>
+              <wp:anchor distT="0" distB="0" distL="114300" distR="114300" simplePos="0" relativeHeight="251660288" behindDoc="0" locked="0" layoutInCell="1" allowOverlap="1" wp14:anchorId="662E64CC" wp14:editId="1CDDCD23">
+                <wp:simplePos x="0" y="0"/>
+                <wp:positionH relativeFrom="column">
+                  <wp:posOffset>1143000</wp:posOffset>
+                </wp:positionH>
+                <wp:positionV relativeFrom="paragraph">
+                  <wp:posOffset>43815</wp:posOffset>
+                </wp:positionV>
+                <wp:extent cx="1143000" cy="396240"/>
+                <wp:effectExtent l="0" t="0" r="0" b="0"/>
+                <wp:wrapNone/>
+                <wp:docPr id="1140402372" name="Text Box 19"/>
+                <wp:cNvGraphicFramePr>
+                  <a:graphicFrameLocks xmlns:a="http://schemas.openxmlformats.org/drawingml/2006/main"/>
+                </wp:cNvGraphicFramePr>
+                <a:graphic xmlns:a="http://schemas.openxmlformats.org/drawingml/2006/main">
+                  <a:graphicData uri="http://schemas.microsoft.com/office/word/2010/wordprocessingShape">
+                    <wps:wsp>
+                      <wps:cNvSpPr txBox="1">
+                        <a:spLocks/>
+                      </wps:cNvSpPr>
+                      <wps:spPr bwMode="auto">
+                        <a:xfrm>
+                          <a:off x="0" y="0"/>
+                          <a:ext cx="1143000" cy="396240"/>
+                        </a:xfrm>
+                        <a:prstGeom prst="rect">
+                          <a:avLst/>
+                        </a:prstGeom>
+                        <a:solidFill>
+                          <a:srgbClr val="FFFF99"/>
+                        </a:solidFill>
+                        <a:ln w="9525">
+                          <a:solidFill>
+                            <a:srgbClr val="000000"/>
+                          </a:solidFill>
+                          <a:miter lim="800000"/>
+                          <a:headEnd/>
+                          <a:tailEnd/>
+                        </a:ln>
+                      </wps:spPr>
+                      <wps:txbx>
+                        <w:txbxContent>
+                          <w:p>
+                            <w:pPr>
+                              <w:jc w:val="center"/>
+                            </w:pPr>
+                            <w:r>
+                              <w:t>Malka</w:t>
+                            </w:r>
+                          </w:p>
+                        </w:txbxContent>
+                      </wps:txbx>
+                      <wps:bodyPr rot="0" vert="horz" wrap="square" lIns="91440" tIns="45720" rIns="91440" bIns="45720" anchor="t" anchorCtr="0" upright="1">
+                        <a:noAutofit/>
+                      </wps:bodyPr>
+                    </wps:wsp>
+                  </a:graphicData>
+                </a:graphic>
+                <wp14:sizeRelH relativeFrom="page">
+                  <wp14:pctWidth>0</wp14:pctWidth>
+                </wp14:sizeRelH>
+                <wp14:sizeRelV relativeFrom="page">
+                  <wp14:pctHeight>0</wp14:pctHeight>
+                </wp14:sizeRelV>
+              </wp:anchor>
+            </w:drawing>
+          </mc:Choice>
+          <mc:Fallback>
+            <w:pict>
+              <v:shape w14:anchorId="662E64CC" id="Text Box 19" o:spid="_x0000_s1032" type="#_x0000_t202" style="position:absolute;margin-left:90pt;margin-top:3.45pt;width:90pt;height:31.2pt;z-index:251660288;visibility:visible;mso-wrap-style:square;mso-width-percent:0;mso-height-percent:0;mso-wrap-distance-left:9pt;mso-wrap-distance-top:0;mso-wrap-distance-right:9pt;mso-wrap-distance-bottom:0;mso-position-horizontal:absolute;mso-position-horizontal-relative:text;mso-position-vertical:absolute;mso-position-vertical-relative:text;mso-width-percent:0;mso-height-percent:0;mso-width-relative:page;mso-height-relative:page;v-text-anchor:top" o:gfxdata="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" fillcolor="#ff9">
+                <v:path arrowok="t"/>
+                <v:textbox>
+                  <w:txbxContent>
+                    <w:p>
+                      <w:pPr>
+                        <w:jc w:val="center"/>
+                      </w:pPr>
+                      <w:r>
+                        <w:t>Malka</w:t>
+                      </w:r>
+                    </w:p>
+                  </w:txbxContent>
+                </v:textbox>
+              </v:shape>
+            </w:pict>
+          </mc:Fallback>
+        </mc:AlternateContent>
       </w:r>
       <w:r>
         <w:rPr>
@@ -6381,9 +7344,76 @@
           <w:sz w:val="24"/>
           <w:szCs w:val="24"/>
         </w:rPr>
-        <w:pict>
-          <v:shape id="_x0000_s1047" type="#_x0000_t32" style="position:absolute;margin-left:306pt;margin-top:12.75pt;width:31.15pt;height:0;z-index:251664384" o:connectortype="straight"/>
-        </w:pict>
+        <mc:AlternateContent>
+          <mc:Choice Requires="wps">
+            <w:drawing>
+              <wp:anchor distT="0" distB="0" distL="114300" distR="114300" simplePos="0" relativeHeight="251664384" behindDoc="0" locked="0" layoutInCell="1" allowOverlap="1" wp14:anchorId="04138831" wp14:editId="7C5C766C">
+                <wp:simplePos x="0" y="0"/>
+                <wp:positionH relativeFrom="column">
+                  <wp:posOffset>3886200</wp:posOffset>
+                </wp:positionH>
+                <wp:positionV relativeFrom="paragraph">
+                  <wp:posOffset>161925</wp:posOffset>
+                </wp:positionV>
+                <wp:extent cx="395605" cy="0"/>
+                <wp:effectExtent l="0" t="0" r="0" b="0"/>
+                <wp:wrapNone/>
+                <wp:docPr id="123066515" name="AutoShape 23"/>
+                <wp:cNvGraphicFramePr>
+                  <a:graphicFrameLocks xmlns:a="http://schemas.openxmlformats.org/drawingml/2006/main"/>
+                </wp:cNvGraphicFramePr>
+                <a:graphic xmlns:a="http://schemas.openxmlformats.org/drawingml/2006/main">
+                  <a:graphicData uri="http://schemas.microsoft.com/office/word/2010/wordprocessingShape">
+                    <wps:wsp>
+                      <wps:cNvCnPr>
+                        <a:cxnSpLocks/>
+                      </wps:cNvCnPr>
+                      <wps:spPr bwMode="auto">
+                        <a:xfrm>
+                          <a:off x="0" y="0"/>
+                          <a:ext cx="395605" cy="0"/>
+                        </a:xfrm>
+                        <a:prstGeom prst="straightConnector1">
+                          <a:avLst/>
+                        </a:prstGeom>
+                        <a:noFill/>
+                        <a:ln w="9525">
+                          <a:solidFill>
+                            <a:srgbClr val="000000"/>
+                          </a:solidFill>
+                          <a:round/>
+                          <a:headEnd/>
+                          <a:tailEnd/>
+                        </a:ln>
+                        <a:extLst>
+                          <a:ext uri="{909E8E84-426E-40DD-AFC4-6F175D3DCCD1}">
+                            <a14:hiddenFill xmlns:a14="http://schemas.microsoft.com/office/drawing/2010/main">
+                              <a:noFill/>
+                            </a14:hiddenFill>
+                          </a:ext>
+                        </a:extLst>
+                      </wps:spPr>
+                      <wps:bodyPr/>
+                    </wps:wsp>
+                  </a:graphicData>
+                </a:graphic>
+                <wp14:sizeRelH relativeFrom="page">
+                  <wp14:pctWidth>0</wp14:pctWidth>
+                </wp14:sizeRelH>
+                <wp14:sizeRelV relativeFrom="page">
+                  <wp14:pctHeight>0</wp14:pctHeight>
+                </wp14:sizeRelV>
+              </wp:anchor>
+            </w:drawing>
+          </mc:Choice>
+          <mc:Fallback>
+            <w:pict>
+              <v:shape w14:anchorId="0096DDFE" id="AutoShape 23" o:spid="_x0000_s1026" type="#_x0000_t32" style="position:absolute;margin-left:306pt;margin-top:12.75pt;width:31.15pt;height:0;z-index:251664384;visibility:visible;mso-wrap-style:square;mso-width-percent:0;mso-height-percent:0;mso-wrap-distance-left:9pt;mso-wrap-distance-top:0;mso-wrap-distance-right:9pt;mso-wrap-distance-bottom:0;mso-position-horizontal:absolute;mso-position-horizontal-relative:text;mso-position-vertical:absolute;mso-position-vertical-relative:text;mso-width-percent:0;mso-height-percent:0;mso-width-relative:page;mso-height-relative:page" o:gfxdata="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">
+                <o:lock v:ext="edit" shapetype="f"/>
+              </v:shape>
+            </w:pict>
+          </mc:Fallback>
+        </mc:AlternateContent>
       </w:r>
     </w:p>
     <w:p>
@@ -6402,9 +7432,76 @@
           <w:sz w:val="24"/>
           <w:szCs w:val="24"/>
         </w:rPr>
-        <w:pict>
-          <v:line id="_x0000_s1045" style="position:absolute;z-index:251662336" from="180pt,6.1pt" to="3in,6.1pt"/>
-        </w:pict>
+        <mc:AlternateContent>
+          <mc:Choice Requires="wps">
+            <w:drawing>
+              <wp:anchor distT="0" distB="0" distL="114300" distR="114300" simplePos="0" relativeHeight="251662336" behindDoc="0" locked="0" layoutInCell="1" allowOverlap="1" wp14:anchorId="0237F70A" wp14:editId="380CDA07">
+                <wp:simplePos x="0" y="0"/>
+                <wp:positionH relativeFrom="column">
+                  <wp:posOffset>2286000</wp:posOffset>
+                </wp:positionH>
+                <wp:positionV relativeFrom="paragraph">
+                  <wp:posOffset>77470</wp:posOffset>
+                </wp:positionV>
+                <wp:extent cx="457200" cy="0"/>
+                <wp:effectExtent l="0" t="0" r="0" b="0"/>
+                <wp:wrapNone/>
+                <wp:docPr id="1954132902" name="Line 21"/>
+                <wp:cNvGraphicFramePr>
+                  <a:graphicFrameLocks xmlns:a="http://schemas.openxmlformats.org/drawingml/2006/main"/>
+                </wp:cNvGraphicFramePr>
+                <a:graphic xmlns:a="http://schemas.openxmlformats.org/drawingml/2006/main">
+                  <a:graphicData uri="http://schemas.microsoft.com/office/word/2010/wordprocessingShape">
+                    <wps:wsp>
+                      <wps:cNvCnPr>
+                        <a:cxnSpLocks/>
+                      </wps:cNvCnPr>
+                      <wps:spPr bwMode="auto">
+                        <a:xfrm>
+                          <a:off x="0" y="0"/>
+                          <a:ext cx="457200" cy="0"/>
+                        </a:xfrm>
+                        <a:prstGeom prst="line">
+                          <a:avLst/>
+                        </a:prstGeom>
+                        <a:noFill/>
+                        <a:ln w="9525">
+                          <a:solidFill>
+                            <a:srgbClr val="000000"/>
+                          </a:solidFill>
+                          <a:round/>
+                          <a:headEnd/>
+                          <a:tailEnd/>
+                        </a:ln>
+                        <a:extLst>
+                          <a:ext uri="{909E8E84-426E-40DD-AFC4-6F175D3DCCD1}">
+                            <a14:hiddenFill xmlns:a14="http://schemas.microsoft.com/office/drawing/2010/main">
+                              <a:noFill/>
+                            </a14:hiddenFill>
+                          </a:ext>
+                        </a:extLst>
+                      </wps:spPr>
+                      <wps:bodyPr/>
+                    </wps:wsp>
+                  </a:graphicData>
+                </a:graphic>
+                <wp14:sizeRelH relativeFrom="page">
+                  <wp14:pctWidth>0</wp14:pctWidth>
+                </wp14:sizeRelH>
+                <wp14:sizeRelV relativeFrom="page">
+                  <wp14:pctHeight>0</wp14:pctHeight>
+                </wp14:sizeRelV>
+              </wp:anchor>
+            </w:drawing>
+          </mc:Choice>
+          <mc:Fallback>
+            <w:pict>
+              <v:line w14:anchorId="2507D9ED" id="Line 21" o:spid="_x0000_s1026" style="position:absolute;z-index:251662336;visibility:visible;mso-wrap-style:square;mso-width-percent:0;mso-height-percent:0;mso-wrap-distance-left:9pt;mso-wrap-distance-top:0;mso-wrap-distance-right:9pt;mso-wrap-distance-bottom:0;mso-position-horizontal:absolute;mso-position-horizontal-relative:text;mso-position-vertical:absolute;mso-position-vertical-relative:text;mso-width-percent:0;mso-height-percent:0;mso-width-relative:page;mso-height-relative:page" from="180pt,6.1pt" to="3in,6.1pt" o:gfxdata="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">
+                <o:lock v:ext="edit" shapetype="f"/>
+              </v:line>
+            </w:pict>
+          </mc:Fallback>
+        </mc:AlternateContent>
       </w:r>
       <w:r>
         <w:rPr>
@@ -6459,18 +7556,8 @@
           <w:sz w:val="24"/>
           <w:szCs w:val="24"/>
         </w:rPr>
-        <w:t xml:space="preserve">nevinnom živote na salaši, ktorý je v protiklade k hriešnemu  racionálnemu svetu „tam dole“ – pudovej láske valacha k </w:t>
-      </w:r>
-      <w:proofErr w:type="spellStart"/>
-      <w:r>
-        <w:rPr>
-          <w:rFonts w:ascii="Times New Roman" w:hAnsi="Times New Roman"/>
-          <w:sz w:val="24"/>
-          <w:szCs w:val="24"/>
-        </w:rPr>
-        <w:t>Malke</w:t>
-      </w:r>
-      <w:proofErr w:type="spellEnd"/>
+        <w:t>nevinnom živote na salaši, ktorý je v protiklade k hriešnemu  racionálnemu svetu „tam dole“ – pudovej láske valacha k Malke</w:t>
+      </w:r>
     </w:p>
     <w:p>
       <w:pPr>
@@ -6525,18 +7612,8 @@
           <w:sz w:val="24"/>
           <w:szCs w:val="24"/>
         </w:rPr>
-        <w:t xml:space="preserve">: nezvyčajné schopnosti postavy </w:t>
-      </w:r>
-      <w:proofErr w:type="spellStart"/>
-      <w:r>
-        <w:rPr>
-          <w:rFonts w:ascii="Times New Roman" w:hAnsi="Times New Roman"/>
-          <w:sz w:val="24"/>
-          <w:szCs w:val="24"/>
-        </w:rPr>
-        <w:t>Šajbana</w:t>
-      </w:r>
-      <w:proofErr w:type="spellEnd"/>
+        <w:t>: nezvyčajné schopnosti postavy Šajbana</w:t>
+      </w:r>
     </w:p>
     <w:p>
       <w:pPr>
@@ -6639,25 +7716,7 @@
           <w:sz w:val="24"/>
           <w:szCs w:val="24"/>
         </w:rPr>
-        <w:t>Autor sa zameriava na vnútorný svet postáv, ich pocity (</w:t>
-      </w:r>
-      <w:proofErr w:type="spellStart"/>
-      <w:r>
-        <w:rPr>
-          <w:rFonts w:ascii="Times New Roman" w:hAnsi="Times New Roman"/>
-          <w:sz w:val="24"/>
-          <w:szCs w:val="24"/>
-        </w:rPr>
-        <w:t>Malka</w:t>
-      </w:r>
-      <w:proofErr w:type="spellEnd"/>
-      <w:r>
-        <w:rPr>
-          <w:rFonts w:ascii="Times New Roman" w:hAnsi="Times New Roman"/>
-          <w:sz w:val="24"/>
-          <w:szCs w:val="24"/>
-        </w:rPr>
-        <w:t>, valach)</w:t>
+        <w:t>Autor sa zameriava na vnútorný svet postáv, ich pocity (Malka, valach)</w:t>
       </w:r>
     </w:p>
     <w:p>
@@ -6804,25 +7863,7 @@
           <w:sz w:val="24"/>
           <w:szCs w:val="24"/>
         </w:rPr>
-        <w:t>svojim postavám dáva netradičné mená /</w:t>
-      </w:r>
-      <w:proofErr w:type="spellStart"/>
-      <w:r>
-        <w:rPr>
-          <w:rFonts w:ascii="Times New Roman" w:hAnsi="Times New Roman"/>
-          <w:sz w:val="24"/>
-          <w:szCs w:val="24"/>
-        </w:rPr>
-        <w:t>Malka</w:t>
-      </w:r>
-      <w:proofErr w:type="spellEnd"/>
-      <w:r>
-        <w:rPr>
-          <w:rFonts w:ascii="Times New Roman" w:hAnsi="Times New Roman"/>
-          <w:sz w:val="24"/>
-          <w:szCs w:val="24"/>
-        </w:rPr>
-        <w:t>/</w:t>
+        <w:t>svojim postavám dáva netradičné mená /Malka/</w:t>
       </w:r>
     </w:p>
     <w:p>
@@ -6947,16 +7988,7 @@
           <w:sz w:val="24"/>
           <w:szCs w:val="24"/>
         </w:rPr>
-        <w:t xml:space="preserve">Valach sa zaľúbi do </w:t>
-      </w:r>
-      <w:proofErr w:type="spellStart"/>
-      <w:r>
-        <w:rPr>
-          <w:rFonts w:ascii="Times New Roman" w:hAnsi="Times New Roman"/>
-          <w:sz w:val="24"/>
-          <w:szCs w:val="24"/>
-        </w:rPr>
-        <w:t>M</w:t>
+        <w:t>Valach sa zaľúbi do M</w:t>
       </w:r>
       <w:r>
         <w:rPr>
@@ -6966,32 +7998,13 @@
         </w:rPr>
         <w:t>alky</w:t>
       </w:r>
-      <w:proofErr w:type="spellEnd"/>
-      <w:r>
-        <w:rPr>
-          <w:rFonts w:ascii="Times New Roman" w:hAnsi="Times New Roman"/>
-          <w:sz w:val="24"/>
-          <w:szCs w:val="24"/>
-        </w:rPr>
-        <w:t>, ktorá slúži u </w:t>
-      </w:r>
-      <w:proofErr w:type="spellStart"/>
-      <w:r>
-        <w:rPr>
-          <w:rFonts w:ascii="Times New Roman" w:hAnsi="Times New Roman"/>
-          <w:sz w:val="24"/>
-          <w:szCs w:val="24"/>
-        </w:rPr>
-        <w:t>Michalčíka</w:t>
-      </w:r>
-      <w:proofErr w:type="spellEnd"/>
-      <w:r>
-        <w:rPr>
-          <w:rFonts w:ascii="Times New Roman" w:hAnsi="Times New Roman"/>
-          <w:sz w:val="24"/>
-          <w:szCs w:val="24"/>
-        </w:rPr>
-        <w:t xml:space="preserve"> v krčme. Chce si ju vziať za ženu, no ona sa potrebuje </w:t>
+      <w:r>
+        <w:rPr>
+          <w:rFonts w:ascii="Times New Roman" w:hAnsi="Times New Roman"/>
+          <w:sz w:val="24"/>
+          <w:szCs w:val="24"/>
+        </w:rPr>
+        <w:t xml:space="preserve">, ktorá slúži u Michalčíka v krčme. Chce si ju vziať za ženu, no ona sa potrebuje </w:t>
       </w:r>
       <w:r>
         <w:rPr>
@@ -7007,18 +8020,128 @@
           <w:sz w:val="24"/>
           <w:szCs w:val="24"/>
         </w:rPr>
-        <w:t xml:space="preserve">poradiť s bratom, o ktorého existencii nemá valach tušenie. </w:t>
-      </w:r>
-      <w:proofErr w:type="spellStart"/>
-      <w:r>
-        <w:rPr>
-          <w:rFonts w:ascii="Times New Roman" w:hAnsi="Times New Roman"/>
-          <w:sz w:val="24"/>
-          <w:szCs w:val="24"/>
-        </w:rPr>
-        <w:t>Michalčík</w:t>
-      </w:r>
-      <w:proofErr w:type="spellEnd"/>
+        <w:t xml:space="preserve">poradiť s bratom, o ktorého existencii nemá valach tušenie. Michalčík </w:t>
+      </w:r>
+      <w:r>
+        <w:rPr>
+          <w:rFonts w:ascii="Times New Roman" w:hAnsi="Times New Roman"/>
+          <w:sz w:val="24"/>
+          <w:szCs w:val="24"/>
+        </w:rPr>
+        <w:t xml:space="preserve">(krčmár) </w:t>
+      </w:r>
+      <w:r>
+        <w:rPr>
+          <w:rFonts w:ascii="Times New Roman" w:hAnsi="Times New Roman"/>
+          <w:sz w:val="24"/>
+          <w:szCs w:val="24"/>
+        </w:rPr>
+        <w:t xml:space="preserve">neprichádza z jarmoku, kam odišiel s väčším obnosom peňazí. </w:t>
+      </w:r>
+    </w:p>
+    <w:p>
+      <w:pPr>
+        <w:spacing w:after="0" w:line="240" w:lineRule="auto"/>
+        <w:rPr>
+          <w:rFonts w:ascii="Times New Roman" w:hAnsi="Times New Roman"/>
+          <w:sz w:val="24"/>
+          <w:szCs w:val="24"/>
+          <w:u w:val="single"/>
+        </w:rPr>
+      </w:pPr>
+      <w:r>
+        <w:rPr>
+          <w:rFonts w:ascii="Times New Roman" w:hAnsi="Times New Roman"/>
+          <w:sz w:val="24"/>
+          <w:szCs w:val="24"/>
+        </w:rPr>
+        <w:t>Valach zb</w:t>
+      </w:r>
+      <w:r>
+        <w:rPr>
+          <w:rFonts w:ascii="Times New Roman" w:hAnsi="Times New Roman"/>
+          <w:sz w:val="24"/>
+          <w:szCs w:val="24"/>
+        </w:rPr>
+        <w:t>a</w:t>
+      </w:r>
+      <w:r>
+        <w:rPr>
+          <w:rFonts w:ascii="Times New Roman" w:hAnsi="Times New Roman"/>
+          <w:sz w:val="24"/>
+          <w:szCs w:val="24"/>
+        </w:rPr>
+        <w:t>d</w:t>
+      </w:r>
+      <w:r>
+        <w:rPr>
+          <w:rFonts w:ascii="Times New Roman" w:hAnsi="Times New Roman"/>
+          <w:sz w:val="24"/>
+          <w:szCs w:val="24"/>
+        </w:rPr>
+        <w:t>á</w:t>
+      </w:r>
+      <w:r>
+        <w:rPr>
+          <w:rFonts w:ascii="Times New Roman" w:hAnsi="Times New Roman"/>
+          <w:sz w:val="24"/>
+          <w:szCs w:val="24"/>
+        </w:rPr>
+        <w:t>,</w:t>
+      </w:r>
+      <w:r>
+        <w:rPr>
+          <w:rFonts w:ascii="Times New Roman" w:hAnsi="Times New Roman"/>
+          <w:sz w:val="24"/>
+          <w:szCs w:val="24"/>
+        </w:rPr>
+        <w:t xml:space="preserve"> ako Šajban dáva Malke zakrvavenú košeľu a pochopí, že on zabil Michalčíka. Zo žiarlivosti udá Šajbana, pochváli sa Malke, pochopí, že urobil chybu a uteká varovať Šajbana pred žandármi. Keď tam dobehne, zbadá mŕtvu Malku. </w:t>
+      </w:r>
+    </w:p>
+    <w:p>
+      <w:pPr>
+        <w:spacing w:after="0" w:line="240" w:lineRule="auto"/>
+        <w:rPr>
+          <w:rFonts w:ascii="Times New Roman" w:hAnsi="Times New Roman"/>
+          <w:b/>
+          <w:sz w:val="24"/>
+          <w:szCs w:val="24"/>
+          <w:u w:val="single"/>
+        </w:rPr>
+      </w:pPr>
+    </w:p>
+    <w:p>
+      <w:pPr>
+        <w:spacing w:after="0" w:line="240" w:lineRule="auto"/>
+        <w:rPr>
+          <w:rFonts w:ascii="Times New Roman" w:hAnsi="Times New Roman"/>
+          <w:b/>
+          <w:sz w:val="24"/>
+          <w:szCs w:val="24"/>
+          <w:u w:val="single"/>
+        </w:rPr>
+      </w:pPr>
+    </w:p>
+    <w:p>
+      <w:pPr>
+        <w:spacing w:after="0" w:line="240" w:lineRule="auto"/>
+        <w:rPr>
+          <w:rFonts w:ascii="Times New Roman" w:hAnsi="Times New Roman"/>
+          <w:sz w:val="24"/>
+          <w:szCs w:val="24"/>
+          <w:u w:val="single"/>
+        </w:rPr>
+      </w:pPr>
+      <w:r>
+        <w:rPr>
+          <w:rFonts w:ascii="Times New Roman" w:hAnsi="Times New Roman"/>
+          <w:b/>
+          <w:sz w:val="24"/>
+          <w:szCs w:val="24"/>
+          <w:u w:val="single"/>
+        </w:rPr>
+        <w:t>Malka:</w:t>
+      </w:r>
       <w:r>
         <w:rPr>
           <w:rFonts w:ascii="Times New Roman" w:hAnsi="Times New Roman"/>
@@ -7033,38 +8156,61 @@
           <w:sz w:val="24"/>
           <w:szCs w:val="24"/>
         </w:rPr>
-        <w:t xml:space="preserve">(krčmár) </w:t>
-      </w:r>
-      <w:r>
-        <w:rPr>
-          <w:rFonts w:ascii="Times New Roman" w:hAnsi="Times New Roman"/>
-          <w:sz w:val="24"/>
-          <w:szCs w:val="24"/>
-        </w:rPr>
-        <w:t xml:space="preserve">neprichádza z jarmoku, kam odišiel s väčším </w:t>
-      </w:r>
-      <w:proofErr w:type="spellStart"/>
-      <w:r>
-        <w:rPr>
-          <w:rFonts w:ascii="Times New Roman" w:hAnsi="Times New Roman"/>
-          <w:sz w:val="24"/>
-          <w:szCs w:val="24"/>
-        </w:rPr>
-        <w:t>obnosom</w:t>
-      </w:r>
-      <w:proofErr w:type="spellEnd"/>
-      <w:r>
-        <w:rPr>
-          <w:rFonts w:ascii="Times New Roman" w:hAnsi="Times New Roman"/>
-          <w:sz w:val="24"/>
-          <w:szCs w:val="24"/>
-        </w:rPr>
-        <w:t xml:space="preserve"> peňazí. </w:t>
-      </w:r>
-    </w:p>
-    <w:p>
-      <w:pPr>
-        <w:spacing w:after="0" w:line="240" w:lineRule="auto"/>
+        <w:t xml:space="preserve">pasívna postava, </w:t>
+      </w:r>
+      <w:r>
+        <w:rPr>
+          <w:rFonts w:ascii="Times New Roman" w:hAnsi="Times New Roman"/>
+          <w:sz w:val="24"/>
+          <w:szCs w:val="24"/>
+        </w:rPr>
+        <w:t>nepoznáme jej priezvisko, slúži u majiteľa salaša a krčm</w:t>
+      </w:r>
+      <w:r>
+        <w:rPr>
+          <w:rFonts w:ascii="Times New Roman" w:hAnsi="Times New Roman"/>
+          <w:sz w:val="24"/>
+          <w:szCs w:val="24"/>
+        </w:rPr>
+        <w:t>y</w:t>
+      </w:r>
+      <w:r>
+        <w:rPr>
+          <w:rFonts w:ascii="Times New Roman" w:hAnsi="Times New Roman"/>
+          <w:sz w:val="24"/>
+          <w:szCs w:val="24"/>
+        </w:rPr>
+        <w:t xml:space="preserve"> Michalčíka. Má okolo 17 rokov, útla, ryšavé vlasy. o jej pocitoch a myšlienkach nevieme nič. Nemá vlastný názor, o všetkom sa musí poradiť s bratom Šajbanom. V celej novele povie 4 vety. Malka umiera po nedorozumení</w:t>
+      </w:r>
+      <w:r>
+        <w:rPr>
+          <w:rFonts w:ascii="Times New Roman" w:hAnsi="Times New Roman"/>
+          <w:sz w:val="24"/>
+          <w:szCs w:val="24"/>
+        </w:rPr>
+        <w:t>, je nevinná</w:t>
+      </w:r>
+      <w:r>
+        <w:rPr>
+          <w:rFonts w:ascii="Times New Roman" w:hAnsi="Times New Roman"/>
+          <w:sz w:val="24"/>
+          <w:szCs w:val="24"/>
+        </w:rPr>
+        <w:t>. Nie je to čisto kladná postava, lebo vedela, že Šajban zabil človeka a mlčala.</w:t>
+      </w:r>
+      <w:r>
+        <w:rPr>
+          <w:rFonts w:ascii="Times New Roman" w:hAnsi="Times New Roman"/>
+          <w:sz w:val="24"/>
+          <w:szCs w:val="24"/>
+        </w:rPr>
+        <w:t xml:space="preserve"> Je to pasívna postava.</w:t>
+      </w:r>
+    </w:p>
+    <w:p>
+      <w:pPr>
+        <w:spacing w:after="0" w:line="240" w:lineRule="auto"/>
+        <w:ind w:left="360"/>
         <w:rPr>
           <w:rFonts w:ascii="Times New Roman" w:hAnsi="Times New Roman"/>
           <w:sz w:val="24"/>
@@ -7072,184 +8218,17 @@
           <w:u w:val="single"/>
         </w:rPr>
       </w:pPr>
-      <w:r>
-        <w:rPr>
-          <w:rFonts w:ascii="Times New Roman" w:hAnsi="Times New Roman"/>
-          <w:sz w:val="24"/>
-          <w:szCs w:val="24"/>
-        </w:rPr>
-        <w:t>Valach zb</w:t>
-      </w:r>
-      <w:r>
-        <w:rPr>
-          <w:rFonts w:ascii="Times New Roman" w:hAnsi="Times New Roman"/>
-          <w:sz w:val="24"/>
-          <w:szCs w:val="24"/>
-        </w:rPr>
-        <w:t>a</w:t>
-      </w:r>
-      <w:r>
-        <w:rPr>
-          <w:rFonts w:ascii="Times New Roman" w:hAnsi="Times New Roman"/>
-          <w:sz w:val="24"/>
-          <w:szCs w:val="24"/>
-        </w:rPr>
-        <w:t>d</w:t>
-      </w:r>
-      <w:r>
-        <w:rPr>
-          <w:rFonts w:ascii="Times New Roman" w:hAnsi="Times New Roman"/>
-          <w:sz w:val="24"/>
-          <w:szCs w:val="24"/>
-        </w:rPr>
-        <w:t>á</w:t>
-      </w:r>
-      <w:r>
-        <w:rPr>
-          <w:rFonts w:ascii="Times New Roman" w:hAnsi="Times New Roman"/>
-          <w:sz w:val="24"/>
-          <w:szCs w:val="24"/>
-        </w:rPr>
-        <w:t>,</w:t>
-      </w:r>
-      <w:r>
-        <w:rPr>
-          <w:rFonts w:ascii="Times New Roman" w:hAnsi="Times New Roman"/>
-          <w:sz w:val="24"/>
-          <w:szCs w:val="24"/>
-        </w:rPr>
-        <w:t xml:space="preserve"> ako </w:t>
-      </w:r>
-      <w:proofErr w:type="spellStart"/>
-      <w:r>
-        <w:rPr>
-          <w:rFonts w:ascii="Times New Roman" w:hAnsi="Times New Roman"/>
-          <w:sz w:val="24"/>
-          <w:szCs w:val="24"/>
-        </w:rPr>
-        <w:t>Šajban</w:t>
-      </w:r>
-      <w:proofErr w:type="spellEnd"/>
-      <w:r>
-        <w:rPr>
-          <w:rFonts w:ascii="Times New Roman" w:hAnsi="Times New Roman"/>
-          <w:sz w:val="24"/>
-          <w:szCs w:val="24"/>
-        </w:rPr>
-        <w:t xml:space="preserve"> dáva </w:t>
-      </w:r>
-      <w:proofErr w:type="spellStart"/>
-      <w:r>
-        <w:rPr>
-          <w:rFonts w:ascii="Times New Roman" w:hAnsi="Times New Roman"/>
-          <w:sz w:val="24"/>
-          <w:szCs w:val="24"/>
-        </w:rPr>
-        <w:t>Malke</w:t>
-      </w:r>
-      <w:proofErr w:type="spellEnd"/>
-      <w:r>
-        <w:rPr>
-          <w:rFonts w:ascii="Times New Roman" w:hAnsi="Times New Roman"/>
-          <w:sz w:val="24"/>
-          <w:szCs w:val="24"/>
-        </w:rPr>
-        <w:t xml:space="preserve"> zakrvavenú košeľu a pochopí, že on zabil </w:t>
-      </w:r>
-      <w:proofErr w:type="spellStart"/>
-      <w:r>
-        <w:rPr>
-          <w:rFonts w:ascii="Times New Roman" w:hAnsi="Times New Roman"/>
-          <w:sz w:val="24"/>
-          <w:szCs w:val="24"/>
-        </w:rPr>
-        <w:t>Michalčíka</w:t>
-      </w:r>
-      <w:proofErr w:type="spellEnd"/>
-      <w:r>
-        <w:rPr>
-          <w:rFonts w:ascii="Times New Roman" w:hAnsi="Times New Roman"/>
-          <w:sz w:val="24"/>
-          <w:szCs w:val="24"/>
-        </w:rPr>
-        <w:t xml:space="preserve">. Zo žiarlivosti udá </w:t>
-      </w:r>
-      <w:proofErr w:type="spellStart"/>
-      <w:r>
-        <w:rPr>
-          <w:rFonts w:ascii="Times New Roman" w:hAnsi="Times New Roman"/>
-          <w:sz w:val="24"/>
-          <w:szCs w:val="24"/>
-        </w:rPr>
-        <w:t>Šajbana</w:t>
-      </w:r>
-      <w:proofErr w:type="spellEnd"/>
-      <w:r>
-        <w:rPr>
-          <w:rFonts w:ascii="Times New Roman" w:hAnsi="Times New Roman"/>
-          <w:sz w:val="24"/>
-          <w:szCs w:val="24"/>
-        </w:rPr>
-        <w:t xml:space="preserve">, pochváli sa </w:t>
-      </w:r>
-      <w:proofErr w:type="spellStart"/>
-      <w:r>
-        <w:rPr>
-          <w:rFonts w:ascii="Times New Roman" w:hAnsi="Times New Roman"/>
-          <w:sz w:val="24"/>
-          <w:szCs w:val="24"/>
-        </w:rPr>
-        <w:t>Malke</w:t>
-      </w:r>
-      <w:proofErr w:type="spellEnd"/>
-      <w:r>
-        <w:rPr>
-          <w:rFonts w:ascii="Times New Roman" w:hAnsi="Times New Roman"/>
-          <w:sz w:val="24"/>
-          <w:szCs w:val="24"/>
-        </w:rPr>
-        <w:t xml:space="preserve">, pochopí, že urobil chybu a uteká varovať </w:t>
-      </w:r>
-      <w:proofErr w:type="spellStart"/>
-      <w:r>
-        <w:rPr>
-          <w:rFonts w:ascii="Times New Roman" w:hAnsi="Times New Roman"/>
-          <w:sz w:val="24"/>
-          <w:szCs w:val="24"/>
-        </w:rPr>
-        <w:t>Šajbana</w:t>
-      </w:r>
-      <w:proofErr w:type="spellEnd"/>
-      <w:r>
-        <w:rPr>
-          <w:rFonts w:ascii="Times New Roman" w:hAnsi="Times New Roman"/>
-          <w:sz w:val="24"/>
-          <w:szCs w:val="24"/>
-        </w:rPr>
-        <w:t xml:space="preserve"> pred žandármi. Keď tam dobehne, zbadá mŕtvu </w:t>
-      </w:r>
-      <w:proofErr w:type="spellStart"/>
-      <w:r>
-        <w:rPr>
-          <w:rFonts w:ascii="Times New Roman" w:hAnsi="Times New Roman"/>
-          <w:sz w:val="24"/>
-          <w:szCs w:val="24"/>
-        </w:rPr>
-        <w:t>Malku</w:t>
-      </w:r>
-      <w:proofErr w:type="spellEnd"/>
-      <w:r>
-        <w:rPr>
-          <w:rFonts w:ascii="Times New Roman" w:hAnsi="Times New Roman"/>
-          <w:sz w:val="24"/>
-          <w:szCs w:val="24"/>
-        </w:rPr>
-        <w:t xml:space="preserve">. </w:t>
-      </w:r>
-    </w:p>
-    <w:p>
-      <w:pPr>
-        <w:spacing w:after="0" w:line="240" w:lineRule="auto"/>
+    </w:p>
+    <w:p>
+      <w:pPr>
+        <w:spacing w:after="0" w:line="240" w:lineRule="auto"/>
+        <w:rPr>
+          <w:rFonts w:ascii="Times New Roman" w:hAnsi="Times New Roman"/>
+          <w:sz w:val="24"/>
+          <w:szCs w:val="24"/>
+        </w:rPr>
+      </w:pPr>
+      <w:r>
         <w:rPr>
           <w:rFonts w:ascii="Times New Roman" w:hAnsi="Times New Roman"/>
           <w:b/>
@@ -7257,14 +8236,55 @@
           <w:szCs w:val="24"/>
           <w:u w:val="single"/>
         </w:rPr>
-      </w:pPr>
-    </w:p>
-    <w:p>
-      <w:pPr>
-        <w:spacing w:after="0" w:line="240" w:lineRule="auto"/>
-        <w:rPr>
-          <w:rFonts w:ascii="Times New Roman" w:hAnsi="Times New Roman"/>
-          <w:b/>
+        <w:t>valach</w:t>
+      </w:r>
+      <w:r>
+        <w:rPr>
+          <w:rFonts w:ascii="Times New Roman" w:hAnsi="Times New Roman"/>
+          <w:sz w:val="24"/>
+          <w:szCs w:val="24"/>
+        </w:rPr>
+        <w:t xml:space="preserve">: </w:t>
+      </w:r>
+      <w:r>
+        <w:rPr>
+          <w:rFonts w:ascii="Times New Roman" w:hAnsi="Times New Roman"/>
+          <w:sz w:val="24"/>
+          <w:szCs w:val="24"/>
+        </w:rPr>
+        <w:t xml:space="preserve">nie čisto </w:t>
+      </w:r>
+      <w:r>
+        <w:rPr>
+          <w:rFonts w:ascii="Times New Roman" w:hAnsi="Times New Roman"/>
+          <w:sz w:val="24"/>
+          <w:szCs w:val="24"/>
+        </w:rPr>
+        <w:t xml:space="preserve">kladná </w:t>
+      </w:r>
+      <w:r>
+        <w:rPr>
+          <w:rFonts w:ascii="Times New Roman" w:hAnsi="Times New Roman"/>
+          <w:sz w:val="24"/>
+          <w:szCs w:val="24"/>
+        </w:rPr>
+        <w:t xml:space="preserve">postava, </w:t>
+      </w:r>
+      <w:r>
+        <w:rPr>
+          <w:rFonts w:ascii="Times New Roman" w:hAnsi="Times New Roman"/>
+          <w:sz w:val="24"/>
+          <w:szCs w:val="24"/>
+        </w:rPr>
+        <w:t>nepoznáme jeho krstné meno, má 20 rokov, burcujú v ňom city, ovláda ho láska, žiarlivosť, koná pudovo, podvedome, tak ako expresionistické postavy.</w:t>
+      </w:r>
+    </w:p>
+    <w:p>
+      <w:pPr>
+        <w:spacing w:after="0" w:line="240" w:lineRule="auto"/>
+        <w:ind w:left="360"/>
+        <w:rPr>
+          <w:rFonts w:ascii="Times New Roman" w:hAnsi="Times New Roman"/>
           <w:sz w:val="24"/>
           <w:szCs w:val="24"/>
           <w:u w:val="single"/>
@@ -7278,36 +8298,172 @@
           <w:rFonts w:ascii="Times New Roman" w:hAnsi="Times New Roman"/>
           <w:sz w:val="24"/>
           <w:szCs w:val="24"/>
+        </w:rPr>
+      </w:pPr>
+      <w:r>
+        <w:rPr>
+          <w:rFonts w:ascii="Times New Roman" w:hAnsi="Times New Roman"/>
+          <w:b/>
+          <w:sz w:val="24"/>
+          <w:szCs w:val="24"/>
           <w:u w:val="single"/>
         </w:rPr>
-      </w:pPr>
-      <w:proofErr w:type="spellStart"/>
-      <w:r>
-        <w:rPr>
-          <w:rFonts w:ascii="Times New Roman" w:hAnsi="Times New Roman"/>
-          <w:b/>
+        <w:t>Šajban:</w:t>
+      </w:r>
+      <w:r>
+        <w:rPr>
+          <w:rFonts w:ascii="Times New Roman" w:hAnsi="Times New Roman"/>
+          <w:sz w:val="24"/>
+          <w:szCs w:val="24"/>
+        </w:rPr>
+        <w:t xml:space="preserve"> negatívna postava, </w:t>
+      </w:r>
+      <w:r>
+        <w:rPr>
+          <w:rFonts w:ascii="Times New Roman" w:hAnsi="Times New Roman"/>
+          <w:sz w:val="24"/>
+          <w:szCs w:val="24"/>
+        </w:rPr>
+        <w:t>predstavuje svet mimo hôr – tam dolu = hriešny svet.</w:t>
+      </w:r>
+    </w:p>
+    <w:p>
+      <w:pPr>
+        <w:spacing w:after="0" w:line="240" w:lineRule="auto"/>
+        <w:ind w:firstLine="708"/>
+        <w:rPr>
+          <w:rFonts w:ascii="Times New Roman" w:hAnsi="Times New Roman"/>
+          <w:sz w:val="24"/>
+          <w:szCs w:val="24"/>
+        </w:rPr>
+      </w:pPr>
+      <w:r>
+        <w:rPr>
+          <w:rFonts w:ascii="Times New Roman" w:hAnsi="Times New Roman"/>
           <w:sz w:val="24"/>
           <w:szCs w:val="24"/>
           <w:u w:val="single"/>
         </w:rPr>
-        <w:t>Malka</w:t>
-      </w:r>
-      <w:proofErr w:type="spellEnd"/>
-      <w:r>
-        <w:rPr>
-          <w:rFonts w:ascii="Times New Roman" w:hAnsi="Times New Roman"/>
-          <w:b/>
+        <w:t>Aktívna</w:t>
+      </w:r>
+      <w:r>
+        <w:rPr>
+          <w:rFonts w:ascii="Times New Roman" w:hAnsi="Times New Roman"/>
           <w:sz w:val="24"/>
           <w:szCs w:val="24"/>
           <w:u w:val="single"/>
         </w:rPr>
-        <w:t>:</w:t>
-      </w:r>
-      <w:r>
-        <w:rPr>
-          <w:rFonts w:ascii="Times New Roman" w:hAnsi="Times New Roman"/>
-          <w:sz w:val="24"/>
-          <w:szCs w:val="24"/>
+        <w:t xml:space="preserve"> postava</w:t>
+      </w:r>
+      <w:r>
+        <w:rPr>
+          <w:rFonts w:ascii="Times New Roman" w:hAnsi="Times New Roman"/>
+          <w:sz w:val="24"/>
+          <w:szCs w:val="24"/>
+        </w:rPr>
+        <w:t xml:space="preserve">, </w:t>
+      </w:r>
+      <w:r>
+        <w:rPr>
+          <w:rFonts w:ascii="Times New Roman" w:hAnsi="Times New Roman"/>
+          <w:sz w:val="24"/>
+          <w:szCs w:val="24"/>
+        </w:rPr>
+        <w:t>nemá meno, len prezývku, nikto ho nepozná. vyzerá hroziv</w:t>
+      </w:r>
+      <w:r>
+        <w:rPr>
+          <w:rFonts w:ascii="Times New Roman" w:hAnsi="Times New Roman"/>
+          <w:sz w:val="24"/>
+          <w:szCs w:val="24"/>
+        </w:rPr>
+        <w:t>o</w:t>
+      </w:r>
+      <w:r>
+        <w:rPr>
+          <w:rFonts w:ascii="Times New Roman" w:hAnsi="Times New Roman"/>
+          <w:sz w:val="24"/>
+          <w:szCs w:val="24"/>
+        </w:rPr>
+        <w:t xml:space="preserve">, je silný. </w:t>
+      </w:r>
+    </w:p>
+    <w:p>
+      <w:pPr>
+        <w:spacing w:after="0" w:line="240" w:lineRule="auto"/>
+        <w:ind w:firstLine="708"/>
+        <w:rPr>
+          <w:rFonts w:ascii="Times New Roman" w:hAnsi="Times New Roman"/>
+          <w:sz w:val="24"/>
+          <w:szCs w:val="24"/>
+        </w:rPr>
+      </w:pPr>
+      <w:r>
+        <w:rPr>
+          <w:rFonts w:ascii="Times New Roman" w:hAnsi="Times New Roman"/>
+          <w:sz w:val="24"/>
+          <w:szCs w:val="24"/>
+        </w:rPr>
+        <w:t>Na Malku pôsobí magicky, Malka ho počúva na slovo.</w:t>
+      </w:r>
+    </w:p>
+    <w:p>
+      <w:pPr>
+        <w:spacing w:after="0" w:line="240" w:lineRule="auto"/>
+        <w:ind w:firstLine="708"/>
+        <w:rPr>
+          <w:rFonts w:ascii="Times New Roman" w:hAnsi="Times New Roman"/>
+          <w:sz w:val="24"/>
+          <w:szCs w:val="24"/>
+          <w:u w:val="single"/>
+        </w:rPr>
+      </w:pPr>
+    </w:p>
+    <w:p>
+      <w:pPr>
+        <w:spacing w:after="0" w:line="240" w:lineRule="auto"/>
+        <w:rPr>
+          <w:rFonts w:ascii="Times New Roman" w:hAnsi="Times New Roman"/>
+          <w:sz w:val="24"/>
+          <w:szCs w:val="24"/>
+        </w:rPr>
+      </w:pPr>
+      <w:r>
+        <w:rPr>
+          <w:rFonts w:ascii="Times New Roman" w:hAnsi="Times New Roman"/>
+          <w:b/>
+          <w:sz w:val="24"/>
+          <w:szCs w:val="24"/>
+          <w:u w:val="single"/>
+        </w:rPr>
+        <w:t>A</w:t>
+      </w:r>
+      <w:r>
+        <w:rPr>
+          <w:rFonts w:ascii="Times New Roman" w:hAnsi="Times New Roman"/>
+          <w:b/>
+          <w:sz w:val="24"/>
+          <w:szCs w:val="24"/>
+          <w:u w:val="single"/>
+        </w:rPr>
+        <w:t>nimizácia</w:t>
+      </w:r>
+      <w:r>
+        <w:rPr>
+          <w:rFonts w:ascii="Times New Roman" w:hAnsi="Times New Roman"/>
+          <w:b/>
+          <w:sz w:val="24"/>
+          <w:szCs w:val="24"/>
+          <w:u w:val="single"/>
+        </w:rPr>
+        <w:t xml:space="preserve"> (oduševnenie)</w:t>
+      </w:r>
+      <w:r>
+        <w:rPr>
+          <w:rFonts w:ascii="Times New Roman" w:hAnsi="Times New Roman"/>
+          <w:sz w:val="24"/>
+          <w:szCs w:val="24"/>
+          <w:u w:val="single"/>
         </w:rPr>
         <w:t xml:space="preserve"> </w:t>
       </w:r>
@@ -7317,292 +8473,112 @@
           <w:sz w:val="24"/>
           <w:szCs w:val="24"/>
         </w:rPr>
-        <w:t xml:space="preserve">pasívna postava, </w:t>
-      </w:r>
-      <w:r>
-        <w:rPr>
-          <w:rFonts w:ascii="Times New Roman" w:hAnsi="Times New Roman"/>
-          <w:sz w:val="24"/>
-          <w:szCs w:val="24"/>
-        </w:rPr>
-        <w:t>nepoznáme jej priezvisko, slúži u majiteľa salaša a krčm</w:t>
-      </w:r>
-      <w:r>
-        <w:rPr>
-          <w:rFonts w:ascii="Times New Roman" w:hAnsi="Times New Roman"/>
-          <w:sz w:val="24"/>
-          <w:szCs w:val="24"/>
-        </w:rPr>
-        <w:t>y</w:t>
-      </w:r>
-      <w:r>
-        <w:rPr>
-          <w:rFonts w:ascii="Times New Roman" w:hAnsi="Times New Roman"/>
-          <w:sz w:val="24"/>
-          <w:szCs w:val="24"/>
-        </w:rPr>
-        <w:t xml:space="preserve"> </w:t>
-      </w:r>
-      <w:proofErr w:type="spellStart"/>
-      <w:r>
-        <w:rPr>
-          <w:rFonts w:ascii="Times New Roman" w:hAnsi="Times New Roman"/>
-          <w:sz w:val="24"/>
-          <w:szCs w:val="24"/>
-        </w:rPr>
-        <w:t>Michalčíka</w:t>
-      </w:r>
-      <w:proofErr w:type="spellEnd"/>
-      <w:r>
-        <w:rPr>
-          <w:rFonts w:ascii="Times New Roman" w:hAnsi="Times New Roman"/>
-          <w:sz w:val="24"/>
-          <w:szCs w:val="24"/>
-        </w:rPr>
-        <w:t xml:space="preserve">. Má okolo 17 rokov, útla, ryšavé vlasy. o jej pocitoch a myšlienkach nevieme nič. Nemá vlastný názor, o všetkom sa musí poradiť s bratom </w:t>
-      </w:r>
-      <w:proofErr w:type="spellStart"/>
-      <w:r>
-        <w:rPr>
-          <w:rFonts w:ascii="Times New Roman" w:hAnsi="Times New Roman"/>
-          <w:sz w:val="24"/>
-          <w:szCs w:val="24"/>
-        </w:rPr>
-        <w:t>Šajbanom</w:t>
-      </w:r>
-      <w:proofErr w:type="spellEnd"/>
-      <w:r>
-        <w:rPr>
-          <w:rFonts w:ascii="Times New Roman" w:hAnsi="Times New Roman"/>
-          <w:sz w:val="24"/>
-          <w:szCs w:val="24"/>
-        </w:rPr>
-        <w:t xml:space="preserve">. V celej novele povie 4 vety. </w:t>
-      </w:r>
-      <w:proofErr w:type="spellStart"/>
-      <w:r>
-        <w:rPr>
-          <w:rFonts w:ascii="Times New Roman" w:hAnsi="Times New Roman"/>
-          <w:sz w:val="24"/>
-          <w:szCs w:val="24"/>
-        </w:rPr>
-        <w:t>Malka</w:t>
-      </w:r>
-      <w:proofErr w:type="spellEnd"/>
-      <w:r>
-        <w:rPr>
-          <w:rFonts w:ascii="Times New Roman" w:hAnsi="Times New Roman"/>
-          <w:sz w:val="24"/>
-          <w:szCs w:val="24"/>
-        </w:rPr>
-        <w:t xml:space="preserve"> umiera po nedorozumení</w:t>
-      </w:r>
-      <w:r>
-        <w:rPr>
-          <w:rFonts w:ascii="Times New Roman" w:hAnsi="Times New Roman"/>
-          <w:sz w:val="24"/>
-          <w:szCs w:val="24"/>
-        </w:rPr>
-        <w:t>, je nevinná</w:t>
-      </w:r>
-      <w:r>
-        <w:rPr>
-          <w:rFonts w:ascii="Times New Roman" w:hAnsi="Times New Roman"/>
-          <w:sz w:val="24"/>
-          <w:szCs w:val="24"/>
-        </w:rPr>
-        <w:t xml:space="preserve">. Nie je to čisto kladná postava, lebo vedela, že </w:t>
-      </w:r>
-      <w:proofErr w:type="spellStart"/>
-      <w:r>
-        <w:rPr>
-          <w:rFonts w:ascii="Times New Roman" w:hAnsi="Times New Roman"/>
-          <w:sz w:val="24"/>
-          <w:szCs w:val="24"/>
-        </w:rPr>
-        <w:t>Šajban</w:t>
-      </w:r>
-      <w:proofErr w:type="spellEnd"/>
-      <w:r>
-        <w:rPr>
-          <w:rFonts w:ascii="Times New Roman" w:hAnsi="Times New Roman"/>
-          <w:sz w:val="24"/>
-          <w:szCs w:val="24"/>
-        </w:rPr>
-        <w:t xml:space="preserve"> zabil človeka a mlčala.</w:t>
-      </w:r>
-      <w:r>
-        <w:rPr>
-          <w:rFonts w:ascii="Times New Roman" w:hAnsi="Times New Roman"/>
-          <w:sz w:val="24"/>
-          <w:szCs w:val="24"/>
-        </w:rPr>
-        <w:t xml:space="preserve"> Je to pasívna postava.</w:t>
-      </w:r>
-    </w:p>
-    <w:p>
-      <w:pPr>
-        <w:spacing w:after="0" w:line="240" w:lineRule="auto"/>
-        <w:ind w:left="360"/>
-        <w:rPr>
-          <w:rFonts w:ascii="Times New Roman" w:hAnsi="Times New Roman"/>
+        <w:t>= autor prisudzuje neživej veci duševné vlastnosti a duševné prejavy živej bytosti, napr. vietor  (vysmievajúc sa mojej dôverčivosti)</w:t>
+      </w:r>
+    </w:p>
+    <w:p>
+      <w:pPr>
+        <w:spacing w:after="0" w:line="240" w:lineRule="auto"/>
+        <w:rPr>
+          <w:rFonts w:ascii="Times New Roman" w:hAnsi="Times New Roman"/>
+          <w:sz w:val="24"/>
+          <w:szCs w:val="24"/>
+        </w:rPr>
+      </w:pPr>
+    </w:p>
+    <w:p>
+      <w:pPr>
+        <w:spacing w:after="0" w:line="240" w:lineRule="auto"/>
+        <w:rPr>
+          <w:rFonts w:ascii="Times New Roman" w:hAnsi="Times New Roman"/>
+          <w:sz w:val="24"/>
+          <w:szCs w:val="24"/>
+        </w:rPr>
+      </w:pPr>
+      <w:r>
+        <w:rPr>
+          <w:rFonts w:ascii="Times New Roman" w:hAnsi="Times New Roman"/>
+          <w:b/>
+          <w:bCs/>
           <w:sz w:val="24"/>
           <w:szCs w:val="24"/>
           <w:u w:val="single"/>
         </w:rPr>
-      </w:pPr>
-    </w:p>
-    <w:p>
-      <w:pPr>
-        <w:spacing w:after="0" w:line="240" w:lineRule="auto"/>
-        <w:rPr>
-          <w:rFonts w:ascii="Times New Roman" w:hAnsi="Times New Roman"/>
-          <w:sz w:val="24"/>
-          <w:szCs w:val="24"/>
-        </w:rPr>
-      </w:pPr>
-      <w:r>
-        <w:rPr>
-          <w:rFonts w:ascii="Times New Roman" w:hAnsi="Times New Roman"/>
-          <w:b/>
+        <w:t>P</w:t>
+      </w:r>
+      <w:r>
+        <w:rPr>
+          <w:rFonts w:ascii="Times New Roman" w:hAnsi="Times New Roman"/>
+          <w:b/>
+          <w:bCs/>
           <w:sz w:val="24"/>
           <w:szCs w:val="24"/>
           <w:u w:val="single"/>
         </w:rPr>
-        <w:t>valach</w:t>
-      </w:r>
-      <w:r>
-        <w:rPr>
-          <w:rFonts w:ascii="Times New Roman" w:hAnsi="Times New Roman"/>
-          <w:sz w:val="24"/>
-          <w:szCs w:val="24"/>
-        </w:rPr>
-        <w:t xml:space="preserve">: </w:t>
-      </w:r>
-      <w:r>
-        <w:rPr>
-          <w:rFonts w:ascii="Times New Roman" w:hAnsi="Times New Roman"/>
-          <w:sz w:val="24"/>
-          <w:szCs w:val="24"/>
-        </w:rPr>
-        <w:t xml:space="preserve">nie čisto </w:t>
-      </w:r>
-      <w:r>
-        <w:rPr>
-          <w:rFonts w:ascii="Times New Roman" w:hAnsi="Times New Roman"/>
-          <w:sz w:val="24"/>
-          <w:szCs w:val="24"/>
-        </w:rPr>
-        <w:t xml:space="preserve">kladná </w:t>
-      </w:r>
-      <w:r>
-        <w:rPr>
-          <w:rFonts w:ascii="Times New Roman" w:hAnsi="Times New Roman"/>
-          <w:sz w:val="24"/>
-          <w:szCs w:val="24"/>
-        </w:rPr>
-        <w:t xml:space="preserve">postava, </w:t>
-      </w:r>
-      <w:r>
-        <w:rPr>
-          <w:rFonts w:ascii="Times New Roman" w:hAnsi="Times New Roman"/>
-          <w:sz w:val="24"/>
-          <w:szCs w:val="24"/>
-        </w:rPr>
-        <w:t>nepoznáme jeho krstné meno, má 20 rokov, burcujú v ňom city, ovláda ho láska, žiarlivosť, koná pudovo, podvedome, tak ako expresionistické postavy.</w:t>
-      </w:r>
-    </w:p>
-    <w:p>
-      <w:pPr>
-        <w:spacing w:after="0" w:line="240" w:lineRule="auto"/>
-        <w:ind w:left="360"/>
-        <w:rPr>
-          <w:rFonts w:ascii="Times New Roman" w:hAnsi="Times New Roman"/>
+        <w:t>ersonifikácia</w:t>
+      </w:r>
+      <w:r>
+        <w:rPr>
+          <w:rFonts w:ascii="Times New Roman" w:hAnsi="Times New Roman"/>
+          <w:b/>
+          <w:bCs/>
           <w:sz w:val="24"/>
           <w:szCs w:val="24"/>
           <w:u w:val="single"/>
         </w:rPr>
-      </w:pPr>
-    </w:p>
-    <w:p>
-      <w:pPr>
-        <w:spacing w:after="0" w:line="240" w:lineRule="auto"/>
-        <w:rPr>
-          <w:rFonts w:ascii="Times New Roman" w:hAnsi="Times New Roman"/>
-          <w:sz w:val="24"/>
-          <w:szCs w:val="24"/>
-        </w:rPr>
-      </w:pPr>
-      <w:proofErr w:type="spellStart"/>
-      <w:r>
-        <w:rPr>
-          <w:rFonts w:ascii="Times New Roman" w:hAnsi="Times New Roman"/>
-          <w:b/>
-          <w:sz w:val="24"/>
-          <w:szCs w:val="24"/>
-          <w:u w:val="single"/>
-        </w:rPr>
-        <w:t>Šajban</w:t>
-      </w:r>
-      <w:proofErr w:type="spellEnd"/>
-      <w:r>
-        <w:rPr>
-          <w:rFonts w:ascii="Times New Roman" w:hAnsi="Times New Roman"/>
-          <w:b/>
-          <w:sz w:val="24"/>
-          <w:szCs w:val="24"/>
-          <w:u w:val="single"/>
-        </w:rPr>
-        <w:t>:</w:t>
-      </w:r>
-      <w:r>
-        <w:rPr>
-          <w:rFonts w:ascii="Times New Roman" w:hAnsi="Times New Roman"/>
-          <w:sz w:val="24"/>
-          <w:szCs w:val="24"/>
-        </w:rPr>
-        <w:t xml:space="preserve"> negatívna postava, </w:t>
-      </w:r>
-      <w:r>
-        <w:rPr>
-          <w:rFonts w:ascii="Times New Roman" w:hAnsi="Times New Roman"/>
-          <w:sz w:val="24"/>
-          <w:szCs w:val="24"/>
-        </w:rPr>
-        <w:t>predstavuje svet mimo hôr – tam dolu = hriešny svet.</w:t>
-      </w:r>
-    </w:p>
-    <w:p>
-      <w:pPr>
-        <w:spacing w:after="0" w:line="240" w:lineRule="auto"/>
-        <w:ind w:firstLine="708"/>
-        <w:rPr>
-          <w:rFonts w:ascii="Times New Roman" w:hAnsi="Times New Roman"/>
-          <w:sz w:val="24"/>
-          <w:szCs w:val="24"/>
-        </w:rPr>
-      </w:pPr>
-      <w:r>
-        <w:rPr>
-          <w:rFonts w:ascii="Times New Roman" w:hAnsi="Times New Roman"/>
-          <w:sz w:val="24"/>
-          <w:szCs w:val="24"/>
-          <w:u w:val="single"/>
-        </w:rPr>
-        <w:t>Aktívna</w:t>
-      </w:r>
-      <w:r>
-        <w:rPr>
-          <w:rFonts w:ascii="Times New Roman" w:hAnsi="Times New Roman"/>
-          <w:sz w:val="24"/>
-          <w:szCs w:val="24"/>
-          <w:u w:val="single"/>
-        </w:rPr>
-        <w:t xml:space="preserve"> postava</w:t>
-      </w:r>
-      <w:r>
-        <w:rPr>
-          <w:rFonts w:ascii="Times New Roman" w:hAnsi="Times New Roman"/>
+        <w:t xml:space="preserve"> (prenášanie ľudských vlastností)</w:t>
+      </w:r>
+      <w:r>
+        <w:rPr>
+          <w:rFonts w:ascii="Times New Roman" w:hAnsi="Times New Roman"/>
+          <w:sz w:val="24"/>
+          <w:szCs w:val="24"/>
+        </w:rPr>
+        <w:t xml:space="preserve">= </w:t>
+      </w:r>
+      <w:r>
+        <w:rPr>
+          <w:rFonts w:ascii="Times New Roman" w:hAnsi="Times New Roman"/>
+          <w:sz w:val="24"/>
+          <w:szCs w:val="24"/>
+        </w:rPr>
+        <w:t xml:space="preserve">príroda má </w:t>
+      </w:r>
+      <w:r>
+        <w:rPr>
+          <w:rFonts w:ascii="Times New Roman" w:hAnsi="Times New Roman"/>
+          <w:b/>
+          <w:bCs/>
+          <w:sz w:val="24"/>
+          <w:szCs w:val="24"/>
+        </w:rPr>
+        <w:t>ľudské vlastnosti a</w:t>
+      </w:r>
+      <w:r>
+        <w:rPr>
+          <w:rFonts w:ascii="Times New Roman" w:hAnsi="Times New Roman"/>
+          <w:b/>
+          <w:bCs/>
+          <w:sz w:val="24"/>
+          <w:szCs w:val="24"/>
+        </w:rPr>
+        <w:t> </w:t>
+      </w:r>
+      <w:r>
+        <w:rPr>
+          <w:rFonts w:ascii="Times New Roman" w:hAnsi="Times New Roman"/>
+          <w:b/>
+          <w:bCs/>
+          <w:sz w:val="24"/>
+          <w:szCs w:val="24"/>
+        </w:rPr>
+        <w:t>city</w:t>
+      </w:r>
+      <w:r>
+        <w:rPr>
+          <w:rFonts w:ascii="Times New Roman" w:hAnsi="Times New Roman"/>
+          <w:b/>
+          <w:bCs/>
           <w:sz w:val="24"/>
           <w:szCs w:val="24"/>
         </w:rPr>
@@ -7614,239 +8590,16 @@
           <w:sz w:val="24"/>
           <w:szCs w:val="24"/>
         </w:rPr>
-        <w:t>nemá meno, len prezývku, nikto ho nepozná. vyzerá hroziv</w:t>
-      </w:r>
-      <w:r>
-        <w:rPr>
-          <w:rFonts w:ascii="Times New Roman" w:hAnsi="Times New Roman"/>
-          <w:sz w:val="24"/>
-          <w:szCs w:val="24"/>
-        </w:rPr>
-        <w:t>o</w:t>
-      </w:r>
-      <w:r>
-        <w:rPr>
-          <w:rFonts w:ascii="Times New Roman" w:hAnsi="Times New Roman"/>
-          <w:sz w:val="24"/>
-          <w:szCs w:val="24"/>
-        </w:rPr>
-        <w:t xml:space="preserve">, je silný. </w:t>
-      </w:r>
-    </w:p>
-    <w:p>
-      <w:pPr>
-        <w:spacing w:after="0" w:line="240" w:lineRule="auto"/>
-        <w:ind w:firstLine="708"/>
-        <w:rPr>
-          <w:rFonts w:ascii="Times New Roman" w:hAnsi="Times New Roman"/>
-          <w:sz w:val="24"/>
-          <w:szCs w:val="24"/>
-        </w:rPr>
-      </w:pPr>
-      <w:r>
-        <w:rPr>
-          <w:rFonts w:ascii="Times New Roman" w:hAnsi="Times New Roman"/>
-          <w:sz w:val="24"/>
-          <w:szCs w:val="24"/>
-        </w:rPr>
-        <w:t xml:space="preserve">Na </w:t>
-      </w:r>
-      <w:proofErr w:type="spellStart"/>
-      <w:r>
-        <w:rPr>
-          <w:rFonts w:ascii="Times New Roman" w:hAnsi="Times New Roman"/>
-          <w:sz w:val="24"/>
-          <w:szCs w:val="24"/>
-        </w:rPr>
-        <w:t>Malku</w:t>
-      </w:r>
-      <w:proofErr w:type="spellEnd"/>
-      <w:r>
-        <w:rPr>
-          <w:rFonts w:ascii="Times New Roman" w:hAnsi="Times New Roman"/>
-          <w:sz w:val="24"/>
-          <w:szCs w:val="24"/>
-        </w:rPr>
-        <w:t xml:space="preserve"> pôsobí magicky, </w:t>
-      </w:r>
-      <w:proofErr w:type="spellStart"/>
-      <w:r>
-        <w:rPr>
-          <w:rFonts w:ascii="Times New Roman" w:hAnsi="Times New Roman"/>
-          <w:sz w:val="24"/>
-          <w:szCs w:val="24"/>
-        </w:rPr>
-        <w:t>Malka</w:t>
-      </w:r>
-      <w:proofErr w:type="spellEnd"/>
-      <w:r>
-        <w:rPr>
-          <w:rFonts w:ascii="Times New Roman" w:hAnsi="Times New Roman"/>
-          <w:sz w:val="24"/>
-          <w:szCs w:val="24"/>
-        </w:rPr>
-        <w:t xml:space="preserve"> ho počúva na slovo.</w:t>
-      </w:r>
-    </w:p>
-    <w:p>
-      <w:pPr>
-        <w:spacing w:after="0" w:line="240" w:lineRule="auto"/>
-        <w:ind w:firstLine="708"/>
-        <w:rPr>
-          <w:rFonts w:ascii="Times New Roman" w:hAnsi="Times New Roman"/>
-          <w:sz w:val="24"/>
-          <w:szCs w:val="24"/>
-          <w:u w:val="single"/>
-        </w:rPr>
-      </w:pPr>
-    </w:p>
-    <w:p>
-      <w:pPr>
-        <w:spacing w:after="0" w:line="240" w:lineRule="auto"/>
-        <w:rPr>
-          <w:rFonts w:ascii="Times New Roman" w:hAnsi="Times New Roman"/>
-          <w:sz w:val="24"/>
-          <w:szCs w:val="24"/>
-        </w:rPr>
-      </w:pPr>
-      <w:proofErr w:type="spellStart"/>
-      <w:r>
-        <w:rPr>
-          <w:rFonts w:ascii="Times New Roman" w:hAnsi="Times New Roman"/>
-          <w:b/>
-          <w:sz w:val="24"/>
-          <w:szCs w:val="24"/>
-          <w:u w:val="single"/>
-        </w:rPr>
-        <w:t>A</w:t>
-      </w:r>
-      <w:r>
-        <w:rPr>
-          <w:rFonts w:ascii="Times New Roman" w:hAnsi="Times New Roman"/>
-          <w:b/>
-          <w:sz w:val="24"/>
-          <w:szCs w:val="24"/>
-          <w:u w:val="single"/>
-        </w:rPr>
-        <w:t>nimizácia</w:t>
-      </w:r>
-      <w:proofErr w:type="spellEnd"/>
-      <w:r>
-        <w:rPr>
-          <w:rFonts w:ascii="Times New Roman" w:hAnsi="Times New Roman"/>
-          <w:b/>
-          <w:sz w:val="24"/>
-          <w:szCs w:val="24"/>
-          <w:u w:val="single"/>
-        </w:rPr>
-        <w:t xml:space="preserve"> (oduševnenie)</w:t>
-      </w:r>
-      <w:r>
-        <w:rPr>
-          <w:rFonts w:ascii="Times New Roman" w:hAnsi="Times New Roman"/>
-          <w:sz w:val="24"/>
-          <w:szCs w:val="24"/>
-          <w:u w:val="single"/>
-        </w:rPr>
-        <w:t xml:space="preserve"> </w:t>
-      </w:r>
-      <w:r>
-        <w:rPr>
-          <w:rFonts w:ascii="Times New Roman" w:hAnsi="Times New Roman"/>
-          <w:sz w:val="24"/>
-          <w:szCs w:val="24"/>
-        </w:rPr>
-        <w:t>= autor prisudzuje neživej veci duševné vlastnosti a duševné prejavy živej bytosti, napr. vietor  (vysmievajúc sa mojej dôverčivosti)</w:t>
-      </w:r>
-    </w:p>
-    <w:p>
-      <w:pPr>
-        <w:spacing w:after="0" w:line="240" w:lineRule="auto"/>
-        <w:rPr>
-          <w:rFonts w:ascii="Times New Roman" w:hAnsi="Times New Roman"/>
-          <w:sz w:val="24"/>
-          <w:szCs w:val="24"/>
-        </w:rPr>
-      </w:pPr>
-    </w:p>
-    <w:p>
-      <w:pPr>
-        <w:spacing w:after="0" w:line="240" w:lineRule="auto"/>
-        <w:rPr>
-          <w:rFonts w:ascii="Times New Roman" w:hAnsi="Times New Roman"/>
-          <w:sz w:val="24"/>
-          <w:szCs w:val="24"/>
-        </w:rPr>
-      </w:pPr>
-      <w:r>
-        <w:rPr>
-          <w:rFonts w:ascii="Times New Roman" w:hAnsi="Times New Roman"/>
-          <w:b/>
-          <w:bCs/>
-          <w:sz w:val="24"/>
-          <w:szCs w:val="24"/>
-          <w:u w:val="single"/>
-        </w:rPr>
-        <w:t>P</w:t>
-      </w:r>
-      <w:r>
-        <w:rPr>
-          <w:rFonts w:ascii="Times New Roman" w:hAnsi="Times New Roman"/>
-          <w:b/>
-          <w:bCs/>
-          <w:sz w:val="24"/>
-          <w:szCs w:val="24"/>
-          <w:u w:val="single"/>
-        </w:rPr>
-        <w:t>ersonifikácia</w:t>
-      </w:r>
-      <w:r>
-        <w:rPr>
-          <w:rFonts w:ascii="Times New Roman" w:hAnsi="Times New Roman"/>
-          <w:bCs/>
-          <w:sz w:val="24"/>
-          <w:szCs w:val="24"/>
-        </w:rPr>
-        <w:t xml:space="preserve"> =</w:t>
-      </w:r>
-      <w:r>
-        <w:rPr>
-          <w:rFonts w:ascii="Times New Roman" w:hAnsi="Times New Roman"/>
-          <w:bCs/>
-          <w:sz w:val="24"/>
-          <w:szCs w:val="24"/>
-        </w:rPr>
-        <w:t xml:space="preserve"> prenášanie ľudských vlastností</w:t>
-      </w:r>
-      <w:r>
-        <w:rPr>
-          <w:rFonts w:ascii="Times New Roman" w:hAnsi="Times New Roman"/>
-          <w:bCs/>
-          <w:sz w:val="24"/>
-          <w:szCs w:val="24"/>
-        </w:rPr>
-        <w:t xml:space="preserve"> na niečo </w:t>
-      </w:r>
-      <w:proofErr w:type="spellStart"/>
-      <w:r>
-        <w:rPr>
-          <w:rFonts w:ascii="Times New Roman" w:hAnsi="Times New Roman"/>
-          <w:bCs/>
-          <w:sz w:val="24"/>
-          <w:szCs w:val="24"/>
-        </w:rPr>
-        <w:t>ne</w:t>
-      </w:r>
-      <w:r>
-        <w:rPr>
-          <w:rFonts w:ascii="Times New Roman" w:hAnsi="Times New Roman"/>
-          <w:bCs/>
-          <w:sz w:val="24"/>
-          <w:szCs w:val="24"/>
-        </w:rPr>
-        <w:t>ivé</w:t>
-      </w:r>
-      <w:proofErr w:type="spellEnd"/>
+        <w:t>p</w:t>
+      </w:r>
+      <w:r>
+        <w:rPr>
+          <w:rFonts w:ascii="Times New Roman" w:hAnsi="Times New Roman"/>
+          <w:sz w:val="24"/>
+          <w:szCs w:val="24"/>
+        </w:rPr>
+        <w:t>ríroda často „cíti“, „trpí“, „mlčí“ alebo „hovorí“, čím zrkadlí vnútorný svet hlavnej postavy – Malke.</w:t>
+      </w:r>
     </w:p>
     <w:p>
       <w:pPr>
@@ -7871,7 +8624,7 @@
 </file>
 
 <file path=word/numbering.xml><?xml version="1.0" encoding="utf-8"?>
-<w:numbering xmlns:wpc="http://schemas.microsoft.com/office/word/2010/wordprocessingCanvas" xmlns:cx="http://schemas.microsoft.com/office/drawing/2014/chartex" xmlns:cx1="http://schemas.microsoft.com/office/drawing/2015/9/8/chartex" xmlns:cx2="http://schemas.microsoft.com/office/drawing/2015/10/21/chartex" xmlns:cx3="http://schemas.microsoft.com/office/drawing/2016/5/9/chartex" xmlns:cx4="http://schemas.microsoft.com/office/drawing/2016/5/10/chartex" xmlns:cx5="http://schemas.microsoft.com/office/drawing/2016/5/11/chartex" xmlns:cx6="http://schemas.microsoft.com/office/drawing/2016/5/12/chartex" xmlns:cx7="http://schemas.microsoft.com/office/drawing/2016/5/13/chartex" xmlns:cx8="http://schemas.microsoft.com/office/drawing/2016/5/14/chartex" xmlns:mc="http://schemas.openxmlformats.org/markup-compatibility/2006" xmlns:aink="http://schemas.microsoft.com/office/drawing/2016/ink" xmlns:am3d="http://schemas.microsoft.com/office/drawing/2017/model3d" xmlns:o="urn:schemas-microsoft-com:office:office" xmlns:r="http://schemas.openxmlformats.org/officeDocument/2006/relationships" xmlns:m="http://schemas.openxmlformats.org/officeDocument/2006/math" xmlns:v="urn:schemas-microsoft-com:vml" xmlns:wp14="http://schemas.microsoft.com/office/word/2010/wordprocessingDrawing" xmlns:wp="http://schemas.openxmlformats.org/drawingml/2006/wordprocessingDrawing" xmlns:w10="urn:schemas-microsoft-com:office:word" xmlns:w="http://schemas.openxmlformats.org/wordprocessingml/2006/main" xmlns:w14="http://schemas.microsoft.com/office/word/2010/wordml" xmlns:w15="http://schemas.microsoft.com/office/word/2012/wordml" xmlns:w16cex="http://schemas.microsoft.com/office/word/2018/wordml/cex" xmlns:w16cid="http://schemas.microsoft.com/office/word/2016/wordml/cid" xmlns:w16="http://schemas.microsoft.com/office/word/2018/wordml" xmlns:w16sdtdh="http://schemas.microsoft.com/office/word/2020/wordml/sdtdatahash" xmlns:w16se="http://schemas.microsoft.com/office/word/2015/wordml/symex" xmlns:wpg="http://schemas.microsoft.com/office/word/2010/wordprocessingGroup" xmlns:wpi="http://schemas.microsoft.com/office/word/2010/wordprocessingInk" xmlns:wne="http://schemas.microsoft.com/office/word/2006/wordml" xmlns:wps="http://schemas.microsoft.com/office/word/2010/wordprocessingShape" mc:Ignorable="w14 w15 w16se w16cid w16 w16cex w16sdtdh wp14">
+<w:numbering xmlns:wpc="http://schemas.microsoft.com/office/word/2010/wordprocessingCanvas" xmlns:cx="http://schemas.microsoft.com/office/drawing/2014/chartex" xmlns:cx1="http://schemas.microsoft.com/office/drawing/2015/9/8/chartex" xmlns:cx2="http://schemas.microsoft.com/office/drawing/2015/10/21/chartex" xmlns:cx3="http://schemas.microsoft.com/office/drawing/2016/5/9/chartex" xmlns:cx4="http://schemas.microsoft.com/office/drawing/2016/5/10/chartex" xmlns:cx5="http://schemas.microsoft.com/office/drawing/2016/5/11/chartex" xmlns:cx6="http://schemas.microsoft.com/office/drawing/2016/5/12/chartex" xmlns:cx7="http://schemas.microsoft.com/office/drawing/2016/5/13/chartex" xmlns:cx8="http://schemas.microsoft.com/office/drawing/2016/5/14/chartex" xmlns:mc="http://schemas.openxmlformats.org/markup-compatibility/2006" xmlns:aink="http://schemas.microsoft.com/office/drawing/2016/ink" xmlns:am3d="http://schemas.microsoft.com/office/drawing/2017/model3d" xmlns:o="urn:schemas-microsoft-com:office:office" xmlns:oel="http://schemas.microsoft.com/office/2019/extlst" xmlns:r="http://schemas.openxmlformats.org/officeDocument/2006/relationships" xmlns:m="http://schemas.openxmlformats.org/officeDocument/2006/math" xmlns:v="urn:schemas-microsoft-com:vml" xmlns:wp14="http://schemas.microsoft.com/office/word/2010/wordprocessingDrawing" xmlns:wp="http://schemas.openxmlformats.org/drawingml/2006/wordprocessingDrawing" xmlns:w10="urn:schemas-microsoft-com:office:word" xmlns:w="http://schemas.openxmlformats.org/wordprocessingml/2006/main" xmlns:w14="http://schemas.microsoft.com/office/word/2010/wordml" xmlns:w15="http://schemas.microsoft.com/office/word/2012/wordml" xmlns:w16cex="http://schemas.microsoft.com/office/word/2018/wordml/cex" xmlns:w16cid="http://schemas.microsoft.com/office/word/2016/wordml/cid" xmlns:w16="http://schemas.microsoft.com/office/word/2018/wordml" xmlns:w16du="http://schemas.microsoft.com/office/word/2023/wordml/word16du" xmlns:w16sdtdh="http://schemas.microsoft.com/office/word/2020/wordml/sdtdatahash" xmlns:w16sdtfl="http://schemas.microsoft.com/office/word/2024/wordml/sdtformatlock" xmlns:w16se="http://schemas.microsoft.com/office/word/2015/wordml/symex" xmlns:wpg="http://schemas.microsoft.com/office/word/2010/wordprocessingGroup" xmlns:wpi="http://schemas.microsoft.com/office/word/2010/wordprocessingInk" xmlns:wne="http://schemas.microsoft.com/office/word/2006/wordml" xmlns:wps="http://schemas.microsoft.com/office/word/2010/wordprocessingShape" mc:Ignorable="w14 w15 w16se w16cid w16 w16cex w16sdtdh w16sdtfl w16du wp14">
   <w:abstractNum w:abstractNumId="0" w15:restartNumberingAfterBreak="0">
     <w:nsid w:val="00000001"/>
     <w:multiLevelType w:val="multilevel"/>
@@ -8240,9 +8993,9 @@
     </w:lvl>
   </w:abstractNum>
   <w:abstractNum w:abstractNumId="3" w15:restartNumberingAfterBreak="0">
-    <w:nsid w:val="372C4CE4"/>
+    <w:nsid w:val="23A35FE2"/>
     <w:multiLevelType w:val="hybridMultilevel"/>
-    <w:tmpl w:val="EAA8F68A"/>
+    <w:tmpl w:val="4F224C26"/>
     <w:lvl w:ilvl="0" w:tplc="041B0001">
       <w:start w:val="1"/>
       <w:numFmt w:val="bullet"/>
@@ -8353,6 +9106,119 @@
     </w:lvl>
   </w:abstractNum>
   <w:abstractNum w:abstractNumId="4" w15:restartNumberingAfterBreak="0">
+    <w:nsid w:val="372C4CE4"/>
+    <w:multiLevelType w:val="hybridMultilevel"/>
+    <w:tmpl w:val="F47E1286"/>
+    <w:lvl w:ilvl="0" w:tplc="041B0001">
+      <w:start w:val="1"/>
+      <w:numFmt w:val="bullet"/>
+      <w:lvlText w:val=""/>
+      <w:lvlJc w:val="left"/>
+      <w:pPr>
+        <w:ind w:left="720" w:hanging="360"/>
+      </w:pPr>
+      <w:rPr>
+        <w:rFonts w:ascii="Symbol" w:hAnsi="Symbol" w:hint="default"/>
+      </w:rPr>
+    </w:lvl>
+    <w:lvl w:ilvl="1" w:tplc="041B0003" w:tentative="1">
+      <w:start w:val="1"/>
+      <w:numFmt w:val="bullet"/>
+      <w:lvlText w:val="o"/>
+      <w:lvlJc w:val="left"/>
+      <w:pPr>
+        <w:ind w:left="1440" w:hanging="360"/>
+      </w:pPr>
+      <w:rPr>
+        <w:rFonts w:ascii="Courier New" w:hAnsi="Courier New" w:cs="Courier New" w:hint="default"/>
+      </w:rPr>
+    </w:lvl>
+    <w:lvl w:ilvl="2" w:tplc="041B0005" w:tentative="1">
+      <w:start w:val="1"/>
+      <w:numFmt w:val="bullet"/>
+      <w:lvlText w:val=""/>
+      <w:lvlJc w:val="left"/>
+      <w:pPr>
+        <w:ind w:left="2160" w:hanging="360"/>
+      </w:pPr>
+      <w:rPr>
+        <w:rFonts w:ascii="Wingdings" w:hAnsi="Wingdings" w:hint="default"/>
+      </w:rPr>
+    </w:lvl>
+    <w:lvl w:ilvl="3" w:tplc="041B0001" w:tentative="1">
+      <w:start w:val="1"/>
+      <w:numFmt w:val="bullet"/>
+      <w:lvlText w:val=""/>
+      <w:lvlJc w:val="left"/>
+      <w:pPr>
+        <w:ind w:left="2880" w:hanging="360"/>
+      </w:pPr>
+      <w:rPr>
+        <w:rFonts w:ascii="Symbol" w:hAnsi="Symbol" w:hint="default"/>
+      </w:rPr>
+    </w:lvl>
+    <w:lvl w:ilvl="4" w:tplc="041B0003" w:tentative="1">
+      <w:start w:val="1"/>
+      <w:numFmt w:val="bullet"/>
+      <w:lvlText w:val="o"/>
+      <w:lvlJc w:val="left"/>
+      <w:pPr>
+        <w:ind w:left="3600" w:hanging="360"/>
+      </w:pPr>
+      <w:rPr>
+        <w:rFonts w:ascii="Courier New" w:hAnsi="Courier New" w:cs="Courier New" w:hint="default"/>
+      </w:rPr>
+    </w:lvl>
+    <w:lvl w:ilvl="5" w:tplc="041B0005" w:tentative="1">
+      <w:start w:val="1"/>
+      <w:numFmt w:val="bullet"/>
+      <w:lvlText w:val=""/>
+      <w:lvlJc w:val="left"/>
+      <w:pPr>
+        <w:ind w:left="4320" w:hanging="360"/>
+      </w:pPr>
+      <w:rPr>
+        <w:rFonts w:ascii="Wingdings" w:hAnsi="Wingdings" w:hint="default"/>
+      </w:rPr>
+    </w:lvl>
+    <w:lvl w:ilvl="6" w:tplc="041B0001" w:tentative="1">
+      <w:start w:val="1"/>
+      <w:numFmt w:val="bullet"/>
+      <w:lvlText w:val=""/>
+      <w:lvlJc w:val="left"/>
+      <w:pPr>
+        <w:ind w:left="5040" w:hanging="360"/>
+      </w:pPr>
+      <w:rPr>
+        <w:rFonts w:ascii="Symbol" w:hAnsi="Symbol" w:hint="default"/>
+      </w:rPr>
+    </w:lvl>
+    <w:lvl w:ilvl="7" w:tplc="041B0003" w:tentative="1">
+      <w:start w:val="1"/>
+      <w:numFmt w:val="bullet"/>
+      <w:lvlText w:val="o"/>
+      <w:lvlJc w:val="left"/>
+      <w:pPr>
+        <w:ind w:left="5760" w:hanging="360"/>
+      </w:pPr>
+      <w:rPr>
+        <w:rFonts w:ascii="Courier New" w:hAnsi="Courier New" w:cs="Courier New" w:hint="default"/>
+      </w:rPr>
+    </w:lvl>
+    <w:lvl w:ilvl="8" w:tplc="041B0005" w:tentative="1">
+      <w:start w:val="1"/>
+      <w:numFmt w:val="bullet"/>
+      <w:lvlText w:val=""/>
+      <w:lvlJc w:val="left"/>
+      <w:pPr>
+        <w:ind w:left="6480" w:hanging="360"/>
+      </w:pPr>
+      <w:rPr>
+        <w:rFonts w:ascii="Wingdings" w:hAnsi="Wingdings" w:hint="default"/>
+      </w:rPr>
+    </w:lvl>
+  </w:abstractNum>
+  <w:abstractNum w:abstractNumId="5" w15:restartNumberingAfterBreak="0">
     <w:nsid w:val="422F5341"/>
     <w:multiLevelType w:val="hybridMultilevel"/>
     <w:tmpl w:val="6A803EC4"/>
@@ -8492,7 +9358,319 @@
       </w:rPr>
     </w:lvl>
   </w:abstractNum>
-  <w:abstractNum w:abstractNumId="5" w15:restartNumberingAfterBreak="0">
+  <w:abstractNum w:abstractNumId="6" w15:restartNumberingAfterBreak="0">
+    <w:nsid w:val="4D590478"/>
+    <w:multiLevelType w:val="hybridMultilevel"/>
+    <w:tmpl w:val="045CBC8E"/>
+    <w:lvl w:ilvl="0" w:tplc="FFFFFFFF">
+      <w:start w:val="1"/>
+      <w:numFmt w:val="bullet"/>
+      <w:lvlText w:val=""/>
+      <w:lvlJc w:val="left"/>
+      <w:pPr>
+        <w:ind w:left="720" w:hanging="360"/>
+      </w:pPr>
+      <w:rPr>
+        <w:rFonts w:ascii="Symbol" w:hAnsi="Symbol" w:hint="default"/>
+      </w:rPr>
+    </w:lvl>
+    <w:lvl w:ilvl="1" w:tplc="041B0019">
+      <w:start w:val="1"/>
+      <w:numFmt w:val="lowerLetter"/>
+      <w:lvlText w:val="%2."/>
+      <w:lvlJc w:val="left"/>
+      <w:pPr>
+        <w:ind w:left="1440" w:hanging="360"/>
+      </w:pPr>
+    </w:lvl>
+    <w:lvl w:ilvl="2" w:tplc="FFFFFFFF" w:tentative="1">
+      <w:start w:val="1"/>
+      <w:numFmt w:val="bullet"/>
+      <w:lvlText w:val=""/>
+      <w:lvlJc w:val="left"/>
+      <w:pPr>
+        <w:ind w:left="2160" w:hanging="360"/>
+      </w:pPr>
+      <w:rPr>
+        <w:rFonts w:ascii="Wingdings" w:hAnsi="Wingdings" w:hint="default"/>
+      </w:rPr>
+    </w:lvl>
+    <w:lvl w:ilvl="3" w:tplc="FFFFFFFF" w:tentative="1">
+      <w:start w:val="1"/>
+      <w:numFmt w:val="bullet"/>
+      <w:lvlText w:val=""/>
+      <w:lvlJc w:val="left"/>
+      <w:pPr>
+        <w:ind w:left="2880" w:hanging="360"/>
+      </w:pPr>
+      <w:rPr>
+        <w:rFonts w:ascii="Symbol" w:hAnsi="Symbol" w:hint="default"/>
+      </w:rPr>
+    </w:lvl>
+    <w:lvl w:ilvl="4" w:tplc="FFFFFFFF" w:tentative="1">
+      <w:start w:val="1"/>
+      <w:numFmt w:val="bullet"/>
+      <w:lvlText w:val="o"/>
+      <w:lvlJc w:val="left"/>
+      <w:pPr>
+        <w:ind w:left="3600" w:hanging="360"/>
+      </w:pPr>
+      <w:rPr>
+        <w:rFonts w:ascii="Courier New" w:hAnsi="Courier New" w:cs="Courier New" w:hint="default"/>
+      </w:rPr>
+    </w:lvl>
+    <w:lvl w:ilvl="5" w:tplc="FFFFFFFF" w:tentative="1">
+      <w:start w:val="1"/>
+      <w:numFmt w:val="bullet"/>
+      <w:lvlText w:val=""/>
+      <w:lvlJc w:val="left"/>
+      <w:pPr>
+        <w:ind w:left="4320" w:hanging="360"/>
+      </w:pPr>
+      <w:rPr>
+        <w:rFonts w:ascii="Wingdings" w:hAnsi="Wingdings" w:hint="default"/>
+      </w:rPr>
+    </w:lvl>
+    <w:lvl w:ilvl="6" w:tplc="FFFFFFFF" w:tentative="1">
+      <w:start w:val="1"/>
+      <w:numFmt w:val="bullet"/>
+      <w:lvlText w:val=""/>
+      <w:lvlJc w:val="left"/>
+      <w:pPr>
+        <w:ind w:left="5040" w:hanging="360"/>
+      </w:pPr>
+      <w:rPr>
+        <w:rFonts w:ascii="Symbol" w:hAnsi="Symbol" w:hint="default"/>
+      </w:rPr>
+    </w:lvl>
+    <w:lvl w:ilvl="7" w:tplc="FFFFFFFF" w:tentative="1">
+      <w:start w:val="1"/>
+      <w:numFmt w:val="bullet"/>
+      <w:lvlText w:val="o"/>
+      <w:lvlJc w:val="left"/>
+      <w:pPr>
+        <w:ind w:left="5760" w:hanging="360"/>
+      </w:pPr>
+      <w:rPr>
+        <w:rFonts w:ascii="Courier New" w:hAnsi="Courier New" w:cs="Courier New" w:hint="default"/>
+      </w:rPr>
+    </w:lvl>
+    <w:lvl w:ilvl="8" w:tplc="FFFFFFFF" w:tentative="1">
+      <w:start w:val="1"/>
+      <w:numFmt w:val="bullet"/>
+      <w:lvlText w:val=""/>
+      <w:lvlJc w:val="left"/>
+      <w:pPr>
+        <w:ind w:left="6480" w:hanging="360"/>
+      </w:pPr>
+      <w:rPr>
+        <w:rFonts w:ascii="Wingdings" w:hAnsi="Wingdings" w:hint="default"/>
+      </w:rPr>
+    </w:lvl>
+  </w:abstractNum>
+  <w:abstractNum w:abstractNumId="7" w15:restartNumberingAfterBreak="0">
+    <w:nsid w:val="4E6C4CEE"/>
+    <w:multiLevelType w:val="hybridMultilevel"/>
+    <w:tmpl w:val="56D80C22"/>
+    <w:lvl w:ilvl="0" w:tplc="667C2372">
+      <w:start w:val="1"/>
+      <w:numFmt w:val="upperLetter"/>
+      <w:lvlText w:val="%1)"/>
+      <w:lvlJc w:val="left"/>
+      <w:pPr>
+        <w:ind w:left="720" w:hanging="360"/>
+      </w:pPr>
+      <w:rPr>
+        <w:rFonts w:hint="default"/>
+      </w:rPr>
+    </w:lvl>
+    <w:lvl w:ilvl="1" w:tplc="041B0019" w:tentative="1">
+      <w:start w:val="1"/>
+      <w:numFmt w:val="lowerLetter"/>
+      <w:lvlText w:val="%2."/>
+      <w:lvlJc w:val="left"/>
+      <w:pPr>
+        <w:ind w:left="1440" w:hanging="360"/>
+      </w:pPr>
+    </w:lvl>
+    <w:lvl w:ilvl="2" w:tplc="041B001B" w:tentative="1">
+      <w:start w:val="1"/>
+      <w:numFmt w:val="lowerRoman"/>
+      <w:lvlText w:val="%3."/>
+      <w:lvlJc w:val="right"/>
+      <w:pPr>
+        <w:ind w:left="2160" w:hanging="180"/>
+      </w:pPr>
+    </w:lvl>
+    <w:lvl w:ilvl="3" w:tplc="041B000F" w:tentative="1">
+      <w:start w:val="1"/>
+      <w:numFmt w:val="decimal"/>
+      <w:lvlText w:val="%4."/>
+      <w:lvlJc w:val="left"/>
+      <w:pPr>
+        <w:ind w:left="2880" w:hanging="360"/>
+      </w:pPr>
+    </w:lvl>
+    <w:lvl w:ilvl="4" w:tplc="041B0019" w:tentative="1">
+      <w:start w:val="1"/>
+      <w:numFmt w:val="lowerLetter"/>
+      <w:lvlText w:val="%5."/>
+      <w:lvlJc w:val="left"/>
+      <w:pPr>
+        <w:ind w:left="3600" w:hanging="360"/>
+      </w:pPr>
+    </w:lvl>
+    <w:lvl w:ilvl="5" w:tplc="041B001B" w:tentative="1">
+      <w:start w:val="1"/>
+      <w:numFmt w:val="lowerRoman"/>
+      <w:lvlText w:val="%6."/>
+      <w:lvlJc w:val="right"/>
+      <w:pPr>
+        <w:ind w:left="4320" w:hanging="180"/>
+      </w:pPr>
+    </w:lvl>
+    <w:lvl w:ilvl="6" w:tplc="041B000F" w:tentative="1">
+      <w:start w:val="1"/>
+      <w:numFmt w:val="decimal"/>
+      <w:lvlText w:val="%7."/>
+      <w:lvlJc w:val="left"/>
+      <w:pPr>
+        <w:ind w:left="5040" w:hanging="360"/>
+      </w:pPr>
+    </w:lvl>
+    <w:lvl w:ilvl="7" w:tplc="041B0019" w:tentative="1">
+      <w:start w:val="1"/>
+      <w:numFmt w:val="lowerLetter"/>
+      <w:lvlText w:val="%8."/>
+      <w:lvlJc w:val="left"/>
+      <w:pPr>
+        <w:ind w:left="5760" w:hanging="360"/>
+      </w:pPr>
+    </w:lvl>
+    <w:lvl w:ilvl="8" w:tplc="041B001B" w:tentative="1">
+      <w:start w:val="1"/>
+      <w:numFmt w:val="lowerRoman"/>
+      <w:lvlText w:val="%9."/>
+      <w:lvlJc w:val="right"/>
+      <w:pPr>
+        <w:ind w:left="6480" w:hanging="180"/>
+      </w:pPr>
+    </w:lvl>
+  </w:abstractNum>
+  <w:abstractNum w:abstractNumId="8" w15:restartNumberingAfterBreak="0">
+    <w:nsid w:val="5554317A"/>
+    <w:multiLevelType w:val="hybridMultilevel"/>
+    <w:tmpl w:val="C494FCD2"/>
+    <w:lvl w:ilvl="0" w:tplc="041B0001">
+      <w:start w:val="1"/>
+      <w:numFmt w:val="bullet"/>
+      <w:lvlText w:val=""/>
+      <w:lvlJc w:val="left"/>
+      <w:pPr>
+        <w:ind w:left="720" w:hanging="360"/>
+      </w:pPr>
+      <w:rPr>
+        <w:rFonts w:ascii="Symbol" w:hAnsi="Symbol" w:hint="default"/>
+      </w:rPr>
+    </w:lvl>
+    <w:lvl w:ilvl="1" w:tplc="041B0003" w:tentative="1">
+      <w:start w:val="1"/>
+      <w:numFmt w:val="bullet"/>
+      <w:lvlText w:val="o"/>
+      <w:lvlJc w:val="left"/>
+      <w:pPr>
+        <w:ind w:left="1440" w:hanging="360"/>
+      </w:pPr>
+      <w:rPr>
+        <w:rFonts w:ascii="Courier New" w:hAnsi="Courier New" w:cs="Courier New" w:hint="default"/>
+      </w:rPr>
+    </w:lvl>
+    <w:lvl w:ilvl="2" w:tplc="041B0005" w:tentative="1">
+      <w:start w:val="1"/>
+      <w:numFmt w:val="bullet"/>
+      <w:lvlText w:val=""/>
+      <w:lvlJc w:val="left"/>
+      <w:pPr>
+        <w:ind w:left="2160" w:hanging="360"/>
+      </w:pPr>
+      <w:rPr>
+        <w:rFonts w:ascii="Wingdings" w:hAnsi="Wingdings" w:hint="default"/>
+      </w:rPr>
+    </w:lvl>
+    <w:lvl w:ilvl="3" w:tplc="041B0001" w:tentative="1">
+      <w:start w:val="1"/>
+      <w:numFmt w:val="bullet"/>
+      <w:lvlText w:val=""/>
+      <w:lvlJc w:val="left"/>
+      <w:pPr>
+        <w:ind w:left="2880" w:hanging="360"/>
+      </w:pPr>
+      <w:rPr>
+        <w:rFonts w:ascii="Symbol" w:hAnsi="Symbol" w:hint="default"/>
+      </w:rPr>
+    </w:lvl>
+    <w:lvl w:ilvl="4" w:tplc="041B0003" w:tentative="1">
+      <w:start w:val="1"/>
+      <w:numFmt w:val="bullet"/>
+      <w:lvlText w:val="o"/>
+      <w:lvlJc w:val="left"/>
+      <w:pPr>
+        <w:ind w:left="3600" w:hanging="360"/>
+      </w:pPr>
+      <w:rPr>
+        <w:rFonts w:ascii="Courier New" w:hAnsi="Courier New" w:cs="Courier New" w:hint="default"/>
+      </w:rPr>
+    </w:lvl>
+    <w:lvl w:ilvl="5" w:tplc="041B0005" w:tentative="1">
+      <w:start w:val="1"/>
+      <w:numFmt w:val="bullet"/>
+      <w:lvlText w:val=""/>
+      <w:lvlJc w:val="left"/>
+      <w:pPr>
+        <w:ind w:left="4320" w:hanging="360"/>
+      </w:pPr>
+      <w:rPr>
+        <w:rFonts w:ascii="Wingdings" w:hAnsi="Wingdings" w:hint="default"/>
+      </w:rPr>
+    </w:lvl>
+    <w:lvl w:ilvl="6" w:tplc="041B0001" w:tentative="1">
+      <w:start w:val="1"/>
+      <w:numFmt w:val="bullet"/>
+      <w:lvlText w:val=""/>
+      <w:lvlJc w:val="left"/>
+      <w:pPr>
+        <w:ind w:left="5040" w:hanging="360"/>
+      </w:pPr>
+      <w:rPr>
+        <w:rFonts w:ascii="Symbol" w:hAnsi="Symbol" w:hint="default"/>
+      </w:rPr>
+    </w:lvl>
+    <w:lvl w:ilvl="7" w:tplc="041B0003" w:tentative="1">
+      <w:start w:val="1"/>
+      <w:numFmt w:val="bullet"/>
+      <w:lvlText w:val="o"/>
+      <w:lvlJc w:val="left"/>
+      <w:pPr>
+        <w:ind w:left="5760" w:hanging="360"/>
+      </w:pPr>
+      <w:rPr>
+        <w:rFonts w:ascii="Courier New" w:hAnsi="Courier New" w:cs="Courier New" w:hint="default"/>
+      </w:rPr>
+    </w:lvl>
+    <w:lvl w:ilvl="8" w:tplc="041B0005" w:tentative="1">
+      <w:start w:val="1"/>
+      <w:numFmt w:val="bullet"/>
+      <w:lvlText w:val=""/>
+      <w:lvlJc w:val="left"/>
+      <w:pPr>
+        <w:ind w:left="6480" w:hanging="360"/>
+      </w:pPr>
+      <w:rPr>
+        <w:rFonts w:ascii="Wingdings" w:hAnsi="Wingdings" w:hint="default"/>
+      </w:rPr>
+    </w:lvl>
+  </w:abstractNum>
+  <w:abstractNum w:abstractNumId="9" w15:restartNumberingAfterBreak="0">
     <w:nsid w:val="590C57E7"/>
     <w:multiLevelType w:val="hybridMultilevel"/>
     <w:tmpl w:val="E5941512"/>
@@ -8632,10 +9810,10 @@
       </w:rPr>
     </w:lvl>
   </w:abstractNum>
-  <w:abstractNum w:abstractNumId="6" w15:restartNumberingAfterBreak="0">
-    <w:nsid w:val="6C6362A2"/>
+  <w:abstractNum w:abstractNumId="10" w15:restartNumberingAfterBreak="0">
+    <w:nsid w:val="5B935082"/>
     <w:multiLevelType w:val="hybridMultilevel"/>
-    <w:tmpl w:val="CCE27F22"/>
+    <w:tmpl w:val="95D229AE"/>
     <w:lvl w:ilvl="0" w:tplc="041B0001">
       <w:start w:val="1"/>
       <w:numFmt w:val="bullet"/>
@@ -8660,7 +9838,7 @@
         <w:rFonts w:ascii="Courier New" w:hAnsi="Courier New" w:cs="Courier New" w:hint="default"/>
       </w:rPr>
     </w:lvl>
-    <w:lvl w:ilvl="2" w:tplc="041B0005">
+    <w:lvl w:ilvl="2" w:tplc="041B0005" w:tentative="1">
       <w:start w:val="1"/>
       <w:numFmt w:val="bullet"/>
       <w:lvlText w:val=""/>
@@ -8672,7 +9850,7 @@
         <w:rFonts w:ascii="Wingdings" w:hAnsi="Wingdings" w:hint="default"/>
       </w:rPr>
     </w:lvl>
-    <w:lvl w:ilvl="3" w:tplc="041B0001">
+    <w:lvl w:ilvl="3" w:tplc="041B0001" w:tentative="1">
       <w:start w:val="1"/>
       <w:numFmt w:val="bullet"/>
       <w:lvlText w:val=""/>
@@ -8745,7 +9923,211 @@
       </w:rPr>
     </w:lvl>
   </w:abstractNum>
-  <w:abstractNum w:abstractNumId="7" w15:restartNumberingAfterBreak="0">
+  <w:abstractNum w:abstractNumId="11" w15:restartNumberingAfterBreak="0">
+    <w:nsid w:val="6C6362A2"/>
+    <w:multiLevelType w:val="hybridMultilevel"/>
+    <w:tmpl w:val="BE3ED4FC"/>
+    <w:lvl w:ilvl="0" w:tplc="041B0001">
+      <w:start w:val="1"/>
+      <w:numFmt w:val="bullet"/>
+      <w:lvlText w:val=""/>
+      <w:lvlJc w:val="left"/>
+      <w:pPr>
+        <w:ind w:left="720" w:hanging="360"/>
+      </w:pPr>
+      <w:rPr>
+        <w:rFonts w:ascii="Symbol" w:hAnsi="Symbol" w:hint="default"/>
+      </w:rPr>
+    </w:lvl>
+    <w:lvl w:ilvl="1" w:tplc="041B0003">
+      <w:start w:val="1"/>
+      <w:numFmt w:val="bullet"/>
+      <w:lvlText w:val="o"/>
+      <w:lvlJc w:val="left"/>
+      <w:pPr>
+        <w:ind w:left="1440" w:hanging="360"/>
+      </w:pPr>
+      <w:rPr>
+        <w:rFonts w:ascii="Courier New" w:hAnsi="Courier New" w:cs="Courier New" w:hint="default"/>
+      </w:rPr>
+    </w:lvl>
+    <w:lvl w:ilvl="2" w:tplc="041B0005">
+      <w:start w:val="1"/>
+      <w:numFmt w:val="bullet"/>
+      <w:lvlText w:val=""/>
+      <w:lvlJc w:val="left"/>
+      <w:pPr>
+        <w:ind w:left="2160" w:hanging="360"/>
+      </w:pPr>
+      <w:rPr>
+        <w:rFonts w:ascii="Wingdings" w:hAnsi="Wingdings" w:hint="default"/>
+      </w:rPr>
+    </w:lvl>
+    <w:lvl w:ilvl="3" w:tplc="041B0001">
+      <w:start w:val="1"/>
+      <w:numFmt w:val="bullet"/>
+      <w:lvlText w:val=""/>
+      <w:lvlJc w:val="left"/>
+      <w:pPr>
+        <w:ind w:left="2880" w:hanging="360"/>
+      </w:pPr>
+      <w:rPr>
+        <w:rFonts w:ascii="Symbol" w:hAnsi="Symbol" w:hint="default"/>
+      </w:rPr>
+    </w:lvl>
+    <w:lvl w:ilvl="4" w:tplc="041B0003" w:tentative="1">
+      <w:start w:val="1"/>
+      <w:numFmt w:val="bullet"/>
+      <w:lvlText w:val="o"/>
+      <w:lvlJc w:val="left"/>
+      <w:pPr>
+        <w:ind w:left="3600" w:hanging="360"/>
+      </w:pPr>
+      <w:rPr>
+        <w:rFonts w:ascii="Courier New" w:hAnsi="Courier New" w:cs="Courier New" w:hint="default"/>
+      </w:rPr>
+    </w:lvl>
+    <w:lvl w:ilvl="5" w:tplc="041B0005" w:tentative="1">
+      <w:start w:val="1"/>
+      <w:numFmt w:val="bullet"/>
+      <w:lvlText w:val=""/>
+      <w:lvlJc w:val="left"/>
+      <w:pPr>
+        <w:ind w:left="4320" w:hanging="360"/>
+      </w:pPr>
+      <w:rPr>
+        <w:rFonts w:ascii="Wingdings" w:hAnsi="Wingdings" w:hint="default"/>
+      </w:rPr>
+    </w:lvl>
+    <w:lvl w:ilvl="6" w:tplc="041B0001" w:tentative="1">
+      <w:start w:val="1"/>
+      <w:numFmt w:val="bullet"/>
+      <w:lvlText w:val=""/>
+      <w:lvlJc w:val="left"/>
+      <w:pPr>
+        <w:ind w:left="5040" w:hanging="360"/>
+      </w:pPr>
+      <w:rPr>
+        <w:rFonts w:ascii="Symbol" w:hAnsi="Symbol" w:hint="default"/>
+      </w:rPr>
+    </w:lvl>
+    <w:lvl w:ilvl="7" w:tplc="041B0003" w:tentative="1">
+      <w:start w:val="1"/>
+      <w:numFmt w:val="bullet"/>
+      <w:lvlText w:val="o"/>
+      <w:lvlJc w:val="left"/>
+      <w:pPr>
+        <w:ind w:left="5760" w:hanging="360"/>
+      </w:pPr>
+      <w:rPr>
+        <w:rFonts w:ascii="Courier New" w:hAnsi="Courier New" w:cs="Courier New" w:hint="default"/>
+      </w:rPr>
+    </w:lvl>
+    <w:lvl w:ilvl="8" w:tplc="041B0005" w:tentative="1">
+      <w:start w:val="1"/>
+      <w:numFmt w:val="bullet"/>
+      <w:lvlText w:val=""/>
+      <w:lvlJc w:val="left"/>
+      <w:pPr>
+        <w:ind w:left="6480" w:hanging="360"/>
+      </w:pPr>
+      <w:rPr>
+        <w:rFonts w:ascii="Wingdings" w:hAnsi="Wingdings" w:hint="default"/>
+      </w:rPr>
+    </w:lvl>
+  </w:abstractNum>
+  <w:abstractNum w:abstractNumId="12" w15:restartNumberingAfterBreak="0">
+    <w:nsid w:val="7147044F"/>
+    <w:multiLevelType w:val="hybridMultilevel"/>
+    <w:tmpl w:val="2CC04C82"/>
+    <w:lvl w:ilvl="0" w:tplc="A9F0F3A8">
+      <w:start w:val="1"/>
+      <w:numFmt w:val="lowerLetter"/>
+      <w:lvlText w:val="%1."/>
+      <w:lvlJc w:val="left"/>
+      <w:pPr>
+        <w:ind w:left="720" w:hanging="360"/>
+      </w:pPr>
+      <w:rPr>
+        <w:rFonts w:hint="default"/>
+        <w:i w:val="0"/>
+        <w:iCs w:val="0"/>
+      </w:rPr>
+    </w:lvl>
+    <w:lvl w:ilvl="1" w:tplc="041B0019" w:tentative="1">
+      <w:start w:val="1"/>
+      <w:numFmt w:val="lowerLetter"/>
+      <w:lvlText w:val="%2."/>
+      <w:lvlJc w:val="left"/>
+      <w:pPr>
+        <w:ind w:left="1440" w:hanging="360"/>
+      </w:pPr>
+    </w:lvl>
+    <w:lvl w:ilvl="2" w:tplc="041B001B" w:tentative="1">
+      <w:start w:val="1"/>
+      <w:numFmt w:val="lowerRoman"/>
+      <w:lvlText w:val="%3."/>
+      <w:lvlJc w:val="right"/>
+      <w:pPr>
+        <w:ind w:left="2160" w:hanging="180"/>
+      </w:pPr>
+    </w:lvl>
+    <w:lvl w:ilvl="3" w:tplc="041B000F" w:tentative="1">
+      <w:start w:val="1"/>
+      <w:numFmt w:val="decimal"/>
+      <w:lvlText w:val="%4."/>
+      <w:lvlJc w:val="left"/>
+      <w:pPr>
+        <w:ind w:left="2880" w:hanging="360"/>
+      </w:pPr>
+    </w:lvl>
+    <w:lvl w:ilvl="4" w:tplc="041B0019" w:tentative="1">
+      <w:start w:val="1"/>
+      <w:numFmt w:val="lowerLetter"/>
+      <w:lvlText w:val="%5."/>
+      <w:lvlJc w:val="left"/>
+      <w:pPr>
+        <w:ind w:left="3600" w:hanging="360"/>
+      </w:pPr>
+    </w:lvl>
+    <w:lvl w:ilvl="5" w:tplc="041B001B" w:tentative="1">
+      <w:start w:val="1"/>
+      <w:numFmt w:val="lowerRoman"/>
+      <w:lvlText w:val="%6."/>
+      <w:lvlJc w:val="right"/>
+      <w:pPr>
+        <w:ind w:left="4320" w:hanging="180"/>
+      </w:pPr>
+    </w:lvl>
+    <w:lvl w:ilvl="6" w:tplc="041B000F" w:tentative="1">
+      <w:start w:val="1"/>
+      <w:numFmt w:val="decimal"/>
+      <w:lvlText w:val="%7."/>
+      <w:lvlJc w:val="left"/>
+      <w:pPr>
+        <w:ind w:left="5040" w:hanging="360"/>
+      </w:pPr>
+    </w:lvl>
+    <w:lvl w:ilvl="7" w:tplc="041B0019" w:tentative="1">
+      <w:start w:val="1"/>
+      <w:numFmt w:val="lowerLetter"/>
+      <w:lvlText w:val="%8."/>
+      <w:lvlJc w:val="left"/>
+      <w:pPr>
+        <w:ind w:left="5760" w:hanging="360"/>
+      </w:pPr>
+    </w:lvl>
+    <w:lvl w:ilvl="8" w:tplc="041B001B" w:tentative="1">
+      <w:start w:val="1"/>
+      <w:numFmt w:val="lowerRoman"/>
+      <w:lvlText w:val="%9."/>
+      <w:lvlJc w:val="right"/>
+      <w:pPr>
+        <w:ind w:left="6480" w:hanging="180"/>
+      </w:pPr>
+    </w:lvl>
+  </w:abstractNum>
+  <w:abstractNum w:abstractNumId="13" w15:restartNumberingAfterBreak="0">
     <w:nsid w:val="7B096688"/>
     <w:multiLevelType w:val="hybridMultilevel"/>
     <w:tmpl w:val="46D6D052"/>
@@ -8835,40 +10217,58 @@
       </w:pPr>
     </w:lvl>
   </w:abstractNum>
-  <w:num w:numId="1">
+  <w:num w:numId="1" w16cid:durableId="1585871725">
+    <w:abstractNumId w:val="11"/>
+  </w:num>
+  <w:num w:numId="2" w16cid:durableId="1269973314">
+    <w:abstractNumId w:val="2"/>
+  </w:num>
+  <w:num w:numId="3" w16cid:durableId="1133520556">
+    <w:abstractNumId w:val="4"/>
+  </w:num>
+  <w:num w:numId="4" w16cid:durableId="1110011003">
+    <w:abstractNumId w:val="13"/>
+  </w:num>
+  <w:num w:numId="5" w16cid:durableId="96218305">
+    <w:abstractNumId w:val="1"/>
+  </w:num>
+  <w:num w:numId="6" w16cid:durableId="447239468">
+    <w:abstractNumId w:val="0"/>
+  </w:num>
+  <w:num w:numId="7" w16cid:durableId="1387072534">
+    <w:abstractNumId w:val="9"/>
+  </w:num>
+  <w:num w:numId="8" w16cid:durableId="1806240555">
+    <w:abstractNumId w:val="5"/>
+  </w:num>
+  <w:num w:numId="9" w16cid:durableId="1675647731">
+    <w:abstractNumId w:val="10"/>
+  </w:num>
+  <w:num w:numId="10" w16cid:durableId="473454223">
     <w:abstractNumId w:val="6"/>
   </w:num>
-  <w:num w:numId="2">
-    <w:abstractNumId w:val="2"/>
+  <w:num w:numId="11" w16cid:durableId="1582179868">
+    <w:abstractNumId w:val="12"/>
   </w:num>
-  <w:num w:numId="3">
+  <w:num w:numId="12" w16cid:durableId="1033110888">
     <w:abstractNumId w:val="3"/>
   </w:num>
-  <w:num w:numId="4">
+  <w:num w:numId="13" w16cid:durableId="949775292">
+    <w:abstractNumId w:val="8"/>
+  </w:num>
+  <w:num w:numId="14" w16cid:durableId="317344540">
     <w:abstractNumId w:val="7"/>
-  </w:num>
-  <w:num w:numId="5">
-    <w:abstractNumId w:val="1"/>
-  </w:num>
-  <w:num w:numId="6">
-    <w:abstractNumId w:val="0"/>
-  </w:num>
-  <w:num w:numId="7">
-    <w:abstractNumId w:val="5"/>
-  </w:num>
-  <w:num w:numId="8">
-    <w:abstractNumId w:val="4"/>
   </w:num>
 </w:numbering>
 </file>
 
 <file path=word/styles.xml><?xml version="1.0" encoding="utf-8"?>
-<w:styles xmlns:mc="http://schemas.openxmlformats.org/markup-compatibility/2006" xmlns:r="http://schemas.openxmlformats.org/officeDocument/2006/relationships" xmlns:w="http://schemas.openxmlformats.org/wordprocessingml/2006/main" xmlns:w14="http://schemas.microsoft.com/office/word/2010/wordml" xmlns:w15="http://schemas.microsoft.com/office/word/2012/wordml" xmlns:w16cex="http://schemas.microsoft.com/office/word/2018/wordml/cex" xmlns:w16cid="http://schemas.microsoft.com/office/word/2016/wordml/cid" xmlns:w16="http://schemas.microsoft.com/office/word/2018/wordml" xmlns:w16sdtdh="http://schemas.microsoft.com/office/word/2020/wordml/sdtdatahash" xmlns:w16se="http://schemas.microsoft.com/office/word/2015/wordml/symex" mc:Ignorable="w14 w15 w16se w16cid w16 w16cex w16sdtdh">
+<w:styles xmlns:mc="http://schemas.openxmlformats.org/markup-compatibility/2006" xmlns:r="http://schemas.openxmlformats.org/officeDocument/2006/relationships" xmlns:w="http://schemas.openxmlformats.org/wordprocessingml/2006/main" xmlns:w14="http://schemas.microsoft.com/office/word/2010/wordml" xmlns:w15="http://schemas.microsoft.com/office/word/2012/wordml" xmlns:w16cex="http://schemas.microsoft.com/office/word/2018/wordml/cex" xmlns:w16cid="http://schemas.microsoft.com/office/word/2016/wordml/cid" xmlns:w16="http://schemas.microsoft.com/office/word/2018/wordml" xmlns:w16du="http://schemas.microsoft.com/office/word/2023/wordml/word16du" xmlns:w16sdtdh="http://schemas.microsoft.com/office/word/2020/wordml/sdtdatahash" xmlns:w16sdtfl="http://schemas.microsoft.com/office/word/2024/wordml/sdtformatlock" xmlns:w16se="http://schemas.microsoft.com/office/word/2015/wordml/symex" mc:Ignorable="w14 w15 w16se w16cid w16 w16cex w16sdtdh w16sdtfl w16du">
   <w:docDefaults>
     <w:rPrDefault>
       <w:rPr>
         <w:rFonts w:ascii="Calibri" w:eastAsia="Calibri" w:hAnsi="Calibri" w:cs="Times New Roman"/>
-        <w:lang w:val="en-US" w:eastAsia="en-US" w:bidi="ar-SA"/>
+        <w:lang w:val="en-SK" w:eastAsia="en-GB" w:bidi="ar-SA"/>
       </w:rPr>
     </w:rPrDefault>
     <w:pPrDefault/>
@@ -9261,7 +10661,7 @@
     <w:rPr>
       <w:sz w:val="22"/>
       <w:szCs w:val="22"/>
-      <w:lang w:val="sk-SK"/>
+      <w:lang w:val="sk-SK" w:eastAsia="en-US"/>
     </w:rPr>
   </w:style>
   <w:style w:type="character" w:default="1" w:styleId="DefaultParagraphFont">
@@ -9327,17 +10727,6 @@
       <w:lang w:eastAsia="ar-SA"/>
     </w:rPr>
   </w:style>
-  <w:style w:type="character" w:styleId="Hyperlink">
-    <w:name w:val="Hyperlink"/>
-    <w:uiPriority w:val="99"/>
-    <w:semiHidden/>
-    <w:unhideWhenUsed/>
-    <w:rsid w:val="00862B74"/>
-    <w:rPr>
-      <w:color w:val="0000FF"/>
-      <w:u w:val="single"/>
-    </w:rPr>
-  </w:style>
 </w:styles>
 </file>
 
@@ -9352,39 +10741,39 @@
         <a:sysClr val="window" lastClr="FFFFFF"/>
       </a:lt1>
       <a:dk2>
-        <a:srgbClr val="44546A"/>
+        <a:srgbClr val="0E2841"/>
       </a:dk2>
       <a:lt2>
-        <a:srgbClr val="E7E6E6"/>
+        <a:srgbClr val="E8E8E8"/>
       </a:lt2>
       <a:accent1>
-        <a:srgbClr val="4472C4"/>
+        <a:srgbClr val="156082"/>
       </a:accent1>
       <a:accent2>
-        <a:srgbClr val="ED7D31"/>
+        <a:srgbClr val="E97132"/>
       </a:accent2>
       <a:accent3>
-        <a:srgbClr val="A5A5A5"/>
+        <a:srgbClr val="196B24"/>
       </a:accent3>
       <a:accent4>
-        <a:srgbClr val="FFC000"/>
+        <a:srgbClr val="0F9ED5"/>
       </a:accent4>
       <a:accent5>
-        <a:srgbClr val="5B9BD5"/>
+        <a:srgbClr val="A02B93"/>
       </a:accent5>
       <a:accent6>
-        <a:srgbClr val="70AD47"/>
+        <a:srgbClr val="4EA72E"/>
       </a:accent6>
       <a:hlink>
-        <a:srgbClr val="0563C1"/>
+        <a:srgbClr val="467886"/>
       </a:hlink>
       <a:folHlink>
-        <a:srgbClr val="954F72"/>
+        <a:srgbClr val="96607D"/>
       </a:folHlink>
     </a:clrScheme>
     <a:fontScheme name="Office">
       <a:majorFont>
-        <a:latin typeface="Calibri Light" panose="020F0302020204030204"/>
+        <a:latin typeface="Aptos Display" panose="02110004020202020204"/>
         <a:ea typeface=""/>
         <a:cs typeface=""/>
         <a:font script="Jpan" typeface="游ゴシック Light"/>
@@ -9436,7 +10825,7 @@
         <a:font script="Tfng" typeface="Ebrima"/>
       </a:majorFont>
       <a:minorFont>
-        <a:latin typeface="Calibri" panose="020F0502020204030204"/>
+        <a:latin typeface="Aptos" panose="02110004020202020204"/>
         <a:ea typeface=""/>
         <a:cs typeface=""/>
         <a:font script="Jpan" typeface="游明朝"/>
@@ -9547,13 +10936,6 @@
         </a:gradFill>
       </a:fillStyleLst>
       <a:lnStyleLst>
-        <a:ln w="6350" cap="flat" cmpd="sng" algn="ctr">
-          <a:solidFill>
-            <a:schemeClr val="phClr"/>
-          </a:solidFill>
-          <a:prstDash val="solid"/>
-          <a:miter lim="800000"/>
-        </a:ln>
         <a:ln w="12700" cap="flat" cmpd="sng" algn="ctr">
           <a:solidFill>
             <a:schemeClr val="phClr"/>
@@ -9562,6 +10944,13 @@
           <a:miter lim="800000"/>
         </a:ln>
         <a:ln w="19050" cap="flat" cmpd="sng" algn="ctr">
+          <a:solidFill>
+            <a:schemeClr val="phClr"/>
+          </a:solidFill>
+          <a:prstDash val="solid"/>
+          <a:miter lim="800000"/>
+        </a:ln>
+        <a:ln w="25400" cap="flat" cmpd="sng" algn="ctr">
           <a:solidFill>
             <a:schemeClr val="phClr"/>
           </a:solidFill>
@@ -9626,11 +11015,31 @@
       </a:bgFillStyleLst>
     </a:fmtScheme>
   </a:themeElements>
-  <a:objectDefaults/>
+  <a:objectDefaults>
+    <a:lnDef>
+      <a:spPr/>
+      <a:bodyPr/>
+      <a:lstStyle/>
+      <a:style>
+        <a:lnRef idx="2">
+          <a:schemeClr val="accent1"/>
+        </a:lnRef>
+        <a:fillRef idx="0">
+          <a:schemeClr val="accent1"/>
+        </a:fillRef>
+        <a:effectRef idx="1">
+          <a:schemeClr val="accent1"/>
+        </a:effectRef>
+        <a:fontRef idx="minor">
+          <a:schemeClr val="tx1"/>
+        </a:fontRef>
+      </a:style>
+    </a:lnDef>
+  </a:objectDefaults>
   <a:extraClrSchemeLst/>
   <a:extLst>
     <a:ext uri="{05A4C25C-085E-4340-85A3-A5531E510DB2}">
-      <thm15:themeFamily xmlns:thm15="http://schemas.microsoft.com/office/thememl/2012/main" name="Office Theme" id="{62F939B6-93AF-4DB8-9C6B-D6C7DFDC589F}" vid="{4A3C46E8-61CC-4603-A589-7422A47A8E4A}"/>
+      <thm15:themeFamily xmlns:thm15="http://schemas.microsoft.com/office/thememl/2012/main" name="Office Theme" id="{2E142A2C-CD16-42D6-873A-C26D2A0506FA}" vid="{1BDDFF52-6CD6-40A5-AB3C-68EB2F1E4D0A}"/>
     </a:ext>
   </a:extLst>
 </a:theme>
